--- a/11-变流电路/02-逆变电路/正弦波逆变电路/正弦波逆变电路.docx
+++ b/11-变流电路/02-逆变电路/正弦波逆变电路/正弦波逆变电路.docx
@@ -2906,6 +2906,20 @@
     </w:p>
     <w:bookmarkEnd w:id="26"/>
     <w:bookmarkEnd w:id="27"/>
+    <w:p>
+      <w:pPr>
+        <w:spacing w:before="360"/>
+        <w:jc w:val="center"/>
+      </w:pPr>
+      <w:r>
+        <w:rPr>
+          <w:rFonts w:ascii="Times New Roman" w:hAnsi="Times New Roman"/>
+          <w:color w:val="555555"/>
+          <w:sz w:val="21"/>
+        </w:rPr>
+        <w:t>材料收集者：杜文杰</w:t>
+      </w:r>
+    </w:p>
     <w:sectPr>
       <w:headerReference r:id="rId9" w:type="default"/>
       <w:footerReference r:id="rId10" w:type="default"/>

--- a/11-变流电路/02-逆变电路/正弦波逆变电路/正弦波逆变电路.docx
+++ b/11-变流电路/02-逆变电路/正弦波逆变电路/正弦波逆变电路.docx
@@ -1,6 +1,6 @@
 
 <file path=word/document.xml><?xml version="1.0" encoding="utf-8"?>
-<w:document xmlns:w="http://schemas.openxmlformats.org/wordprocessingml/2006/main" xmlns:m="http://schemas.openxmlformats.org/officeDocument/2006/math" xmlns:r="http://schemas.openxmlformats.org/officeDocument/2006/relationships" xmlns:o="urn:schemas-microsoft-com:office:office" xmlns:v="urn:schemas-microsoft-com:vml" xmlns:w10="urn:schemas-microsoft-com:office:word" xmlns:a="http://schemas.openxmlformats.org/drawingml/2006/main" xmlns:pic="http://schemas.openxmlformats.org/drawingml/2006/picture" xmlns:wp="http://schemas.openxmlformats.org/drawingml/2006/wordprocessingDrawing">
+<w:document xmlns:m="http://schemas.openxmlformats.org/officeDocument/2006/math" xmlns:r="http://schemas.openxmlformats.org/officeDocument/2006/relationships" xmlns:w="http://schemas.openxmlformats.org/wordprocessingml/2006/main" xmlns:o="urn:schemas-microsoft-com:office:office" xmlns:v="urn:schemas-microsoft-com:vml" xmlns:w10="urn:schemas-microsoft-com:office:word" xmlns:a="http://schemas.openxmlformats.org/drawingml/2006/main" xmlns:pic="http://schemas.openxmlformats.org/drawingml/2006/picture" xmlns:wp="http://schemas.openxmlformats.org/drawingml/2006/wordprocessingDrawing">
   <w:body>
     <w:bookmarkStart w:id="27" w:name="正弦波逆变电路"/>
     <w:p>
@@ -9,7 +9,7 @@
       </w:pPr>
       <w:r>
         <w:rPr>
-          <w:rFonts w:hint="eastAsia"/>
+          <w:rFonts w:hint="eastAsia" w:eastAsia="黑体"/>
         </w:rPr>
         <w:t xml:space="preserve">正弦波逆变电路</w:t>
       </w:r>
@@ -21,7 +21,7 @@
       </w:pPr>
       <w:r>
         <w:rPr>
-          <w:rFonts w:hint="eastAsia"/>
+          <w:rFonts w:hint="eastAsia" w:eastAsia="黑体"/>
         </w:rPr>
         <w:t xml:space="preserve">拓扑描述</w:t>
       </w:r>
@@ -32,16 +32,19 @@
       </w:pPr>
       <w:r>
         <w:rPr>
-          <w:rFonts w:hint="eastAsia"/>
+          <w:rFonts w:hint="eastAsia" w:eastAsia="黑体"/>
         </w:rPr>
         <w:t xml:space="preserve">由</w:t>
       </w:r>
       <w:r>
+        <w:rPr>
+          <w:rFonts w:eastAsia="黑体"/>
+        </w:rPr>
         <w:t xml:space="preserve"> </w:t>
       </w:r>
       <w:r>
         <w:rPr>
-          <w:rFonts w:hint="eastAsia"/>
+          <w:rFonts w:hint="eastAsia" w:eastAsia="黑体"/>
           <w:b/>
           <w:bCs/>
         </w:rPr>
@@ -49,6 +52,7 @@
       </w:r>
       <w:r>
         <w:rPr>
+          <w:rFonts w:eastAsia="黑体"/>
           <w:b/>
           <w:bCs/>
         </w:rPr>
@@ -56,7 +60,7 @@
       </w:r>
       <w:r>
         <w:rPr>
-          <w:rFonts w:hint="eastAsia"/>
+          <w:rFonts w:hint="eastAsia" w:eastAsia="黑体"/>
           <w:b/>
           <w:bCs/>
         </w:rPr>
@@ -64,6 +68,7 @@
       </w:r>
       <w:r>
         <w:rPr>
+          <w:rFonts w:eastAsia="黑体"/>
           <w:b/>
           <w:bCs/>
         </w:rPr>
@@ -85,6 +90,7 @@
       </m:oMath>
       <w:r>
         <w:rPr>
+          <w:rFonts w:eastAsia="黑体"/>
           <w:b/>
           <w:bCs/>
         </w:rPr>
@@ -106,17 +112,21 @@
       </m:oMath>
       <w:r>
         <w:rPr>
-          <w:rFonts w:hint="eastAsia"/>
+          <w:rFonts w:hint="eastAsia" w:eastAsia="黑体"/>
           <w:b/>
           <w:bCs/>
         </w:rPr>
         <w:t xml:space="preserve">，各反并联续流二极管）</w:t>
       </w:r>
       <w:r>
+        <w:rPr>
+          <w:rFonts w:eastAsia="黑体"/>
+        </w:rPr>
         <w:t xml:space="preserve">、</w:t>
       </w:r>
       <w:r>
         <w:rPr>
+          <w:rFonts w:eastAsia="黑体"/>
           <w:b/>
           <w:bCs/>
         </w:rPr>
@@ -124,17 +134,21 @@
       </w:r>
       <w:r>
         <w:rPr>
-          <w:rFonts w:hint="eastAsia"/>
+          <w:rFonts w:hint="eastAsia" w:eastAsia="黑体"/>
           <w:b/>
           <w:bCs/>
         </w:rPr>
         <w:t xml:space="preserve">控制器</w:t>
       </w:r>
       <w:r>
+        <w:rPr>
+          <w:rFonts w:eastAsia="黑体"/>
+        </w:rPr>
         <w:t xml:space="preserve">、</w:t>
       </w:r>
       <w:r>
         <w:rPr>
+          <w:rFonts w:eastAsia="黑体"/>
           <w:b/>
           <w:bCs/>
         </w:rPr>
@@ -142,7 +156,7 @@
       </w:r>
       <w:r>
         <w:rPr>
-          <w:rFonts w:hint="eastAsia"/>
+          <w:rFonts w:hint="eastAsia" w:eastAsia="黑体"/>
           <w:b/>
           <w:bCs/>
         </w:rPr>
@@ -164,27 +178,33 @@
       </m:oMath>
       <w:r>
         <w:rPr>
-          <w:rFonts w:hint="eastAsia"/>
+          <w:rFonts w:hint="eastAsia" w:eastAsia="黑体"/>
           <w:b/>
           <w:bCs/>
         </w:rPr>
         <w:t xml:space="preserve">）</w:t>
       </w:r>
       <w:r>
+        <w:rPr>
+          <w:rFonts w:eastAsia="黑体"/>
+        </w:rPr>
         <w:t xml:space="preserve"> </w:t>
       </w:r>
       <w:r>
         <w:rPr>
-          <w:rFonts w:hint="eastAsia"/>
+          <w:rFonts w:hint="eastAsia" w:eastAsia="黑体"/>
         </w:rPr>
         <w:t xml:space="preserve">与</w:t>
       </w:r>
       <w:r>
+        <w:rPr>
+          <w:rFonts w:eastAsia="黑体"/>
+        </w:rPr>
         <w:t xml:space="preserve"> </w:t>
       </w:r>
       <w:r>
         <w:rPr>
-          <w:rFonts w:hint="eastAsia"/>
+          <w:rFonts w:hint="eastAsia" w:eastAsia="黑体"/>
           <w:b/>
           <w:bCs/>
         </w:rPr>
@@ -192,6 +212,7 @@
       </w:r>
       <w:r>
         <w:rPr>
+          <w:rFonts w:eastAsia="黑体"/>
           <w:b/>
           <w:bCs/>
         </w:rPr>
@@ -215,17 +236,20 @@
         </m:sSub>
       </m:oMath>
       <w:r>
+        <w:rPr>
+          <w:rFonts w:eastAsia="黑体"/>
+        </w:rPr>
         <w:t xml:space="preserve"> </w:t>
       </w:r>
       <w:r>
         <w:rPr>
-          <w:rFonts w:hint="eastAsia"/>
+          <w:rFonts w:hint="eastAsia" w:eastAsia="黑体"/>
         </w:rPr>
         <w:t xml:space="preserve">组成。电路关键节点：</w:t>
       </w:r>
       <w:r>
         <w:rPr>
-          <w:rFonts w:hint="eastAsia"/>
+          <w:rFonts w:hint="eastAsia" w:eastAsia="黑体"/>
           <w:b/>
           <w:bCs/>
         </w:rPr>
@@ -233,6 +257,7 @@
       </w:r>
       <w:r>
         <w:rPr>
+          <w:rFonts w:eastAsia="黑体"/>
           <w:b/>
           <w:bCs/>
         </w:rPr>
@@ -240,7 +265,7 @@
       </w:r>
       <w:r>
         <w:rPr>
-          <w:rFonts w:hint="eastAsia"/>
+          <w:rFonts w:hint="eastAsia" w:eastAsia="黑体"/>
           <w:b/>
           <w:bCs/>
         </w:rPr>
@@ -248,6 +273,7 @@
       </w:r>
       <w:r>
         <w:rPr>
+          <w:rFonts w:eastAsia="黑体"/>
           <w:b/>
           <w:bCs/>
         </w:rPr>
@@ -260,13 +286,13 @@
       </m:oMath>
       <w:r>
         <w:rPr>
-          <w:rFonts w:hint="eastAsia"/>
+          <w:rFonts w:hint="eastAsia" w:eastAsia="黑体"/>
         </w:rPr>
         <w:t xml:space="preserve">；</w:t>
       </w:r>
       <w:r>
         <w:rPr>
-          <w:rFonts w:hint="eastAsia"/>
+          <w:rFonts w:hint="eastAsia" w:eastAsia="黑体"/>
           <w:b/>
           <w:bCs/>
         </w:rPr>
@@ -274,6 +300,7 @@
       </w:r>
       <w:r>
         <w:rPr>
+          <w:rFonts w:eastAsia="黑体"/>
           <w:b/>
           <w:bCs/>
         </w:rPr>
@@ -281,7 +308,7 @@
       </w:r>
       <w:r>
         <w:rPr>
-          <w:rFonts w:hint="eastAsia"/>
+          <w:rFonts w:hint="eastAsia" w:eastAsia="黑体"/>
           <w:b/>
           <w:bCs/>
         </w:rPr>
@@ -289,6 +316,7 @@
       </w:r>
       <w:r>
         <w:rPr>
+          <w:rFonts w:eastAsia="黑体"/>
           <w:b/>
           <w:bCs/>
         </w:rPr>
@@ -301,13 +329,13 @@
       </m:oMath>
       <w:r>
         <w:rPr>
-          <w:rFonts w:hint="eastAsia"/>
+          <w:rFonts w:hint="eastAsia" w:eastAsia="黑体"/>
         </w:rPr>
         <w:t xml:space="preserve">；</w:t>
       </w:r>
       <w:r>
         <w:rPr>
-          <w:rFonts w:hint="eastAsia"/>
+          <w:rFonts w:hint="eastAsia" w:eastAsia="黑体"/>
           <w:b/>
           <w:bCs/>
         </w:rPr>
@@ -315,6 +343,7 @@
       </w:r>
       <w:r>
         <w:rPr>
+          <w:rFonts w:eastAsia="黑体"/>
           <w:b/>
           <w:bCs/>
         </w:rPr>
@@ -322,7 +351,7 @@
       </w:r>
       <w:r>
         <w:rPr>
-          <w:rFonts w:hint="eastAsia"/>
+          <w:rFonts w:hint="eastAsia" w:eastAsia="黑体"/>
           <w:b/>
           <w:bCs/>
         </w:rPr>
@@ -362,13 +391,13 @@
       </m:oMath>
       <w:r>
         <w:rPr>
-          <w:rFonts w:hint="eastAsia"/>
+          <w:rFonts w:hint="eastAsia" w:eastAsia="黑体"/>
         </w:rPr>
         <w:t xml:space="preserve">；</w:t>
       </w:r>
       <w:r>
         <w:rPr>
-          <w:rFonts w:hint="eastAsia"/>
+          <w:rFonts w:hint="eastAsia" w:eastAsia="黑体"/>
           <w:b/>
           <w:bCs/>
         </w:rPr>
@@ -376,6 +405,7 @@
       </w:r>
       <w:r>
         <w:rPr>
+          <w:rFonts w:eastAsia="黑体"/>
           <w:b/>
           <w:bCs/>
         </w:rPr>
@@ -383,7 +413,7 @@
       </w:r>
       <w:r>
         <w:rPr>
-          <w:rFonts w:hint="eastAsia"/>
+          <w:rFonts w:hint="eastAsia" w:eastAsia="黑体"/>
           <w:b/>
           <w:bCs/>
         </w:rPr>
@@ -391,6 +421,7 @@
       </w:r>
       <w:r>
         <w:rPr>
+          <w:rFonts w:eastAsia="黑体"/>
           <w:b/>
           <w:bCs/>
         </w:rPr>
@@ -418,7 +449,7 @@
       </m:oMath>
       <w:r>
         <w:rPr>
-          <w:rFonts w:hint="eastAsia"/>
+          <w:rFonts w:hint="eastAsia" w:eastAsia="黑体"/>
         </w:rPr>
         <w:t xml:space="preserve">（滤波电感、滤波电容与负载公共点）。</w:t>
       </w:r>
@@ -427,7 +458,7 @@
       <w:pPr/>
       <w:r>
         <w:rPr>
-          <w:rFonts w:hint="eastAsia"/>
+          <w:rFonts w:hint="eastAsia" w:eastAsia="黑体"/>
         </w:rPr>
         <w:t xml:space="preserve">各元件管脚连接：</w:t>
       </w:r>
@@ -446,24 +477,33 @@
         </m:sSub>
       </m:oMath>
       <w:r>
+        <w:rPr>
+          <w:rFonts w:eastAsia="黑体"/>
+        </w:rPr>
         <w:t xml:space="preserve"> </w:t>
       </w:r>
       <w:r>
         <w:rPr>
-          <w:rFonts w:hint="eastAsia"/>
+          <w:rFonts w:hint="eastAsia" w:eastAsia="黑体"/>
         </w:rPr>
         <w:t xml:space="preserve">的</w:t>
       </w:r>
       <w:r>
+        <w:rPr>
+          <w:rFonts w:eastAsia="黑体"/>
+        </w:rPr>
         <w:t xml:space="preserve"> C </w:t>
       </w:r>
       <w:r>
         <w:rPr>
-          <w:rFonts w:hint="eastAsia"/>
+          <w:rFonts w:hint="eastAsia" w:eastAsia="黑体"/>
         </w:rPr>
         <w:t xml:space="preserve">接</w:t>
       </w:r>
       <w:r>
+        <w:rPr>
+          <w:rFonts w:eastAsia="黑体"/>
+        </w:rPr>
         <w:t xml:space="preserve"> </w:t>
       </w:r>
       <m:oMath>
@@ -472,15 +512,21 @@
         </m:r>
       </m:oMath>
       <w:r>
+        <w:rPr>
+          <w:rFonts w:eastAsia="黑体"/>
+        </w:rPr>
         <w:t xml:space="preserve">、E </w:t>
       </w:r>
       <w:r>
         <w:rPr>
-          <w:rFonts w:hint="eastAsia"/>
+          <w:rFonts w:hint="eastAsia" w:eastAsia="黑体"/>
         </w:rPr>
         <w:t xml:space="preserve">接</w:t>
       </w:r>
       <w:r>
+        <w:rPr>
+          <w:rFonts w:eastAsia="黑体"/>
+        </w:rPr>
         <w:t xml:space="preserve"> </w:t>
       </w:r>
       <m:oMath>
@@ -498,20 +544,26 @@
         </m:sSub>
       </m:oMath>
       <w:r>
+        <w:rPr>
+          <w:rFonts w:eastAsia="黑体"/>
+        </w:rPr>
         <w:t xml:space="preserve">、G </w:t>
       </w:r>
       <w:r>
         <w:rPr>
-          <w:rFonts w:hint="eastAsia"/>
+          <w:rFonts w:hint="eastAsia" w:eastAsia="黑体"/>
         </w:rPr>
         <w:t xml:space="preserve">接</w:t>
       </w:r>
       <w:r>
+        <w:rPr>
+          <w:rFonts w:eastAsia="黑体"/>
+        </w:rPr>
         <w:t xml:space="preserve"> SPWM </w:t>
       </w:r>
       <w:r>
         <w:rPr>
-          <w:rFonts w:hint="eastAsia"/>
+          <w:rFonts w:hint="eastAsia" w:eastAsia="黑体"/>
         </w:rPr>
         <w:t xml:space="preserve">驱动；</w:t>
       </w:r>
@@ -530,24 +582,33 @@
         </m:sSub>
       </m:oMath>
       <w:r>
+        <w:rPr>
+          <w:rFonts w:eastAsia="黑体"/>
+        </w:rPr>
         <w:t xml:space="preserve"> </w:t>
       </w:r>
       <w:r>
         <w:rPr>
-          <w:rFonts w:hint="eastAsia"/>
+          <w:rFonts w:hint="eastAsia" w:eastAsia="黑体"/>
         </w:rPr>
         <w:t xml:space="preserve">的</w:t>
       </w:r>
       <w:r>
+        <w:rPr>
+          <w:rFonts w:eastAsia="黑体"/>
+        </w:rPr>
         <w:t xml:space="preserve"> C </w:t>
       </w:r>
       <w:r>
         <w:rPr>
-          <w:rFonts w:hint="eastAsia"/>
+          <w:rFonts w:hint="eastAsia" w:eastAsia="黑体"/>
         </w:rPr>
         <w:t xml:space="preserve">接</w:t>
       </w:r>
       <w:r>
+        <w:rPr>
+          <w:rFonts w:eastAsia="黑体"/>
+        </w:rPr>
         <w:t xml:space="preserve"> </w:t>
       </w:r>
       <m:oMath>
@@ -565,15 +626,21 @@
         </m:sSub>
       </m:oMath>
       <w:r>
+        <w:rPr>
+          <w:rFonts w:eastAsia="黑体"/>
+        </w:rPr>
         <w:t xml:space="preserve">、E </w:t>
       </w:r>
       <w:r>
         <w:rPr>
-          <w:rFonts w:hint="eastAsia"/>
+          <w:rFonts w:hint="eastAsia" w:eastAsia="黑体"/>
         </w:rPr>
         <w:t xml:space="preserve">接</w:t>
       </w:r>
       <w:r>
+        <w:rPr>
+          <w:rFonts w:eastAsia="黑体"/>
+        </w:rPr>
         <w:t xml:space="preserve"> </w:t>
       </w:r>
       <m:oMath>
@@ -582,20 +649,26 @@
         </m:r>
       </m:oMath>
       <w:r>
+        <w:rPr>
+          <w:rFonts w:eastAsia="黑体"/>
+        </w:rPr>
         <w:t xml:space="preserve">、G </w:t>
       </w:r>
       <w:r>
         <w:rPr>
-          <w:rFonts w:hint="eastAsia"/>
+          <w:rFonts w:hint="eastAsia" w:eastAsia="黑体"/>
         </w:rPr>
         <w:t xml:space="preserve">接</w:t>
       </w:r>
       <w:r>
+        <w:rPr>
+          <w:rFonts w:eastAsia="黑体"/>
+        </w:rPr>
         <w:t xml:space="preserve"> SPWM </w:t>
       </w:r>
       <w:r>
         <w:rPr>
-          <w:rFonts w:hint="eastAsia"/>
+          <w:rFonts w:hint="eastAsia" w:eastAsia="黑体"/>
         </w:rPr>
         <w:t xml:space="preserve">驱动；</w:t>
       </w:r>
@@ -614,24 +687,33 @@
         </m:sSub>
       </m:oMath>
       <w:r>
+        <w:rPr>
+          <w:rFonts w:eastAsia="黑体"/>
+        </w:rPr>
         <w:t xml:space="preserve"> </w:t>
       </w:r>
       <w:r>
         <w:rPr>
-          <w:rFonts w:hint="eastAsia"/>
+          <w:rFonts w:hint="eastAsia" w:eastAsia="黑体"/>
         </w:rPr>
         <w:t xml:space="preserve">的</w:t>
       </w:r>
       <w:r>
+        <w:rPr>
+          <w:rFonts w:eastAsia="黑体"/>
+        </w:rPr>
         <w:t xml:space="preserve"> C </w:t>
       </w:r>
       <w:r>
         <w:rPr>
-          <w:rFonts w:hint="eastAsia"/>
+          <w:rFonts w:hint="eastAsia" w:eastAsia="黑体"/>
         </w:rPr>
         <w:t xml:space="preserve">接</w:t>
       </w:r>
       <w:r>
+        <w:rPr>
+          <w:rFonts w:eastAsia="黑体"/>
+        </w:rPr>
         <w:t xml:space="preserve"> </w:t>
       </w:r>
       <m:oMath>
@@ -640,15 +722,21 @@
         </m:r>
       </m:oMath>
       <w:r>
+        <w:rPr>
+          <w:rFonts w:eastAsia="黑体"/>
+        </w:rPr>
         <w:t xml:space="preserve">、E </w:t>
       </w:r>
       <w:r>
         <w:rPr>
-          <w:rFonts w:hint="eastAsia"/>
+          <w:rFonts w:hint="eastAsia" w:eastAsia="黑体"/>
         </w:rPr>
         <w:t xml:space="preserve">接</w:t>
       </w:r>
       <w:r>
+        <w:rPr>
+          <w:rFonts w:eastAsia="黑体"/>
+        </w:rPr>
         <w:t xml:space="preserve"> </w:t>
       </w:r>
       <m:oMath>
@@ -666,20 +754,26 @@
         </m:sSub>
       </m:oMath>
       <w:r>
+        <w:rPr>
+          <w:rFonts w:eastAsia="黑体"/>
+        </w:rPr>
         <w:t xml:space="preserve">、G </w:t>
       </w:r>
       <w:r>
         <w:rPr>
-          <w:rFonts w:hint="eastAsia"/>
+          <w:rFonts w:hint="eastAsia" w:eastAsia="黑体"/>
         </w:rPr>
         <w:t xml:space="preserve">接</w:t>
       </w:r>
       <w:r>
+        <w:rPr>
+          <w:rFonts w:eastAsia="黑体"/>
+        </w:rPr>
         <w:t xml:space="preserve"> SPWM </w:t>
       </w:r>
       <w:r>
         <w:rPr>
-          <w:rFonts w:hint="eastAsia"/>
+          <w:rFonts w:hint="eastAsia" w:eastAsia="黑体"/>
         </w:rPr>
         <w:t xml:space="preserve">驱动；</w:t>
       </w:r>
@@ -698,24 +792,33 @@
         </m:sSub>
       </m:oMath>
       <w:r>
+        <w:rPr>
+          <w:rFonts w:eastAsia="黑体"/>
+        </w:rPr>
         <w:t xml:space="preserve"> </w:t>
       </w:r>
       <w:r>
         <w:rPr>
-          <w:rFonts w:hint="eastAsia"/>
+          <w:rFonts w:hint="eastAsia" w:eastAsia="黑体"/>
         </w:rPr>
         <w:t xml:space="preserve">的</w:t>
       </w:r>
       <w:r>
+        <w:rPr>
+          <w:rFonts w:eastAsia="黑体"/>
+        </w:rPr>
         <w:t xml:space="preserve"> C </w:t>
       </w:r>
       <w:r>
         <w:rPr>
-          <w:rFonts w:hint="eastAsia"/>
+          <w:rFonts w:hint="eastAsia" w:eastAsia="黑体"/>
         </w:rPr>
         <w:t xml:space="preserve">接</w:t>
       </w:r>
       <w:r>
+        <w:rPr>
+          <w:rFonts w:eastAsia="黑体"/>
+        </w:rPr>
         <w:t xml:space="preserve"> </w:t>
       </w:r>
       <m:oMath>
@@ -733,15 +836,21 @@
         </m:sSub>
       </m:oMath>
       <w:r>
+        <w:rPr>
+          <w:rFonts w:eastAsia="黑体"/>
+        </w:rPr>
         <w:t xml:space="preserve">、E </w:t>
       </w:r>
       <w:r>
         <w:rPr>
-          <w:rFonts w:hint="eastAsia"/>
+          <w:rFonts w:hint="eastAsia" w:eastAsia="黑体"/>
         </w:rPr>
         <w:t xml:space="preserve">接</w:t>
       </w:r>
       <w:r>
+        <w:rPr>
+          <w:rFonts w:eastAsia="黑体"/>
+        </w:rPr>
         <w:t xml:space="preserve"> </w:t>
       </w:r>
       <m:oMath>
@@ -750,20 +859,26 @@
         </m:r>
       </m:oMath>
       <w:r>
+        <w:rPr>
+          <w:rFonts w:eastAsia="黑体"/>
+        </w:rPr>
         <w:t xml:space="preserve">、G </w:t>
       </w:r>
       <w:r>
         <w:rPr>
-          <w:rFonts w:hint="eastAsia"/>
+          <w:rFonts w:hint="eastAsia" w:eastAsia="黑体"/>
         </w:rPr>
         <w:t xml:space="preserve">接</w:t>
       </w:r>
       <w:r>
+        <w:rPr>
+          <w:rFonts w:eastAsia="黑体"/>
+        </w:rPr>
         <w:t xml:space="preserve"> SPWM </w:t>
       </w:r>
       <w:r>
         <w:rPr>
-          <w:rFonts w:hint="eastAsia"/>
+          <w:rFonts w:hint="eastAsia" w:eastAsia="黑体"/>
         </w:rPr>
         <w:t xml:space="preserve">驱动；</w:t>
       </w:r>
@@ -773,15 +888,21 @@
         </m:r>
       </m:oMath>
       <w:r>
+        <w:rPr>
+          <w:rFonts w:eastAsia="黑体"/>
+        </w:rPr>
         <w:t xml:space="preserve"> </w:t>
       </w:r>
       <w:r>
         <w:rPr>
-          <w:rFonts w:hint="eastAsia"/>
+          <w:rFonts w:hint="eastAsia" w:eastAsia="黑体"/>
         </w:rPr>
         <w:t xml:space="preserve">一端接</w:t>
       </w:r>
       <w:r>
+        <w:rPr>
+          <w:rFonts w:eastAsia="黑体"/>
+        </w:rPr>
         <w:t xml:space="preserve"> </w:t>
       </w:r>
       <m:oMath>
@@ -800,11 +921,14 @@
       </m:oMath>
       <w:r>
         <w:rPr>
-          <w:rFonts w:hint="eastAsia"/>
+          <w:rFonts w:hint="eastAsia" w:eastAsia="黑体"/>
         </w:rPr>
         <w:t xml:space="preserve">、另一端接</w:t>
       </w:r>
       <w:r>
+        <w:rPr>
+          <w:rFonts w:eastAsia="黑体"/>
+        </w:rPr>
         <w:t xml:space="preserve"> </w:t>
       </w:r>
       <m:oMath>
@@ -829,7 +953,7 @@
       </m:oMath>
       <w:r>
         <w:rPr>
-          <w:rFonts w:hint="eastAsia"/>
+          <w:rFonts w:hint="eastAsia" w:eastAsia="黑体"/>
         </w:rPr>
         <w:t xml:space="preserve">；</w:t>
       </w:r>
@@ -839,15 +963,21 @@
         </m:r>
       </m:oMath>
       <w:r>
+        <w:rPr>
+          <w:rFonts w:eastAsia="黑体"/>
+        </w:rPr>
         <w:t xml:space="preserve"> </w:t>
       </w:r>
       <w:r>
         <w:rPr>
-          <w:rFonts w:hint="eastAsia"/>
+          <w:rFonts w:hint="eastAsia" w:eastAsia="黑体"/>
         </w:rPr>
         <w:t xml:space="preserve">一端接</w:t>
       </w:r>
       <w:r>
+        <w:rPr>
+          <w:rFonts w:eastAsia="黑体"/>
+        </w:rPr>
         <w:t xml:space="preserve"> </w:t>
       </w:r>
       <m:oMath>
@@ -872,11 +1002,14 @@
       </m:oMath>
       <w:r>
         <w:rPr>
-          <w:rFonts w:hint="eastAsia"/>
+          <w:rFonts w:hint="eastAsia" w:eastAsia="黑体"/>
         </w:rPr>
         <w:t xml:space="preserve">、另一端接</w:t>
       </w:r>
       <w:r>
+        <w:rPr>
+          <w:rFonts w:eastAsia="黑体"/>
+        </w:rPr>
         <w:t xml:space="preserve"> </w:t>
       </w:r>
       <m:oMath>
@@ -895,11 +1028,14 @@
       </m:oMath>
       <w:r>
         <w:rPr>
-          <w:rFonts w:hint="eastAsia"/>
+          <w:rFonts w:hint="eastAsia" w:eastAsia="黑体"/>
         </w:rPr>
         <w:t xml:space="preserve">（桥的另一中点/输出回线）；负载并联在</w:t>
       </w:r>
       <w:r>
+        <w:rPr>
+          <w:rFonts w:eastAsia="黑体"/>
+        </w:rPr>
         <w:t xml:space="preserve"> </w:t>
       </w:r>
       <m:oMath>
@@ -923,15 +1059,21 @@
         </m:sSub>
       </m:oMath>
       <w:r>
+        <w:rPr>
+          <w:rFonts w:eastAsia="黑体"/>
+        </w:rPr>
         <w:t xml:space="preserve"> </w:t>
       </w:r>
       <w:r>
         <w:rPr>
-          <w:rFonts w:hint="eastAsia"/>
+          <w:rFonts w:hint="eastAsia" w:eastAsia="黑体"/>
         </w:rPr>
         <w:t xml:space="preserve">与</w:t>
       </w:r>
       <w:r>
+        <w:rPr>
+          <w:rFonts w:eastAsia="黑体"/>
+        </w:rPr>
         <w:t xml:space="preserve"> </w:t>
       </w:r>
       <m:oMath>
@@ -949,11 +1091,14 @@
         </m:sSub>
       </m:oMath>
       <w:r>
+        <w:rPr>
+          <w:rFonts w:eastAsia="黑体"/>
+        </w:rPr>
         <w:t xml:space="preserve"> </w:t>
       </w:r>
       <w:r>
         <w:rPr>
-          <w:rFonts w:hint="eastAsia"/>
+          <w:rFonts w:hint="eastAsia" w:eastAsia="黑体"/>
         </w:rPr>
         <w:t xml:space="preserve">之间；</w:t>
       </w:r>
@@ -975,15 +1120,21 @@
         </m:sSub>
       </m:oMath>
       <w:r>
+        <w:rPr>
+          <w:rFonts w:eastAsia="黑体"/>
+        </w:rPr>
         <w:t xml:space="preserve"> </w:t>
       </w:r>
       <w:r>
         <w:rPr>
-          <w:rFonts w:hint="eastAsia"/>
+          <w:rFonts w:hint="eastAsia" w:eastAsia="黑体"/>
         </w:rPr>
         <w:t xml:space="preserve">一端接</w:t>
       </w:r>
       <w:r>
+        <w:rPr>
+          <w:rFonts w:eastAsia="黑体"/>
+        </w:rPr>
         <w:t xml:space="preserve"> </w:t>
       </w:r>
       <m:oMath>
@@ -993,11 +1144,14 @@
       </m:oMath>
       <w:r>
         <w:rPr>
-          <w:rFonts w:hint="eastAsia"/>
+          <w:rFonts w:hint="eastAsia" w:eastAsia="黑体"/>
         </w:rPr>
         <w:t xml:space="preserve">、另一端接</w:t>
       </w:r>
       <w:r>
+        <w:rPr>
+          <w:rFonts w:eastAsia="黑体"/>
+        </w:rPr>
         <w:t xml:space="preserve"> </w:t>
       </w:r>
       <m:oMath>
@@ -1006,6 +1160,9 @@
         </m:r>
       </m:oMath>
       <w:r>
+        <w:rPr>
+          <w:rFonts w:eastAsia="黑体"/>
+        </w:rPr>
         <w:t xml:space="preserve">。</w:t>
       </w:r>
     </w:p>
@@ -1013,43 +1170,55 @@
       <w:pPr/>
       <w:r>
         <w:rPr>
-          <w:rFonts w:hint="eastAsia"/>
+          <w:rFonts w:hint="eastAsia" w:eastAsia="黑体"/>
         </w:rPr>
         <w:t xml:space="preserve">由此构成”全桥开关变换</w:t>
       </w:r>
       <w:r>
+        <w:rPr>
+          <w:rFonts w:eastAsia="黑体"/>
+        </w:rPr>
         <w:t xml:space="preserve"> + SPWM </w:t>
       </w:r>
       <w:r>
         <w:rPr>
-          <w:rFonts w:hint="eastAsia"/>
+          <w:rFonts w:hint="eastAsia" w:eastAsia="黑体"/>
         </w:rPr>
         <w:t xml:space="preserve">调制</w:t>
       </w:r>
       <w:r>
+        <w:rPr>
+          <w:rFonts w:eastAsia="黑体"/>
+        </w:rPr>
         <w:t xml:space="preserve"> + LC </w:t>
       </w:r>
       <w:r>
         <w:rPr>
-          <w:rFonts w:hint="eastAsia"/>
+          <w:rFonts w:hint="eastAsia" w:eastAsia="黑体"/>
         </w:rPr>
         <w:t xml:space="preserve">低通滤波”的正弦波逆变组态，桥臂输出占空比按正弦规律变化的</w:t>
       </w:r>
       <w:r>
+        <w:rPr>
+          <w:rFonts w:eastAsia="黑体"/>
+        </w:rPr>
         <w:t xml:space="preserve"> PWM </w:t>
       </w:r>
       <w:r>
         <w:rPr>
-          <w:rFonts w:hint="eastAsia"/>
+          <w:rFonts w:hint="eastAsia" w:eastAsia="黑体"/>
         </w:rPr>
         <w:t xml:space="preserve">脉冲，经</w:t>
       </w:r>
       <w:r>
+        <w:rPr>
+          <w:rFonts w:eastAsia="黑体"/>
+        </w:rPr>
         <w:t xml:space="preserve"> LC </w:t>
       </w:r>
       <w:r>
         <w:rPr>
-          <w:rFonts w:hint="eastAsia"/>
+          <w:rFonts w:hint="eastAsia" w:eastAsia="黑体"/>
         </w:rPr>
         <w:t xml:space="preserve">滤除高次谐波后得到与调制波同频的纯净正弦波，是高质量逆变电源（并网、UPS、变频器）的标准拓扑。</w:t>
       </w:r>
@@ -1062,7 +1231,7 @@
       </w:pPr>
       <w:r>
         <w:rPr>
-          <w:rFonts w:hint="eastAsia"/>
+          <w:rFonts w:hint="eastAsia" w:eastAsia="黑体"/>
         </w:rPr>
         <w:t xml:space="preserve">工作原理</w:t>
       </w:r>
@@ -1073,25 +1242,31 @@
       </w:pPr>
       <w:r>
         <w:rPr>
-          <w:rFonts w:hint="eastAsia"/>
+          <w:rFonts w:hint="eastAsia" w:eastAsia="黑体"/>
         </w:rPr>
         <w:t xml:space="preserve">通过正弦调制波与三角载波比较，生成占空比按正弦规律变化的</w:t>
       </w:r>
       <w:r>
+        <w:rPr>
+          <w:rFonts w:eastAsia="黑体"/>
+        </w:rPr>
         <w:t xml:space="preserve"> PWM </w:t>
       </w:r>
       <w:r>
         <w:rPr>
-          <w:rFonts w:hint="eastAsia"/>
+          <w:rFonts w:hint="eastAsia" w:eastAsia="黑体"/>
         </w:rPr>
         <w:t xml:space="preserve">脉冲驱动开关桥。桥臂输出含基波与开关频率附近的高次谐波，LC</w:t>
       </w:r>
       <w:r>
+        <w:rPr>
+          <w:rFonts w:eastAsia="黑体"/>
+        </w:rPr>
         <w:t xml:space="preserve"> </w:t>
       </w:r>
       <w:r>
         <w:rPr>
-          <w:rFonts w:hint="eastAsia"/>
+          <w:rFonts w:hint="eastAsia" w:eastAsia="黑体"/>
         </w:rPr>
         <w:t xml:space="preserve">滤波器衰减高次谐波后，负载得到与调制波同频率的平滑正弦电压。</w:t>
       </w:r>
@@ -1104,7 +1279,7 @@
       </w:pPr>
       <w:r>
         <w:rPr>
-          <w:rFonts w:hint="eastAsia"/>
+          <w:rFonts w:hint="eastAsia" w:eastAsia="黑体"/>
         </w:rPr>
         <w:t xml:space="preserve">关键计算公式</w:t>
       </w:r>
@@ -1118,7 +1293,7 @@
       </w:pPr>
       <w:r>
         <w:rPr>
-          <w:rFonts w:hint="eastAsia"/>
+          <w:rFonts w:hint="eastAsia" w:eastAsia="黑体"/>
         </w:rPr>
         <w:t xml:space="preserve">输出基波电压幅值（SPWM）：</w:t>
       </w:r>
@@ -1190,7 +1365,7 @@
       </w:pPr>
       <w:r>
         <w:rPr>
-          <w:rFonts w:hint="eastAsia"/>
+          <w:rFonts w:hint="eastAsia" w:eastAsia="黑体"/>
         </w:rPr>
         <w:t xml:space="preserve">调制度：</w:t>
       </w:r>
@@ -1280,7 +1455,7 @@
       </w:pPr>
       <w:r>
         <w:rPr>
-          <w:rFonts w:hint="eastAsia"/>
+          <w:rFonts w:hint="eastAsia" w:eastAsia="黑体"/>
         </w:rPr>
         <w:t xml:space="preserve">载波比：</w:t>
       </w:r>
@@ -1363,11 +1538,14 @@
         </w:numPr>
       </w:pPr>
       <w:r>
+        <w:rPr>
+          <w:rFonts w:eastAsia="黑体"/>
+        </w:rPr>
         <w:t xml:space="preserve">LC </w:t>
       </w:r>
       <w:r>
         <w:rPr>
-          <w:rFonts w:hint="eastAsia"/>
+          <w:rFonts w:hint="eastAsia" w:eastAsia="黑体"/>
         </w:rPr>
         <w:t xml:space="preserve">滤波器截止频率：</w:t>
       </w:r>
@@ -1444,7 +1622,7 @@
       </w:pPr>
       <w:r>
         <w:rPr>
-          <w:rFonts w:hint="eastAsia"/>
+          <w:rFonts w:hint="eastAsia" w:eastAsia="黑体"/>
         </w:rPr>
         <w:t xml:space="preserve">滤波器特征阻抗：</w:t>
       </w:r>
@@ -1534,7 +1712,7 @@
             </w:pPr>
             <w:r>
               <w:rPr>
-                <w:rFonts w:hint="eastAsia"/>
+                <w:rFonts w:hint="eastAsia" w:eastAsia="黑体"/>
               </w:rPr>
               <w:t xml:space="preserve">符号</w:t>
             </w:r>
@@ -1548,7 +1726,7 @@
             </w:pPr>
             <w:r>
               <w:rPr>
-                <w:rFonts w:hint="eastAsia"/>
+                <w:rFonts w:hint="eastAsia" w:eastAsia="黑体"/>
               </w:rPr>
               <w:t xml:space="preserve">含义</w:t>
             </w:r>
@@ -1562,7 +1740,7 @@
             </w:pPr>
             <w:r>
               <w:rPr>
-                <w:rFonts w:hint="eastAsia"/>
+                <w:rFonts w:hint="eastAsia" w:eastAsia="黑体"/>
               </w:rPr>
               <w:t xml:space="preserve">单位</w:t>
             </w:r>
@@ -1591,6 +1769,9 @@
               </m:sSub>
             </m:oMath>
             <w:r>
+              <w:rPr>
+                <w:rFonts w:eastAsia="黑体"/>
+              </w:rPr>
               <w:t xml:space="preserve">​</w:t>
             </w:r>
           </w:p>
@@ -1603,7 +1784,7 @@
             </w:pPr>
             <w:r>
               <w:rPr>
-                <w:rFonts w:hint="eastAsia"/>
+                <w:rFonts w:hint="eastAsia" w:eastAsia="黑体"/>
               </w:rPr>
               <w:t xml:space="preserve">直流母线电压</w:t>
             </w:r>
@@ -1616,6 +1797,9 @@
               <w:pStyle w:val="Compact"/>
             </w:pPr>
             <w:r>
+              <w:rPr>
+                <w:rFonts w:eastAsia="黑体"/>
+              </w:rPr>
               <w:t xml:space="preserve">V</w:t>
             </w:r>
           </w:p>
@@ -1646,6 +1830,9 @@
               </m:sSub>
             </m:oMath>
             <w:r>
+              <w:rPr>
+                <w:rFonts w:eastAsia="黑体"/>
+              </w:rPr>
               <w:t xml:space="preserve">​</w:t>
             </w:r>
           </w:p>
@@ -1658,7 +1845,7 @@
             </w:pPr>
             <w:r>
               <w:rPr>
-                <w:rFonts w:hint="eastAsia"/>
+                <w:rFonts w:hint="eastAsia" w:eastAsia="黑体"/>
               </w:rPr>
               <w:t xml:space="preserve">输出基波电压幅值</w:t>
             </w:r>
@@ -1671,6 +1858,9 @@
               <w:pStyle w:val="Compact"/>
             </w:pPr>
             <w:r>
+              <w:rPr>
+                <w:rFonts w:eastAsia="黑体"/>
+              </w:rPr>
               <w:t xml:space="preserve">V</w:t>
             </w:r>
           </w:p>
@@ -1698,6 +1888,9 @@
               </m:sSub>
             </m:oMath>
             <w:r>
+              <w:rPr>
+                <w:rFonts w:eastAsia="黑体"/>
+              </w:rPr>
               <w:t xml:space="preserve">​</w:t>
             </w:r>
           </w:p>
@@ -1710,7 +1903,7 @@
             </w:pPr>
             <w:r>
               <w:rPr>
-                <w:rFonts w:hint="eastAsia"/>
+                <w:rFonts w:hint="eastAsia" w:eastAsia="黑体"/>
               </w:rPr>
               <w:t xml:space="preserve">调制度</w:t>
             </w:r>
@@ -1723,6 +1916,9 @@
               <w:pStyle w:val="Compact"/>
             </w:pPr>
             <w:r>
+              <w:rPr>
+                <w:rFonts w:eastAsia="黑体"/>
+              </w:rPr>
               <w:t xml:space="preserve">—</w:t>
             </w:r>
           </w:p>
@@ -1750,6 +1946,9 @@
               </m:sSub>
             </m:oMath>
             <w:r>
+              <w:rPr>
+                <w:rFonts w:eastAsia="黑体"/>
+              </w:rPr>
               <w:t xml:space="preserve">​</w:t>
             </w:r>
           </w:p>
@@ -1762,7 +1961,7 @@
             </w:pPr>
             <w:r>
               <w:rPr>
-                <w:rFonts w:hint="eastAsia"/>
+                <w:rFonts w:hint="eastAsia" w:eastAsia="黑体"/>
               </w:rPr>
               <w:t xml:space="preserve">载波比（频率调制比）</w:t>
             </w:r>
@@ -1775,6 +1974,9 @@
               <w:pStyle w:val="Compact"/>
             </w:pPr>
             <w:r>
+              <w:rPr>
+                <w:rFonts w:eastAsia="黑体"/>
+              </w:rPr>
               <w:t xml:space="preserve">—</w:t>
             </w:r>
           </w:p>
@@ -1808,6 +2010,9 @@
               </m:sSub>
             </m:oMath>
             <w:r>
+              <w:rPr>
+                <w:rFonts w:eastAsia="黑体"/>
+              </w:rPr>
               <w:t xml:space="preserve">​</w:t>
             </w:r>
           </w:p>
@@ -1820,7 +2025,7 @@
             </w:pPr>
             <w:r>
               <w:rPr>
-                <w:rFonts w:hint="eastAsia"/>
+                <w:rFonts w:hint="eastAsia" w:eastAsia="黑体"/>
               </w:rPr>
               <w:t xml:space="preserve">调制波幅值</w:t>
             </w:r>
@@ -1833,6 +2038,9 @@
               <w:pStyle w:val="Compact"/>
             </w:pPr>
             <w:r>
+              <w:rPr>
+                <w:rFonts w:eastAsia="黑体"/>
+              </w:rPr>
               <w:t xml:space="preserve">V</w:t>
             </w:r>
           </w:p>
@@ -1866,6 +2074,9 @@
               </m:sSub>
             </m:oMath>
             <w:r>
+              <w:rPr>
+                <w:rFonts w:eastAsia="黑体"/>
+              </w:rPr>
               <w:t xml:space="preserve">​</w:t>
             </w:r>
           </w:p>
@@ -1878,7 +2089,7 @@
             </w:pPr>
             <w:r>
               <w:rPr>
-                <w:rFonts w:hint="eastAsia"/>
+                <w:rFonts w:hint="eastAsia" w:eastAsia="黑体"/>
               </w:rPr>
               <w:t xml:space="preserve">载波幅值</w:t>
             </w:r>
@@ -1891,6 +2102,9 @@
               <w:pStyle w:val="Compact"/>
             </w:pPr>
             <w:r>
+              <w:rPr>
+                <w:rFonts w:eastAsia="黑体"/>
+              </w:rPr>
               <w:t xml:space="preserve">V</w:t>
             </w:r>
           </w:p>
@@ -1924,6 +2138,9 @@
               </m:sSub>
             </m:oMath>
             <w:r>
+              <w:rPr>
+                <w:rFonts w:eastAsia="黑体"/>
+              </w:rPr>
               <w:t xml:space="preserve">​</w:t>
             </w:r>
           </w:p>
@@ -1936,7 +2153,7 @@
             </w:pPr>
             <w:r>
               <w:rPr>
-                <w:rFonts w:hint="eastAsia"/>
+                <w:rFonts w:hint="eastAsia" w:eastAsia="黑体"/>
               </w:rPr>
               <w:t xml:space="preserve">载波频率</w:t>
             </w:r>
@@ -1949,6 +2166,9 @@
               <w:pStyle w:val="Compact"/>
             </w:pPr>
             <w:r>
+              <w:rPr>
+                <w:rFonts w:eastAsia="黑体"/>
+              </w:rPr>
               <w:t xml:space="preserve">Hz</w:t>
             </w:r>
           </w:p>
@@ -1976,6 +2196,9 @@
               </m:sSub>
             </m:oMath>
             <w:r>
+              <w:rPr>
+                <w:rFonts w:eastAsia="黑体"/>
+              </w:rPr>
               <w:t xml:space="preserve">​</w:t>
             </w:r>
           </w:p>
@@ -1988,7 +2211,7 @@
             </w:pPr>
             <w:r>
               <w:rPr>
-                <w:rFonts w:hint="eastAsia"/>
+                <w:rFonts w:hint="eastAsia" w:eastAsia="黑体"/>
               </w:rPr>
               <w:t xml:space="preserve">输出基波频率</w:t>
             </w:r>
@@ -2001,6 +2224,9 @@
               <w:pStyle w:val="Compact"/>
             </w:pPr>
             <w:r>
+              <w:rPr>
+                <w:rFonts w:eastAsia="黑体"/>
+              </w:rPr>
               <w:t xml:space="preserve">Hz</w:t>
             </w:r>
           </w:p>
@@ -2028,6 +2254,9 @@
               </m:r>
             </m:oMath>
             <w:r>
+              <w:rPr>
+                <w:rFonts w:eastAsia="黑体"/>
+              </w:rPr>
               <w:t xml:space="preserve">​</w:t>
             </w:r>
           </w:p>
@@ -2040,7 +2269,7 @@
             </w:pPr>
             <w:r>
               <w:rPr>
-                <w:rFonts w:hint="eastAsia"/>
+                <w:rFonts w:hint="eastAsia" w:eastAsia="黑体"/>
               </w:rPr>
               <w:t xml:space="preserve">滤波电感、电容</w:t>
             </w:r>
@@ -2053,6 +2282,9 @@
               <w:pStyle w:val="Compact"/>
             </w:pPr>
             <w:r>
+              <w:rPr>
+                <w:rFonts w:eastAsia="黑体"/>
+              </w:rPr>
               <w:t xml:space="preserve">H, F</w:t>
             </w:r>
           </w:p>
@@ -2067,7 +2299,7 @@
       </w:pPr>
       <w:r>
         <w:rPr>
-          <w:rFonts w:hint="eastAsia"/>
+          <w:rFonts w:hint="eastAsia" w:eastAsia="黑体"/>
         </w:rPr>
         <w:t xml:space="preserve">元件调整影响</w:t>
       </w:r>
@@ -2096,6 +2328,7 @@
       </m:oMath>
       <w:r>
         <w:rPr>
+          <w:rFonts w:eastAsia="黑体"/>
           <w:b/>
           <w:bCs/>
         </w:rPr>
@@ -2103,30 +2336,39 @@
       </w:r>
       <w:r>
         <w:rPr>
-          <w:rFonts w:hint="eastAsia"/>
+          <w:rFonts w:hint="eastAsia" w:eastAsia="黑体"/>
           <w:b/>
           <w:bCs/>
         </w:rPr>
         <w:t xml:space="preserve">↑（≤1）</w:t>
       </w:r>
       <w:r>
+        <w:rPr>
+          <w:rFonts w:eastAsia="黑体"/>
+        </w:rPr>
         <w:t xml:space="preserve"> </w:t>
       </w:r>
       <w:r>
+        <w:rPr>
+          <w:rFonts w:eastAsia="黑体"/>
+        </w:rPr>
         <w:t xml:space="preserve">→ </w:t>
       </w:r>
       <w:r>
         <w:rPr>
-          <w:rFonts w:hint="eastAsia"/>
+          <w:rFonts w:hint="eastAsia" w:eastAsia="黑体"/>
         </w:rPr>
         <w:t xml:space="preserve">基波电压升高，线性区控制精度好，超过</w:t>
       </w:r>
       <w:r>
+        <w:rPr>
+          <w:rFonts w:eastAsia="黑体"/>
+        </w:rPr>
         <w:t xml:space="preserve"> 1 </w:t>
       </w:r>
       <w:r>
         <w:rPr>
-          <w:rFonts w:hint="eastAsia"/>
+          <w:rFonts w:hint="eastAsia" w:eastAsia="黑体"/>
         </w:rPr>
         <w:t xml:space="preserve">进入过调制。</w:t>
       </w:r>
@@ -2141,7 +2383,7 @@
       </w:pPr>
       <w:r>
         <w:rPr>
-          <w:rFonts w:hint="eastAsia"/>
+          <w:rFonts w:hint="eastAsia" w:eastAsia="黑体"/>
           <w:b/>
           <w:bCs/>
         </w:rPr>
@@ -2149,6 +2391,7 @@
       </w:r>
       <w:r>
         <w:rPr>
+          <w:rFonts w:eastAsia="黑体"/>
           <w:b/>
           <w:bCs/>
         </w:rPr>
@@ -2176,6 +2419,7 @@
       </m:oMath>
       <w:r>
         <w:rPr>
+          <w:rFonts w:eastAsia="黑体"/>
           <w:b/>
           <w:bCs/>
         </w:rPr>
@@ -2183,20 +2427,27 @@
       </w:r>
       <w:r>
         <w:rPr>
+          <w:rFonts w:eastAsia="黑体"/>
           <w:b/>
           <w:bCs/>
         </w:rPr>
         <w:t xml:space="preserve">↑</w:t>
       </w:r>
       <w:r>
+        <w:rPr>
+          <w:rFonts w:eastAsia="黑体"/>
+        </w:rPr>
         <w:t xml:space="preserve"> </w:t>
       </w:r>
       <w:r>
+        <w:rPr>
+          <w:rFonts w:eastAsia="黑体"/>
+        </w:rPr>
         <w:t xml:space="preserve">→ </w:t>
       </w:r>
       <w:r>
         <w:rPr>
-          <w:rFonts w:hint="eastAsia"/>
+          <w:rFonts w:hint="eastAsia" w:eastAsia="黑体"/>
         </w:rPr>
         <w:t xml:space="preserve">谐波频率升高、滤波更容易，但开关损耗增大。</w:t>
       </w:r>
@@ -2211,7 +2462,7 @@
       </w:pPr>
       <w:r>
         <w:rPr>
-          <w:rFonts w:hint="eastAsia"/>
+          <w:rFonts w:hint="eastAsia" w:eastAsia="黑体"/>
           <w:b/>
           <w:bCs/>
         </w:rPr>
@@ -2219,6 +2470,7 @@
       </w:r>
       <w:r>
         <w:rPr>
+          <w:rFonts w:eastAsia="黑体"/>
           <w:b/>
           <w:bCs/>
         </w:rPr>
@@ -2231,6 +2483,7 @@
       </m:oMath>
       <w:r>
         <w:rPr>
+          <w:rFonts w:eastAsia="黑体"/>
           <w:b/>
           <w:bCs/>
         </w:rPr>
@@ -2243,6 +2496,7 @@
       </m:oMath>
       <w:r>
         <w:rPr>
+          <w:rFonts w:eastAsia="黑体"/>
           <w:b/>
           <w:bCs/>
         </w:rPr>
@@ -2250,20 +2504,27 @@
       </w:r>
       <w:r>
         <w:rPr>
+          <w:rFonts w:eastAsia="黑体"/>
           <w:b/>
           <w:bCs/>
         </w:rPr>
         <w:t xml:space="preserve">↑</w:t>
       </w:r>
       <w:r>
+        <w:rPr>
+          <w:rFonts w:eastAsia="黑体"/>
+        </w:rPr>
         <w:t xml:space="preserve"> </w:t>
       </w:r>
       <w:r>
+        <w:rPr>
+          <w:rFonts w:eastAsia="黑体"/>
+        </w:rPr>
         <w:t xml:space="preserve">→ </w:t>
       </w:r>
       <w:r>
         <w:rPr>
-          <w:rFonts w:hint="eastAsia"/>
+          <w:rFonts w:hint="eastAsia" w:eastAsia="黑体"/>
         </w:rPr>
         <w:t xml:space="preserve">截止频率下降、纹波减小，但体积成本上升、动态响应变慢。</w:t>
       </w:r>
@@ -2292,6 +2553,7 @@
       </m:oMath>
       <w:r>
         <w:rPr>
+          <w:rFonts w:eastAsia="黑体"/>
           <w:b/>
           <w:bCs/>
         </w:rPr>
@@ -2299,20 +2561,27 @@
       </w:r>
       <w:r>
         <w:rPr>
+          <w:rFonts w:eastAsia="黑体"/>
           <w:b/>
           <w:bCs/>
         </w:rPr>
         <w:t xml:space="preserve">↑</w:t>
       </w:r>
       <w:r>
+        <w:rPr>
+          <w:rFonts w:eastAsia="黑体"/>
+        </w:rPr>
         <w:t xml:space="preserve"> </w:t>
       </w:r>
       <w:r>
+        <w:rPr>
+          <w:rFonts w:eastAsia="黑体"/>
+        </w:rPr>
         <w:t xml:space="preserve">→ </w:t>
       </w:r>
       <w:r>
         <w:rPr>
-          <w:rFonts w:hint="eastAsia"/>
+          <w:rFonts w:hint="eastAsia" w:eastAsia="黑体"/>
         </w:rPr>
         <w:t xml:space="preserve">输出电压能力提高，但器件耐压与母线电容成本上升。</w:t>
       </w:r>
@@ -2325,7 +2594,7 @@
       </w:pPr>
       <w:r>
         <w:rPr>
-          <w:rFonts w:hint="eastAsia"/>
+          <w:rFonts w:hint="eastAsia" w:eastAsia="黑体"/>
         </w:rPr>
         <w:t xml:space="preserve">典型参数示例</w:t>
       </w:r>
@@ -2340,11 +2609,14 @@
       </w:pPr>
       <w:r>
         <w:rPr>
-          <w:rFonts w:hint="eastAsia"/>
+          <w:rFonts w:hint="eastAsia" w:eastAsia="黑体"/>
         </w:rPr>
         <w:t xml:space="preserve">取</w:t>
       </w:r>
       <w:r>
+        <w:rPr>
+          <w:rFonts w:eastAsia="黑体"/>
+        </w:rPr>
         <w:t xml:space="preserve"> </w:t>
       </w:r>
       <m:oMath>
@@ -2381,6 +2653,9 @@
         </m:r>
       </m:oMath>
       <w:r>
+        <w:rPr>
+          <w:rFonts w:eastAsia="黑体"/>
+        </w:rPr>
         <w:t xml:space="preserve">、</w:t>
       </w:r>
       <m:oMath>
@@ -2408,11 +2683,14 @@
       </m:oMath>
       <w:r>
         <w:rPr>
-          <w:rFonts w:hint="eastAsia"/>
+          <w:rFonts w:hint="eastAsia" w:eastAsia="黑体"/>
         </w:rPr>
         <w:t xml:space="preserve">：基波幅值</w:t>
       </w:r>
       <w:r>
+        <w:rPr>
+          <w:rFonts w:eastAsia="黑体"/>
+        </w:rPr>
         <w:t xml:space="preserve"> </w:t>
       </w:r>
       <m:oMath>
@@ -2453,11 +2731,14 @@
       </m:oMath>
       <w:r>
         <w:rPr>
-          <w:rFonts w:hint="eastAsia"/>
+          <w:rFonts w:hint="eastAsia" w:eastAsia="黑体"/>
         </w:rPr>
         <w:t xml:space="preserve">，有效值约</w:t>
       </w:r>
       <w:r>
+        <w:rPr>
+          <w:rFonts w:eastAsia="黑体"/>
+        </w:rPr>
         <w:t xml:space="preserve"> </w:t>
       </w:r>
       <m:oMath>
@@ -2476,6 +2757,9 @@
         </m:r>
       </m:oMath>
       <w:r>
+        <w:rPr>
+          <w:rFonts w:eastAsia="黑体"/>
+        </w:rPr>
         <w:t xml:space="preserve">。</w:t>
       </w:r>
     </w:p>
@@ -2489,11 +2773,14 @@
       </w:pPr>
       <w:r>
         <w:rPr>
-          <w:rFonts w:hint="eastAsia"/>
+          <w:rFonts w:hint="eastAsia" w:eastAsia="黑体"/>
         </w:rPr>
         <w:t xml:space="preserve">取</w:t>
       </w:r>
       <w:r>
+        <w:rPr>
+          <w:rFonts w:eastAsia="黑体"/>
+        </w:rPr>
         <w:t xml:space="preserve"> </w:t>
       </w:r>
       <m:oMath>
@@ -2521,6 +2808,9 @@
         </m:r>
       </m:oMath>
       <w:r>
+        <w:rPr>
+          <w:rFonts w:eastAsia="黑体"/>
+        </w:rPr>
         <w:t xml:space="preserve">、</w:t>
       </w:r>
       <m:oMath>
@@ -2552,7 +2842,7 @@
       </m:oMath>
       <w:r>
         <w:rPr>
-          <w:rFonts w:hint="eastAsia"/>
+          <w:rFonts w:hint="eastAsia" w:eastAsia="黑体"/>
         </w:rPr>
         <w:t xml:space="preserve">：</w:t>
       </w:r>
@@ -2665,7 +2955,7 @@
       </m:oMath>
       <w:r>
         <w:rPr>
-          <w:rFonts w:hint="eastAsia"/>
+          <w:rFonts w:hint="eastAsia" w:eastAsia="黑体"/>
         </w:rPr>
         <w:t xml:space="preserve">，远高于基波、低于载波。</w:t>
       </w:r>
@@ -2678,7 +2968,7 @@
       </w:pPr>
       <w:r>
         <w:rPr>
-          <w:rFonts w:hint="eastAsia"/>
+          <w:rFonts w:hint="eastAsia" w:eastAsia="黑体"/>
         </w:rPr>
         <w:t xml:space="preserve">常见器件型号</w:t>
       </w:r>
@@ -2693,7 +2983,7 @@
       </w:pPr>
       <w:r>
         <w:rPr>
-          <w:rFonts w:hint="eastAsia"/>
+          <w:rFonts w:hint="eastAsia" w:eastAsia="黑体"/>
         </w:rPr>
         <w:t xml:space="preserve">IGBT：FGH40N60SFD、IRG4PC50F。</w:t>
       </w:r>
@@ -2708,7 +2998,7 @@
       </w:pPr>
       <w:r>
         <w:rPr>
-          <w:rFonts w:hint="eastAsia"/>
+          <w:rFonts w:hint="eastAsia" w:eastAsia="黑体"/>
         </w:rPr>
         <w:t xml:space="preserve">MOSFET：IRFP460、STP40NF20。</w:t>
       </w:r>
@@ -2723,25 +3013,31 @@
       </w:pPr>
       <w:r>
         <w:rPr>
-          <w:rFonts w:hint="eastAsia"/>
+          <w:rFonts w:hint="eastAsia" w:eastAsia="黑体"/>
         </w:rPr>
         <w:t xml:space="preserve">控制</w:t>
       </w:r>
       <w:r>
+        <w:rPr>
+          <w:rFonts w:eastAsia="黑体"/>
+        </w:rPr>
         <w:t xml:space="preserve"> </w:t>
       </w:r>
       <w:r>
         <w:rPr>
-          <w:rFonts w:hint="eastAsia"/>
+          <w:rFonts w:hint="eastAsia" w:eastAsia="黑体"/>
         </w:rPr>
         <w:t xml:space="preserve">DSP：TMS320F28335、STM32F103（PWM</w:t>
       </w:r>
       <w:r>
+        <w:rPr>
+          <w:rFonts w:eastAsia="黑体"/>
+        </w:rPr>
         <w:t xml:space="preserve"> </w:t>
       </w:r>
       <w:r>
         <w:rPr>
-          <w:rFonts w:hint="eastAsia"/>
+          <w:rFonts w:hint="eastAsia" w:eastAsia="黑体"/>
         </w:rPr>
         <w:t xml:space="preserve">外设）。</w:t>
       </w:r>
@@ -2756,7 +3052,7 @@
       </w:pPr>
       <w:r>
         <w:rPr>
-          <w:rFonts w:hint="eastAsia"/>
+          <w:rFonts w:hint="eastAsia" w:eastAsia="黑体"/>
         </w:rPr>
         <w:t xml:space="preserve">驱动：IR2110、HCPL-3120。</w:t>
       </w:r>
@@ -2769,7 +3065,7 @@
       </w:pPr>
       <w:r>
         <w:rPr>
-          <w:rFonts w:hint="eastAsia"/>
+          <w:rFonts w:hint="eastAsia" w:eastAsia="黑体"/>
         </w:rPr>
         <w:t xml:space="preserve">注意事项</w:t>
       </w:r>
@@ -2783,11 +3079,14 @@
         </w:numPr>
       </w:pPr>
       <w:r>
+        <w:rPr>
+          <w:rFonts w:eastAsia="黑体"/>
+        </w:rPr>
         <w:t xml:space="preserve">LC </w:t>
       </w:r>
       <w:r>
         <w:rPr>
-          <w:rFonts w:hint="eastAsia"/>
+          <w:rFonts w:hint="eastAsia" w:eastAsia="黑体"/>
         </w:rPr>
         <w:t xml:space="preserve">滤波器截止频率应远高于基波、远低于开关频率，避免落入谐振区。</w:t>
       </w:r>
@@ -2802,7 +3101,7 @@
       </w:pPr>
       <w:r>
         <w:rPr>
-          <w:rFonts w:hint="eastAsia"/>
+          <w:rFonts w:hint="eastAsia" w:eastAsia="黑体"/>
         </w:rPr>
         <w:t xml:space="preserve">死区时间会造成基波电压损失与波形畸变，需补偿。</w:t>
       </w:r>
@@ -2817,7 +3116,7 @@
       </w:pPr>
       <w:r>
         <w:rPr>
-          <w:rFonts w:hint="eastAsia"/>
+          <w:rFonts w:hint="eastAsia" w:eastAsia="黑体"/>
         </w:rPr>
         <w:t xml:space="preserve">阻性、感性、容性负载下滤波器谐振特性不同，需校验稳定性。</w:t>
       </w:r>
@@ -2832,7 +3131,7 @@
       </w:pPr>
       <w:r>
         <w:rPr>
-          <w:rFonts w:hint="eastAsia"/>
+          <w:rFonts w:hint="eastAsia" w:eastAsia="黑体"/>
         </w:rPr>
         <w:t xml:space="preserve">并网时需加同步锁相（PLL）与孤岛保护。</w:t>
       </w:r>
@@ -2845,7 +3144,7 @@
       </w:pPr>
       <w:r>
         <w:rPr>
-          <w:rFonts w:hint="eastAsia"/>
+          <w:rFonts w:hint="eastAsia" w:eastAsia="黑体"/>
         </w:rPr>
         <w:t xml:space="preserve">参考资料</w:t>
       </w:r>
@@ -2860,7 +3159,7 @@
       </w:pPr>
       <w:r>
         <w:rPr>
-          <w:rFonts w:hint="eastAsia"/>
+          <w:rFonts w:hint="eastAsia" w:eastAsia="黑体"/>
         </w:rPr>
         <w:t xml:space="preserve">《电力电子技术》（王兆安、刘进军）。</w:t>
       </w:r>
@@ -2874,6 +3173,9 @@
         </w:numPr>
       </w:pPr>
       <w:r>
+        <w:rPr>
+          <w:rFonts w:eastAsia="黑体"/>
+        </w:rPr>
         <w:t xml:space="preserve">Wikipedia: Sine wave inverter / Pulse-width modulation。</w:t>
       </w:r>
     </w:p>
@@ -2886,20 +3188,26 @@
         </w:numPr>
       </w:pPr>
       <w:r>
+        <w:rPr>
+          <w:rFonts w:eastAsia="黑体"/>
+        </w:rPr>
         <w:t xml:space="preserve">TI </w:t>
       </w:r>
       <w:r>
         <w:rPr>
-          <w:rFonts w:hint="eastAsia"/>
+          <w:rFonts w:hint="eastAsia" w:eastAsia="黑体"/>
         </w:rPr>
         <w:t xml:space="preserve">应用笔记（SPWM</w:t>
       </w:r>
       <w:r>
+        <w:rPr>
+          <w:rFonts w:eastAsia="黑体"/>
+        </w:rPr>
         <w:t xml:space="preserve"> </w:t>
       </w:r>
       <w:r>
         <w:rPr>
-          <w:rFonts w:hint="eastAsia"/>
+          <w:rFonts w:hint="eastAsia" w:eastAsia="黑体"/>
         </w:rPr>
         <w:t xml:space="preserve">与逆变器控制）。</w:t>
       </w:r>
@@ -2913,11 +3221,11 @@
       </w:pPr>
       <w:r>
         <w:rPr>
-          <w:rFonts w:ascii="Times New Roman" w:hAnsi="Times New Roman"/>
+          <w:rFonts w:ascii="Times New Roman" w:hAnsi="Times New Roman" w:eastAsia="黑体"/>
           <w:color w:val="555555"/>
           <w:sz w:val="21"/>
         </w:rPr>
-        <w:t>材料收集者：杜文杰</w:t>
+        <w:t>材料收集者：杜文杰，WX手机：19519196569，QQ:3478827729</w:t>
       </w:r>
     </w:p>
     <w:sectPr>
@@ -2937,7 +3245,7 @@
 </file>
 
 <file path=word/footer1.xml><?xml version="1.0" encoding="utf-8"?>
-<w:ftr xmlns:m="http://schemas.openxmlformats.org/officeDocument/2006/math" xmlns:mc="http://schemas.openxmlformats.org/markup-compatibility/2006" xmlns:mo="http://schemas.microsoft.com/office/mac/office/2008/main" xmlns:mv="urn:schemas-microsoft-com:mac:vml" xmlns:o="urn:schemas-microsoft-com:office:office" xmlns:r="http://schemas.openxmlformats.org/officeDocument/2006/relationships" xmlns:v="urn:schemas-microsoft-com:vml" xmlns:w10="urn:schemas-microsoft-com:office:word" xmlns:w14="http://schemas.microsoft.com/office/word/2010/wordml" xmlns:w="http://schemas.openxmlformats.org/wordprocessingml/2006/main" xmlns:wne="http://schemas.microsoft.com/office/word/2006/wordml" xmlns:wp14="http://schemas.microsoft.com/office/word/2010/wordprocessingDrawing" xmlns:wp="http://schemas.openxmlformats.org/drawingml/2006/wordprocessingDrawing" xmlns:wpc="http://schemas.microsoft.com/office/word/2010/wordprocessingCanvas" xmlns:wpg="http://schemas.microsoft.com/office/word/2010/wordprocessingGroup" xmlns:wpi="http://schemas.microsoft.com/office/word/2010/wordprocessingInk" xmlns:wps="http://schemas.microsoft.com/office/word/2010/wordprocessingShape" mc:Ignorable="w14 wp14">
+<w:ftr xmlns:mc="http://schemas.openxmlformats.org/markup-compatibility/2006" xmlns:w="http://schemas.openxmlformats.org/wordprocessingml/2006/main" xmlns:m="http://schemas.openxmlformats.org/officeDocument/2006/math" xmlns:mo="http://schemas.microsoft.com/office/mac/office/2008/main" xmlns:mv="urn:schemas-microsoft-com:mac:vml" xmlns:o="urn:schemas-microsoft-com:office:office" xmlns:r="http://schemas.openxmlformats.org/officeDocument/2006/relationships" xmlns:v="urn:schemas-microsoft-com:vml" xmlns:w10="urn:schemas-microsoft-com:office:word" xmlns:w14="http://schemas.microsoft.com/office/word/2010/wordml" xmlns:wne="http://schemas.microsoft.com/office/word/2006/wordml" xmlns:wp14="http://schemas.microsoft.com/office/word/2010/wordprocessingDrawing" xmlns:wp="http://schemas.openxmlformats.org/drawingml/2006/wordprocessingDrawing" xmlns:wpc="http://schemas.microsoft.com/office/word/2010/wordprocessingCanvas" xmlns:wpg="http://schemas.microsoft.com/office/word/2010/wordprocessingGroup" xmlns:wpi="http://schemas.microsoft.com/office/word/2010/wordprocessingInk" xmlns:wps="http://schemas.microsoft.com/office/word/2010/wordprocessingShape" mc:Ignorable="w14 wp14">
   <w:p>
     <w:pPr>
       <w:pStyle w:val="Footer"/>
@@ -2945,12 +3253,14 @@
     </w:pPr>
     <w:r>
       <w:rPr>
+        <w:rFonts w:eastAsia="黑体"/>
         <w:sz w:val="18"/>
       </w:rPr>
       <w:t xml:space="preserve">第 </w:t>
     </w:r>
     <w:r>
       <w:rPr>
+        <w:rFonts w:eastAsia="黑体"/>
         <w:sz w:val="18"/>
       </w:rPr>
       <w:fldChar w:fldCharType="begin"/>
@@ -2959,6 +3269,7 @@
     </w:r>
     <w:r>
       <w:rPr>
+        <w:rFonts w:eastAsia="黑体"/>
         <w:sz w:val="18"/>
       </w:rPr>
       <w:t xml:space="preserve"> 页</w:t>
@@ -2972,6 +3283,9 @@
   <w:footnote w:type="continuationSeparator" w:id="0">
     <w:p>
       <w:r>
+        <w:rPr>
+          <w:rFonts w:eastAsia="黑体"/>
+        </w:rPr>
         <w:continuationSeparator/>
       </w:r>
     </w:p>
@@ -2979,6 +3293,9 @@
   <w:footnote w:type="separator" w:id="-1">
     <w:p>
       <w:r>
+        <w:rPr>
+          <w:rFonts w:eastAsia="黑体"/>
+        </w:rPr>
         <w:separator/>
       </w:r>
     </w:p>
@@ -2987,7 +3304,7 @@
 </file>
 
 <file path=word/header1.xml><?xml version="1.0" encoding="utf-8"?>
-<w:hdr xmlns:m="http://schemas.openxmlformats.org/officeDocument/2006/math" xmlns:mc="http://schemas.openxmlformats.org/markup-compatibility/2006" xmlns:mo="http://schemas.microsoft.com/office/mac/office/2008/main" xmlns:mv="urn:schemas-microsoft-com:mac:vml" xmlns:o="urn:schemas-microsoft-com:office:office" xmlns:r="http://schemas.openxmlformats.org/officeDocument/2006/relationships" xmlns:v="urn:schemas-microsoft-com:vml" xmlns:w10="urn:schemas-microsoft-com:office:word" xmlns:w14="http://schemas.microsoft.com/office/word/2010/wordml" xmlns:w="http://schemas.openxmlformats.org/wordprocessingml/2006/main" xmlns:wne="http://schemas.microsoft.com/office/word/2006/wordml" xmlns:wp14="http://schemas.microsoft.com/office/word/2010/wordprocessingDrawing" xmlns:wp="http://schemas.openxmlformats.org/drawingml/2006/wordprocessingDrawing" xmlns:wpc="http://schemas.microsoft.com/office/word/2010/wordprocessingCanvas" xmlns:wpg="http://schemas.microsoft.com/office/word/2010/wordprocessingGroup" xmlns:wpi="http://schemas.microsoft.com/office/word/2010/wordprocessingInk" xmlns:wps="http://schemas.microsoft.com/office/word/2010/wordprocessingShape" mc:Ignorable="w14 wp14">
+<w:hdr xmlns:mc="http://schemas.openxmlformats.org/markup-compatibility/2006" xmlns:w="http://schemas.openxmlformats.org/wordprocessingml/2006/main" xmlns:m="http://schemas.openxmlformats.org/officeDocument/2006/math" xmlns:mo="http://schemas.microsoft.com/office/mac/office/2008/main" xmlns:mv="urn:schemas-microsoft-com:mac:vml" xmlns:o="urn:schemas-microsoft-com:office:office" xmlns:r="http://schemas.openxmlformats.org/officeDocument/2006/relationships" xmlns:v="urn:schemas-microsoft-com:vml" xmlns:w10="urn:schemas-microsoft-com:office:word" xmlns:w14="http://schemas.microsoft.com/office/word/2010/wordml" xmlns:wne="http://schemas.microsoft.com/office/word/2006/wordml" xmlns:wp14="http://schemas.microsoft.com/office/word/2010/wordprocessingDrawing" xmlns:wp="http://schemas.openxmlformats.org/drawingml/2006/wordprocessingDrawing" xmlns:wpc="http://schemas.microsoft.com/office/word/2010/wordprocessingCanvas" xmlns:wpg="http://schemas.microsoft.com/office/word/2010/wordprocessingGroup" xmlns:wpi="http://schemas.microsoft.com/office/word/2010/wordprocessingInk" xmlns:wps="http://schemas.microsoft.com/office/word/2010/wordprocessingShape" mc:Ignorable="w14 wp14">
   <w:p>
     <w:pPr>
       <w:pStyle w:val="Header"/>
@@ -2995,7 +3312,7 @@
     </w:pPr>
     <w:r>
       <w:rPr>
-        <w:rFonts w:ascii="Times New Roman" w:hAnsi="Times New Roman"/>
+        <w:rFonts w:ascii="Times New Roman" w:hAnsi="Times New Roman" w:eastAsia="黑体"/>
         <w:sz w:val="18"/>
         <w:rFonts w:eastAsia="黑体"/>
         <w:rFonts w:eastAsia="黑体"/>
@@ -3007,7 +3324,7 @@
 </file>
 
 <file path=word/numbering.xml><?xml version="1.0" encoding="utf-8"?>
-<w:numbering xmlns:m="http://schemas.openxmlformats.org/officeDocument/2006/math" xmlns:mc="http://schemas.openxmlformats.org/markup-compatibility/2006" xmlns:mo="http://schemas.microsoft.com/office/mac/office/2008/main" xmlns:mv="urn:schemas-microsoft-com:mac:vml" xmlns:o="urn:schemas-microsoft-com:office:office" xmlns:r="http://schemas.openxmlformats.org/officeDocument/2006/relationships" xmlns:v="urn:schemas-microsoft-com:vml" xmlns:w="http://schemas.openxmlformats.org/wordprocessingml/2006/main" xmlns:w10="urn:schemas-microsoft-com:office:word" xmlns:w14="http://schemas.microsoft.com/office/word/2010/wordml" xmlns:wne="http://schemas.microsoft.com/office/word/2006/wordml" xmlns:wp="http://schemas.openxmlformats.org/drawingml/2006/wordprocessingDrawing" xmlns:wp14="http://schemas.microsoft.com/office/word/2010/wordprocessingDrawing" xmlns:wpc="http://schemas.microsoft.com/office/word/2010/wordprocessingCanvas" xmlns:wpg="http://schemas.microsoft.com/office/word/2010/wordprocessingGroup" xmlns:wpi="http://schemas.microsoft.com/office/word/2010/wordprocessingInk" xmlns:wps="http://schemas.microsoft.com/office/word/2010/wordprocessingShape" mc:Ignorable="w14 wp14">
+<w:numbering xmlns:mc="http://schemas.openxmlformats.org/markup-compatibility/2006" xmlns:w="http://schemas.openxmlformats.org/wordprocessingml/2006/main" xmlns:m="http://schemas.openxmlformats.org/officeDocument/2006/math" xmlns:mo="http://schemas.microsoft.com/office/mac/office/2008/main" xmlns:mv="urn:schemas-microsoft-com:mac:vml" xmlns:o="urn:schemas-microsoft-com:office:office" xmlns:r="http://schemas.openxmlformats.org/officeDocument/2006/relationships" xmlns:v="urn:schemas-microsoft-com:vml" xmlns:w10="urn:schemas-microsoft-com:office:word" xmlns:w14="http://schemas.microsoft.com/office/word/2010/wordml" xmlns:wne="http://schemas.microsoft.com/office/word/2006/wordml" xmlns:wp="http://schemas.openxmlformats.org/drawingml/2006/wordprocessingDrawing" xmlns:wp14="http://schemas.microsoft.com/office/word/2010/wordprocessingDrawing" xmlns:wpc="http://schemas.microsoft.com/office/word/2010/wordprocessingCanvas" xmlns:wpg="http://schemas.microsoft.com/office/word/2010/wordprocessingGroup" xmlns:wpi="http://schemas.microsoft.com/office/word/2010/wordprocessingInk" xmlns:wps="http://schemas.microsoft.com/office/word/2010/wordprocessingShape" mc:Ignorable="w14 wp14">
   <w:abstractNum w:abstractNumId="0">
     <w:nsid w:val="FFFFFF7C"/>
     <w:multiLevelType w:val="singleLevel"/>
@@ -3094,7 +3411,7 @@
         <w:ind w:hanging="360" w:left="1440"/>
       </w:pPr>
       <w:rPr>
-        <w:rFonts w:ascii="Symbol" w:hAnsi="Symbol" w:hint="default"/>
+        <w:rFonts w:ascii="Symbol" w:hAnsi="Symbol" w:hint="default" w:eastAsia="黑体"/>
       </w:rPr>
     </w:lvl>
   </w:abstractNum>
@@ -3115,7 +3432,7 @@
         <w:ind w:hanging="360" w:left="1080"/>
       </w:pPr>
       <w:rPr>
-        <w:rFonts w:ascii="Symbol" w:hAnsi="Symbol" w:hint="default"/>
+        <w:rFonts w:ascii="Symbol" w:hAnsi="Symbol" w:hint="default" w:eastAsia="黑体"/>
       </w:rPr>
     </w:lvl>
   </w:abstractNum>
@@ -3136,7 +3453,7 @@
         <w:ind w:hanging="360" w:left="720"/>
       </w:pPr>
       <w:rPr>
-        <w:rFonts w:ascii="Symbol" w:hAnsi="Symbol" w:hint="default"/>
+        <w:rFonts w:ascii="Symbol" w:hAnsi="Symbol" w:hint="default" w:eastAsia="黑体"/>
       </w:rPr>
     </w:lvl>
   </w:abstractNum>
@@ -3175,7 +3492,7 @@
         <w:ind w:hanging="360" w:left="360"/>
       </w:pPr>
       <w:rPr>
-        <w:rFonts w:ascii="Symbol" w:hAnsi="Symbol" w:hint="default"/>
+        <w:rFonts w:ascii="Symbol" w:hAnsi="Symbol" w:hint="default" w:eastAsia="黑体"/>
       </w:rPr>
     </w:lvl>
   </w:abstractNum>
@@ -3266,7 +3583,7 @@
         <w:ind w:left="720" w:hanging="360"/>
       </w:pPr>
       <w:rPr>
-        <w:rFonts w:ascii="Symbol" w:hAnsi="Symbol" w:cs="Symbol" w:hint="default"/>
+        <w:rFonts w:ascii="Symbol" w:hAnsi="Symbol" w:cs="Symbol" w:hint="default" w:eastAsia="黑体"/>
       </w:rPr>
     </w:lvl>
     <w:lvl w:ilvl="1">
@@ -3277,7 +3594,7 @@
         <w:ind w:left="1440" w:hanging="360"/>
       </w:pPr>
       <w:rPr>
-        <w:rFonts w:ascii="Courier New" w:hAnsi="Courier New" w:cs="Courier New" w:hint="default"/>
+        <w:rFonts w:ascii="Courier New" w:hAnsi="Courier New" w:cs="Courier New" w:hint="default" w:eastAsia="黑体"/>
       </w:rPr>
     </w:lvl>
     <w:lvl w:ilvl="2">
@@ -3288,7 +3605,7 @@
         <w:ind w:left="2160" w:hanging="360"/>
       </w:pPr>
       <w:rPr>
-        <w:rFonts w:ascii="Wingdings" w:hAnsi="Wingdings" w:cs="Wingdings" w:hint="default"/>
+        <w:rFonts w:ascii="Wingdings" w:hAnsi="Wingdings" w:cs="Wingdings" w:hint="default" w:eastAsia="黑体"/>
       </w:rPr>
     </w:lvl>
     <w:lvl w:ilvl="3">
@@ -3299,7 +3616,7 @@
         <w:ind w:left="2880" w:hanging="360"/>
       </w:pPr>
       <w:rPr>
-        <w:rFonts w:ascii="Symbol" w:hAnsi="Symbol" w:cs="Symbol" w:hint="default"/>
+        <w:rFonts w:ascii="Symbol" w:hAnsi="Symbol" w:cs="Symbol" w:hint="default" w:eastAsia="黑体"/>
       </w:rPr>
     </w:lvl>
     <w:lvl w:ilvl="4">
@@ -3310,7 +3627,7 @@
         <w:ind w:left="3600" w:hanging="360"/>
       </w:pPr>
       <w:rPr>
-        <w:rFonts w:ascii="Courier New" w:hAnsi="Courier New" w:cs="Courier New" w:hint="default"/>
+        <w:rFonts w:ascii="Courier New" w:hAnsi="Courier New" w:cs="Courier New" w:hint="default" w:eastAsia="黑体"/>
       </w:rPr>
     </w:lvl>
     <w:lvl w:ilvl="5">
@@ -3321,7 +3638,7 @@
         <w:ind w:left="4320" w:hanging="360"/>
       </w:pPr>
       <w:rPr>
-        <w:rFonts w:ascii="Wingdings" w:hAnsi="Wingdings" w:cs="Wingdings" w:hint="default"/>
+        <w:rFonts w:ascii="Wingdings" w:hAnsi="Wingdings" w:cs="Wingdings" w:hint="default" w:eastAsia="黑体"/>
       </w:rPr>
     </w:lvl>
     <w:lvl w:ilvl="6">
@@ -3332,7 +3649,7 @@
         <w:ind w:left="5040" w:hanging="360"/>
       </w:pPr>
       <w:rPr>
-        <w:rFonts w:ascii="Symbol" w:hAnsi="Symbol" w:cs="Symbol" w:hint="default"/>
+        <w:rFonts w:ascii="Symbol" w:hAnsi="Symbol" w:cs="Symbol" w:hint="default" w:eastAsia="黑体"/>
       </w:rPr>
     </w:lvl>
     <w:lvl w:ilvl="7">
@@ -3343,7 +3660,7 @@
         <w:ind w:left="5760" w:hanging="360"/>
       </w:pPr>
       <w:rPr>
-        <w:rFonts w:ascii="Courier New" w:hAnsi="Courier New" w:cs="Courier New" w:hint="default"/>
+        <w:rFonts w:ascii="Courier New" w:hAnsi="Courier New" w:cs="Courier New" w:hint="default" w:eastAsia="黑体"/>
       </w:rPr>
     </w:lvl>
     <w:lvl w:ilvl="8">
@@ -3354,7 +3671,7 @@
         <w:ind w:left="6480" w:hanging="360"/>
       </w:pPr>
       <w:rPr>
-        <w:rFonts w:ascii="Wingdings" w:hAnsi="Wingdings" w:cs="Wingdings" w:hint="default"/>
+        <w:rFonts w:ascii="Wingdings" w:hAnsi="Wingdings" w:cs="Wingdings" w:hint="default" w:eastAsia="黑体"/>
       </w:rPr>
     </w:lvl>
   </w:abstractNum>
@@ -3410,11 +3727,11 @@
 </file>
 
 <file path=word/styles.xml><?xml version="1.0" encoding="utf-8"?>
-<w:styles xmlns:mc="http://schemas.openxmlformats.org/markup-compatibility/2006" xmlns:r="http://schemas.openxmlformats.org/officeDocument/2006/relationships" xmlns:w="http://schemas.openxmlformats.org/wordprocessingml/2006/main" xmlns:w14="http://schemas.microsoft.com/office/word/2010/wordml" mc:Ignorable="w14">
+<w:styles xmlns:mc="http://schemas.openxmlformats.org/markup-compatibility/2006" xmlns:w="http://schemas.openxmlformats.org/wordprocessingml/2006/main" xmlns:r="http://schemas.openxmlformats.org/officeDocument/2006/relationships" xmlns:w14="http://schemas.microsoft.com/office/word/2010/wordml" mc:Ignorable="w14">
   <w:docDefaults>
     <w:rPrDefault>
       <w:rPr>
-        <w:rFonts w:asciiTheme="minorHAnsi" w:cstheme="minorBidi" w:eastAsiaTheme="minorEastAsia" w:hAnsiTheme="minorHAnsi"/>
+        <w:rFonts w:asciiTheme="minorHAnsi" w:cstheme="minorBidi" w:hAnsiTheme="minorHAnsi" w:eastAsia="黑体"/>
         <w:sz w:val="22"/>
         <w:szCs w:val="22"/>
         <w:lang w:bidi="ar-SA" w:eastAsia="en-US" w:val="en-US"/>
@@ -3636,7 +3953,7 @@
       <w:outlineLvl w:val="0"/>
     </w:pPr>
     <w:rPr>
-      <w:rFonts w:ascii="Times New Roman" w:asciiTheme="majorHAnsi" w:cstheme="majorBidi" w:eastAsia="黑体" w:eastAsiaTheme="majorEastAsia" w:hAnsi="Times New Roman" w:hAnsiTheme="majorHAnsi"/>
+      <w:rFonts w:ascii="Times New Roman" w:asciiTheme="majorHAnsi" w:cstheme="majorBidi" w:eastAsia="黑体" w:hAnsi="Times New Roman" w:hAnsiTheme="majorHAnsi"/>
       <w:b/>
       <w:bCs/>
       <w:color w:val="1F3864"/>
@@ -3660,7 +3977,7 @@
       <w:outlineLvl w:val="1"/>
     </w:pPr>
     <w:rPr>
-      <w:rFonts w:ascii="Times New Roman" w:asciiTheme="majorHAnsi" w:cstheme="majorBidi" w:eastAsia="黑体" w:eastAsiaTheme="majorEastAsia" w:hAnsi="Times New Roman" w:hAnsiTheme="majorHAnsi"/>
+      <w:rFonts w:ascii="Times New Roman" w:asciiTheme="majorHAnsi" w:cstheme="majorBidi" w:eastAsia="黑体" w:hAnsi="Times New Roman" w:hAnsiTheme="majorHAnsi"/>
       <w:b/>
       <w:bCs/>
       <w:color w:val="2E4E7E"/>
@@ -3684,7 +4001,7 @@
       <w:outlineLvl w:val="2"/>
     </w:pPr>
     <w:rPr>
-      <w:rFonts w:ascii="Times New Roman" w:asciiTheme="majorHAnsi" w:cstheme="majorBidi" w:eastAsia="黑体" w:eastAsiaTheme="majorEastAsia" w:hAnsi="Times New Roman" w:hAnsiTheme="majorHAnsi"/>
+      <w:rFonts w:ascii="Times New Roman" w:asciiTheme="majorHAnsi" w:cstheme="majorBidi" w:eastAsia="黑体" w:hAnsi="Times New Roman" w:hAnsiTheme="majorHAnsi"/>
       <w:b/>
       <w:bCs/>
       <w:color w:val="2E4E7E"/>
@@ -3708,7 +4025,7 @@
       <w:outlineLvl w:val="3"/>
     </w:pPr>
     <w:rPr>
-      <w:rFonts w:ascii="Times New Roman" w:asciiTheme="majorHAnsi" w:cstheme="majorBidi" w:eastAsia="黑体" w:eastAsiaTheme="majorEastAsia" w:hAnsi="Times New Roman" w:hAnsiTheme="majorHAnsi"/>
+      <w:rFonts w:ascii="Times New Roman" w:asciiTheme="majorHAnsi" w:cstheme="majorBidi" w:eastAsia="黑体" w:hAnsi="Times New Roman" w:hAnsiTheme="majorHAnsi"/>
       <w:b/>
       <w:bCs/>
       <w:i/>
@@ -3734,7 +4051,7 @@
       <w:outlineLvl w:val="4"/>
     </w:pPr>
     <w:rPr>
-      <w:rFonts w:ascii="Times New Roman" w:asciiTheme="majorHAnsi" w:cstheme="majorBidi" w:eastAsia="黑体" w:eastAsiaTheme="majorEastAsia" w:hAnsi="Times New Roman" w:hAnsiTheme="majorHAnsi"/>
+      <w:rFonts w:ascii="Times New Roman" w:asciiTheme="majorHAnsi" w:cstheme="majorBidi" w:eastAsia="黑体" w:hAnsi="Times New Roman" w:hAnsiTheme="majorHAnsi"/>
       <w:b/>
       <w:color w:val="333333"/>
       <w:sz w:val="22"/>
@@ -3757,7 +4074,7 @@
       <w:outlineLvl w:val="5"/>
     </w:pPr>
     <w:rPr>
-      <w:rFonts w:asciiTheme="majorHAnsi" w:cstheme="majorBidi" w:eastAsiaTheme="majorEastAsia" w:hAnsiTheme="majorHAnsi"/>
+      <w:rFonts w:asciiTheme="majorHAnsi" w:cstheme="majorBidi" w:hAnsiTheme="majorHAnsi" w:eastAsia="黑体"/>
       <w:i/>
       <w:iCs/>
       <w:color w:themeColor="accent1" w:themeShade="7F" w:val="243F60"/>
@@ -3780,7 +4097,7 @@
       <w:outlineLvl w:val="6"/>
     </w:pPr>
     <w:rPr>
-      <w:rFonts w:asciiTheme="majorHAnsi" w:cstheme="majorBidi" w:eastAsiaTheme="majorEastAsia" w:hAnsiTheme="majorHAnsi"/>
+      <w:rFonts w:asciiTheme="majorHAnsi" w:cstheme="majorBidi" w:hAnsiTheme="majorHAnsi" w:eastAsia="黑体"/>
       <w:i/>
       <w:iCs/>
       <w:color w:themeColor="text1" w:themeTint="BF" w:val="404040"/>
@@ -3803,7 +4120,7 @@
       <w:outlineLvl w:val="7"/>
     </w:pPr>
     <w:rPr>
-      <w:rFonts w:asciiTheme="majorHAnsi" w:cstheme="majorBidi" w:eastAsiaTheme="majorEastAsia" w:hAnsiTheme="majorHAnsi"/>
+      <w:rFonts w:asciiTheme="majorHAnsi" w:cstheme="majorBidi" w:hAnsiTheme="majorHAnsi" w:eastAsia="黑体"/>
       <w:color w:themeColor="accent1" w:val="4F81BD"/>
       <w:sz w:val="20"/>
       <w:szCs w:val="20"/>
@@ -3826,7 +4143,7 @@
       <w:outlineLvl w:val="8"/>
     </w:pPr>
     <w:rPr>
-      <w:rFonts w:asciiTheme="majorHAnsi" w:cstheme="majorBidi" w:eastAsiaTheme="majorEastAsia" w:hAnsiTheme="majorHAnsi"/>
+      <w:rFonts w:asciiTheme="majorHAnsi" w:cstheme="majorBidi" w:hAnsiTheme="majorHAnsi" w:eastAsia="黑体"/>
       <w:i/>
       <w:iCs/>
       <w:color w:themeColor="text1" w:themeTint="BF" w:val="404040"/>
@@ -3877,7 +4194,7 @@
     <w:uiPriority w:val="9"/>
     <w:rsid w:val="00FC693F"/>
     <w:rPr>
-      <w:rFonts w:asciiTheme="majorHAnsi" w:cstheme="majorBidi" w:eastAsiaTheme="majorEastAsia" w:hAnsiTheme="majorHAnsi"/>
+      <w:rFonts w:asciiTheme="majorHAnsi" w:cstheme="majorBidi" w:hAnsiTheme="majorHAnsi" w:eastAsia="黑体"/>
       <w:b/>
       <w:bCs/>
       <w:color w:themeColor="accent1" w:themeShade="BF" w:val="365F91"/>
@@ -3892,7 +4209,7 @@
     <w:uiPriority w:val="9"/>
     <w:rsid w:val="00FC693F"/>
     <w:rPr>
-      <w:rFonts w:asciiTheme="majorHAnsi" w:cstheme="majorBidi" w:eastAsiaTheme="majorEastAsia" w:hAnsiTheme="majorHAnsi"/>
+      <w:rFonts w:asciiTheme="majorHAnsi" w:cstheme="majorBidi" w:hAnsiTheme="majorHAnsi" w:eastAsia="黑体"/>
       <w:b/>
       <w:bCs/>
       <w:color w:themeColor="accent1" w:val="4F81BD"/>
@@ -3907,7 +4224,7 @@
     <w:uiPriority w:val="9"/>
     <w:rsid w:val="00FC693F"/>
     <w:rPr>
-      <w:rFonts w:asciiTheme="majorHAnsi" w:cstheme="majorBidi" w:eastAsiaTheme="majorEastAsia" w:hAnsiTheme="majorHAnsi"/>
+      <w:rFonts w:asciiTheme="majorHAnsi" w:cstheme="majorBidi" w:hAnsiTheme="majorHAnsi" w:eastAsia="黑体"/>
       <w:b/>
       <w:bCs/>
       <w:color w:themeColor="accent1" w:val="4F81BD"/>
@@ -3930,7 +4247,7 @@
       <w:contextualSpacing/>
     </w:pPr>
     <w:rPr>
-      <w:rFonts w:ascii="Times New Roman" w:asciiTheme="majorHAnsi" w:cstheme="majorBidi" w:eastAsia="黑体" w:eastAsiaTheme="majorEastAsia" w:hAnsi="Times New Roman" w:hAnsiTheme="majorHAnsi"/>
+      <w:rFonts w:ascii="Times New Roman" w:asciiTheme="majorHAnsi" w:cstheme="majorBidi" w:eastAsia="黑体" w:hAnsi="Times New Roman" w:hAnsiTheme="majorHAnsi"/>
       <w:b/>
       <w:color w:val="1F3864"/>
       <w:spacing w:val="5"/>
@@ -3946,7 +4263,7 @@
     <w:uiPriority w:val="10"/>
     <w:rsid w:val="00FC693F"/>
     <w:rPr>
-      <w:rFonts w:asciiTheme="majorHAnsi" w:cstheme="majorBidi" w:eastAsiaTheme="majorEastAsia" w:hAnsiTheme="majorHAnsi"/>
+      <w:rFonts w:asciiTheme="majorHAnsi" w:cstheme="majorBidi" w:hAnsiTheme="majorHAnsi" w:eastAsia="黑体"/>
       <w:color w:themeColor="text2" w:themeShade="BF" w:val="17365D"/>
       <w:spacing w:val="5"/>
       <w:kern w:val="28"/>
@@ -3968,7 +4285,7 @@
       </w:numPr>
     </w:pPr>
     <w:rPr>
-      <w:rFonts w:asciiTheme="majorHAnsi" w:cstheme="majorBidi" w:eastAsiaTheme="majorEastAsia" w:hAnsiTheme="majorHAnsi"/>
+      <w:rFonts w:asciiTheme="majorHAnsi" w:cstheme="majorBidi" w:hAnsiTheme="majorHAnsi" w:eastAsia="黑体"/>
       <w:i/>
       <w:iCs/>
       <w:color w:themeColor="accent1" w:val="4F81BD"/>
@@ -3984,7 +4301,7 @@
     <w:uiPriority w:val="11"/>
     <w:rsid w:val="00FC693F"/>
     <w:rPr>
-      <w:rFonts w:asciiTheme="majorHAnsi" w:cstheme="majorBidi" w:eastAsiaTheme="majorEastAsia" w:hAnsiTheme="majorHAnsi"/>
+      <w:rFonts w:asciiTheme="majorHAnsi" w:cstheme="majorBidi" w:hAnsiTheme="majorHAnsi" w:eastAsia="黑体"/>
       <w:i/>
       <w:iCs/>
       <w:color w:themeColor="accent1" w:val="4F81BD"/>
@@ -4051,6 +4368,7 @@
       <w:spacing w:after="120"/>
     </w:pPr>
     <w:rPr>
+      <w:rFonts w:eastAsia="黑体"/>
       <w:sz w:val="16"/>
       <w:szCs w:val="16"/>
     </w:rPr>
@@ -4062,6 +4380,7 @@
     <w:uiPriority w:val="99"/>
     <w:rsid w:val="00AA1D8D"/>
     <w:rPr>
+      <w:rFonts w:eastAsia="黑体"/>
       <w:sz w:val="16"/>
       <w:szCs w:val="16"/>
     </w:rPr>
@@ -4231,7 +4550,7 @@
       </w:tabs>
     </w:pPr>
     <w:rPr>
-      <w:rFonts w:ascii="Courier" w:hAnsi="Courier"/>
+      <w:rFonts w:ascii="Courier" w:hAnsi="Courier" w:eastAsia="黑体"/>
       <w:sz w:val="20"/>
       <w:szCs w:val="20"/>
     </w:rPr>
@@ -4243,7 +4562,7 @@
     <w:uiPriority w:val="99"/>
     <w:rsid w:val="0029639D"/>
     <w:rPr>
-      <w:rFonts w:ascii="Courier" w:hAnsi="Courier"/>
+      <w:rFonts w:ascii="Courier" w:hAnsi="Courier" w:eastAsia="黑体"/>
       <w:sz w:val="20"/>
       <w:szCs w:val="20"/>
     </w:rPr>
@@ -4279,6 +4598,7 @@
     <w:uiPriority w:val="29"/>
     <w:rsid w:val="00FC693F"/>
     <w:rPr>
+      <w:rFonts w:eastAsia="黑体"/>
       <w:i/>
       <w:iCs/>
       <w:color w:themeColor="text1" w:val="000000"/>
@@ -4292,7 +4612,7 @@
     <w:semiHidden/>
     <w:rsid w:val="00FC693F"/>
     <w:rPr>
-      <w:rFonts w:asciiTheme="majorHAnsi" w:cstheme="majorBidi" w:eastAsiaTheme="majorEastAsia" w:hAnsiTheme="majorHAnsi"/>
+      <w:rFonts w:asciiTheme="majorHAnsi" w:cstheme="majorBidi" w:hAnsiTheme="majorHAnsi" w:eastAsia="黑体"/>
       <w:b/>
       <w:bCs/>
       <w:i/>
@@ -4308,7 +4628,7 @@
     <w:semiHidden/>
     <w:rsid w:val="00FC693F"/>
     <w:rPr>
-      <w:rFonts w:asciiTheme="majorHAnsi" w:cstheme="majorBidi" w:eastAsiaTheme="majorEastAsia" w:hAnsiTheme="majorHAnsi"/>
+      <w:rFonts w:asciiTheme="majorHAnsi" w:cstheme="majorBidi" w:hAnsiTheme="majorHAnsi" w:eastAsia="黑体"/>
       <w:color w:themeColor="accent1" w:themeShade="7F" w:val="243F60"/>
     </w:rPr>
   </w:style>
@@ -4320,7 +4640,7 @@
     <w:semiHidden/>
     <w:rsid w:val="00FC693F"/>
     <w:rPr>
-      <w:rFonts w:asciiTheme="majorHAnsi" w:cstheme="majorBidi" w:eastAsiaTheme="majorEastAsia" w:hAnsiTheme="majorHAnsi"/>
+      <w:rFonts w:asciiTheme="majorHAnsi" w:cstheme="majorBidi" w:hAnsiTheme="majorHAnsi" w:eastAsia="黑体"/>
       <w:i/>
       <w:iCs/>
       <w:color w:themeColor="accent1" w:themeShade="7F" w:val="243F60"/>
@@ -4334,7 +4654,7 @@
     <w:semiHidden/>
     <w:rsid w:val="00FC693F"/>
     <w:rPr>
-      <w:rFonts w:asciiTheme="majorHAnsi" w:cstheme="majorBidi" w:eastAsiaTheme="majorEastAsia" w:hAnsiTheme="majorHAnsi"/>
+      <w:rFonts w:asciiTheme="majorHAnsi" w:cstheme="majorBidi" w:hAnsiTheme="majorHAnsi" w:eastAsia="黑体"/>
       <w:i/>
       <w:iCs/>
       <w:color w:themeColor="text1" w:themeTint="BF" w:val="404040"/>
@@ -4348,7 +4668,7 @@
     <w:semiHidden/>
     <w:rsid w:val="00FC693F"/>
     <w:rPr>
-      <w:rFonts w:asciiTheme="majorHAnsi" w:cstheme="majorBidi" w:eastAsiaTheme="majorEastAsia" w:hAnsiTheme="majorHAnsi"/>
+      <w:rFonts w:asciiTheme="majorHAnsi" w:cstheme="majorBidi" w:hAnsiTheme="majorHAnsi" w:eastAsia="黑体"/>
       <w:color w:themeColor="accent1" w:val="4F81BD"/>
       <w:sz w:val="20"/>
       <w:szCs w:val="20"/>
@@ -4362,7 +4682,7 @@
     <w:semiHidden/>
     <w:rsid w:val="00FC693F"/>
     <w:rPr>
-      <w:rFonts w:asciiTheme="majorHAnsi" w:cstheme="majorBidi" w:eastAsiaTheme="majorEastAsia" w:hAnsiTheme="majorHAnsi"/>
+      <w:rFonts w:asciiTheme="majorHAnsi" w:cstheme="majorBidi" w:hAnsiTheme="majorHAnsi" w:eastAsia="黑体"/>
       <w:i/>
       <w:iCs/>
       <w:color w:themeColor="text1" w:themeTint="BF" w:val="404040"/>
@@ -4383,6 +4703,7 @@
       <w:spacing w:line="240" w:lineRule="auto"/>
     </w:pPr>
     <w:rPr>
+      <w:rFonts w:eastAsia="黑体"/>
       <w:b/>
       <w:bCs/>
       <w:color w:themeColor="accent1" w:val="4F81BD"/>
@@ -4397,6 +4718,7 @@
     <w:qFormat/>
     <w:rsid w:val="00FC693F"/>
     <w:rPr>
+      <w:rFonts w:eastAsia="黑体"/>
       <w:b/>
       <w:bCs/>
     </w:rPr>
@@ -4408,6 +4730,7 @@
     <w:qFormat/>
     <w:rsid w:val="00FC693F"/>
     <w:rPr>
+      <w:rFonts w:eastAsia="黑体"/>
       <w:i/>
       <w:iCs/>
     </w:rPr>
@@ -4428,6 +4751,7 @@
       <w:ind w:left="936" w:right="936"/>
     </w:pPr>
     <w:rPr>
+      <w:rFonts w:eastAsia="黑体"/>
       <w:b/>
       <w:bCs/>
       <w:i/>
@@ -4442,6 +4766,7 @@
     <w:uiPriority w:val="30"/>
     <w:rsid w:val="00FC693F"/>
     <w:rPr>
+      <w:rFonts w:eastAsia="黑体"/>
       <w:b/>
       <w:bCs/>
       <w:i/>
@@ -4456,6 +4781,7 @@
     <w:qFormat/>
     <w:rsid w:val="00FC693F"/>
     <w:rPr>
+      <w:rFonts w:eastAsia="黑体"/>
       <w:i/>
       <w:iCs/>
       <w:color w:themeColor="text1" w:themeTint="7F" w:val="808080"/>
@@ -4468,6 +4794,7 @@
     <w:qFormat/>
     <w:rsid w:val="00FC693F"/>
     <w:rPr>
+      <w:rFonts w:eastAsia="黑体"/>
       <w:b/>
       <w:bCs/>
       <w:i/>
@@ -4482,6 +4809,7 @@
     <w:qFormat/>
     <w:rsid w:val="00FC693F"/>
     <w:rPr>
+      <w:rFonts w:eastAsia="黑体"/>
       <w:smallCaps/>
       <w:color w:themeColor="accent2" w:val="C0504D"/>
       <w:u w:val="single"/>
@@ -4494,6 +4822,7 @@
     <w:qFormat/>
     <w:rsid w:val="00FC693F"/>
     <w:rPr>
+      <w:rFonts w:eastAsia="黑体"/>
       <w:b/>
       <w:bCs/>
       <w:smallCaps/>
@@ -4509,6 +4838,7 @@
     <w:qFormat/>
     <w:rsid w:val="00FC693F"/>
     <w:rPr>
+      <w:rFonts w:eastAsia="黑体"/>
       <w:b/>
       <w:bCs/>
       <w:smallCaps/>
@@ -4563,6 +4893,7 @@
       <w:spacing w:after="0" w:line="240" w:lineRule="auto"/>
     </w:pPr>
     <w:rPr>
+      <w:rFonts w:eastAsia="黑体"/>
       <w:color w:themeColor="text1" w:themeShade="BF" w:val="000000"/>
     </w:rPr>
     <w:tblPr>
@@ -4585,6 +4916,7 @@
         <w:spacing w:after="0" w:before="0" w:line="240" w:lineRule="auto"/>
       </w:pPr>
       <w:rPr>
+        <w:rFonts w:eastAsia="黑体"/>
         <w:b/>
         <w:bCs/>
       </w:rPr>
@@ -4605,6 +4937,7 @@
         <w:spacing w:after="0" w:before="0" w:line="240" w:lineRule="auto"/>
       </w:pPr>
       <w:rPr>
+        <w:rFonts w:eastAsia="黑体"/>
         <w:b/>
         <w:bCs/>
       </w:rPr>
@@ -4622,12 +4955,14 @@
     </w:tblStylePr>
     <w:tblStylePr w:type="firstCol">
       <w:rPr>
+        <w:rFonts w:eastAsia="黑体"/>
         <w:b/>
         <w:bCs/>
       </w:rPr>
     </w:tblStylePr>
     <w:tblStylePr w:type="lastCol">
       <w:rPr>
+        <w:rFonts w:eastAsia="黑体"/>
         <w:b/>
         <w:bCs/>
       </w:rPr>
@@ -4666,6 +5001,7 @@
       <w:spacing w:after="0" w:line="240" w:lineRule="auto"/>
     </w:pPr>
     <w:rPr>
+      <w:rFonts w:eastAsia="黑体"/>
       <w:color w:themeColor="accent1" w:themeShade="BF" w:val="365F91"/>
     </w:rPr>
     <w:tblPr>
@@ -4688,6 +5024,7 @@
         <w:spacing w:after="0" w:before="0" w:line="240" w:lineRule="auto"/>
       </w:pPr>
       <w:rPr>
+        <w:rFonts w:eastAsia="黑体"/>
         <w:b/>
         <w:bCs/>
       </w:rPr>
@@ -4708,6 +5045,7 @@
         <w:spacing w:after="0" w:before="0" w:line="240" w:lineRule="auto"/>
       </w:pPr>
       <w:rPr>
+        <w:rFonts w:eastAsia="黑体"/>
         <w:b/>
         <w:bCs/>
       </w:rPr>
@@ -4725,12 +5063,14 @@
     </w:tblStylePr>
     <w:tblStylePr w:type="firstCol">
       <w:rPr>
+        <w:rFonts w:eastAsia="黑体"/>
         <w:b/>
         <w:bCs/>
       </w:rPr>
     </w:tblStylePr>
     <w:tblStylePr w:type="lastCol">
       <w:rPr>
+        <w:rFonts w:eastAsia="黑体"/>
         <w:b/>
         <w:bCs/>
       </w:rPr>
@@ -4769,6 +5109,7 @@
       <w:spacing w:after="0" w:line="240" w:lineRule="auto"/>
     </w:pPr>
     <w:rPr>
+      <w:rFonts w:eastAsia="黑体"/>
       <w:color w:themeColor="accent2" w:themeShade="BF" w:val="943634"/>
     </w:rPr>
     <w:tblPr>
@@ -4791,6 +5132,7 @@
         <w:spacing w:after="0" w:before="0" w:line="240" w:lineRule="auto"/>
       </w:pPr>
       <w:rPr>
+        <w:rFonts w:eastAsia="黑体"/>
         <w:b/>
         <w:bCs/>
       </w:rPr>
@@ -4811,6 +5153,7 @@
         <w:spacing w:after="0" w:before="0" w:line="240" w:lineRule="auto"/>
       </w:pPr>
       <w:rPr>
+        <w:rFonts w:eastAsia="黑体"/>
         <w:b/>
         <w:bCs/>
       </w:rPr>
@@ -4828,12 +5171,14 @@
     </w:tblStylePr>
     <w:tblStylePr w:type="firstCol">
       <w:rPr>
+        <w:rFonts w:eastAsia="黑体"/>
         <w:b/>
         <w:bCs/>
       </w:rPr>
     </w:tblStylePr>
     <w:tblStylePr w:type="lastCol">
       <w:rPr>
+        <w:rFonts w:eastAsia="黑体"/>
         <w:b/>
         <w:bCs/>
       </w:rPr>
@@ -4872,6 +5217,7 @@
       <w:spacing w:after="0" w:line="240" w:lineRule="auto"/>
     </w:pPr>
     <w:rPr>
+      <w:rFonts w:eastAsia="黑体"/>
       <w:color w:themeColor="accent3" w:themeShade="BF" w:val="76923C"/>
     </w:rPr>
     <w:tblPr>
@@ -4894,6 +5240,7 @@
         <w:spacing w:after="0" w:before="0" w:line="240" w:lineRule="auto"/>
       </w:pPr>
       <w:rPr>
+        <w:rFonts w:eastAsia="黑体"/>
         <w:b/>
         <w:bCs/>
       </w:rPr>
@@ -4914,6 +5261,7 @@
         <w:spacing w:after="0" w:before="0" w:line="240" w:lineRule="auto"/>
       </w:pPr>
       <w:rPr>
+        <w:rFonts w:eastAsia="黑体"/>
         <w:b/>
         <w:bCs/>
       </w:rPr>
@@ -4931,12 +5279,14 @@
     </w:tblStylePr>
     <w:tblStylePr w:type="firstCol">
       <w:rPr>
+        <w:rFonts w:eastAsia="黑体"/>
         <w:b/>
         <w:bCs/>
       </w:rPr>
     </w:tblStylePr>
     <w:tblStylePr w:type="lastCol">
       <w:rPr>
+        <w:rFonts w:eastAsia="黑体"/>
         <w:b/>
         <w:bCs/>
       </w:rPr>
@@ -4975,6 +5325,7 @@
       <w:spacing w:after="0" w:line="240" w:lineRule="auto"/>
     </w:pPr>
     <w:rPr>
+      <w:rFonts w:eastAsia="黑体"/>
       <w:color w:themeColor="accent4" w:themeShade="BF" w:val="5F497A"/>
     </w:rPr>
     <w:tblPr>
@@ -4997,6 +5348,7 @@
         <w:spacing w:after="0" w:before="0" w:line="240" w:lineRule="auto"/>
       </w:pPr>
       <w:rPr>
+        <w:rFonts w:eastAsia="黑体"/>
         <w:b/>
         <w:bCs/>
       </w:rPr>
@@ -5017,6 +5369,7 @@
         <w:spacing w:after="0" w:before="0" w:line="240" w:lineRule="auto"/>
       </w:pPr>
       <w:rPr>
+        <w:rFonts w:eastAsia="黑体"/>
         <w:b/>
         <w:bCs/>
       </w:rPr>
@@ -5034,12 +5387,14 @@
     </w:tblStylePr>
     <w:tblStylePr w:type="firstCol">
       <w:rPr>
+        <w:rFonts w:eastAsia="黑体"/>
         <w:b/>
         <w:bCs/>
       </w:rPr>
     </w:tblStylePr>
     <w:tblStylePr w:type="lastCol">
       <w:rPr>
+        <w:rFonts w:eastAsia="黑体"/>
         <w:b/>
         <w:bCs/>
       </w:rPr>
@@ -5078,6 +5433,7 @@
       <w:spacing w:after="0" w:line="240" w:lineRule="auto"/>
     </w:pPr>
     <w:rPr>
+      <w:rFonts w:eastAsia="黑体"/>
       <w:color w:themeColor="accent5" w:themeShade="BF" w:val="31849B"/>
     </w:rPr>
     <w:tblPr>
@@ -5100,6 +5456,7 @@
         <w:spacing w:after="0" w:before="0" w:line="240" w:lineRule="auto"/>
       </w:pPr>
       <w:rPr>
+        <w:rFonts w:eastAsia="黑体"/>
         <w:b/>
         <w:bCs/>
       </w:rPr>
@@ -5120,6 +5477,7 @@
         <w:spacing w:after="0" w:before="0" w:line="240" w:lineRule="auto"/>
       </w:pPr>
       <w:rPr>
+        <w:rFonts w:eastAsia="黑体"/>
         <w:b/>
         <w:bCs/>
       </w:rPr>
@@ -5137,12 +5495,14 @@
     </w:tblStylePr>
     <w:tblStylePr w:type="firstCol">
       <w:rPr>
+        <w:rFonts w:eastAsia="黑体"/>
         <w:b/>
         <w:bCs/>
       </w:rPr>
     </w:tblStylePr>
     <w:tblStylePr w:type="lastCol">
       <w:rPr>
+        <w:rFonts w:eastAsia="黑体"/>
         <w:b/>
         <w:bCs/>
       </w:rPr>
@@ -5181,6 +5541,7 @@
       <w:spacing w:after="0" w:line="240" w:lineRule="auto"/>
     </w:pPr>
     <w:rPr>
+      <w:rFonts w:eastAsia="黑体"/>
       <w:color w:themeColor="accent6" w:themeShade="BF" w:val="E36C0A"/>
     </w:rPr>
     <w:tblPr>
@@ -5203,6 +5564,7 @@
         <w:spacing w:after="0" w:before="0" w:line="240" w:lineRule="auto"/>
       </w:pPr>
       <w:rPr>
+        <w:rFonts w:eastAsia="黑体"/>
         <w:b/>
         <w:bCs/>
       </w:rPr>
@@ -5223,6 +5585,7 @@
         <w:spacing w:after="0" w:before="0" w:line="240" w:lineRule="auto"/>
       </w:pPr>
       <w:rPr>
+        <w:rFonts w:eastAsia="黑体"/>
         <w:b/>
         <w:bCs/>
       </w:rPr>
@@ -5240,12 +5603,14 @@
     </w:tblStylePr>
     <w:tblStylePr w:type="firstCol">
       <w:rPr>
+        <w:rFonts w:eastAsia="黑体"/>
         <w:b/>
         <w:bCs/>
       </w:rPr>
     </w:tblStylePr>
     <w:tblStylePr w:type="lastCol">
       <w:rPr>
+        <w:rFonts w:eastAsia="黑体"/>
         <w:b/>
         <w:bCs/>
       </w:rPr>
@@ -5305,6 +5670,7 @@
         <w:spacing w:after="0" w:before="0" w:line="240" w:lineRule="auto"/>
       </w:pPr>
       <w:rPr>
+        <w:rFonts w:eastAsia="黑体"/>
         <w:b/>
         <w:bCs/>
         <w:color w:themeColor="background1" w:val="FFFFFF"/>
@@ -5319,6 +5685,7 @@
         <w:spacing w:after="0" w:before="0" w:line="240" w:lineRule="auto"/>
       </w:pPr>
       <w:rPr>
+        <w:rFonts w:eastAsia="黑体"/>
         <w:b/>
         <w:bCs/>
       </w:rPr>
@@ -5334,12 +5701,14 @@
     </w:tblStylePr>
     <w:tblStylePr w:type="firstCol">
       <w:rPr>
+        <w:rFonts w:eastAsia="黑体"/>
         <w:b/>
         <w:bCs/>
       </w:rPr>
     </w:tblStylePr>
     <w:tblStylePr w:type="lastCol">
       <w:rPr>
+        <w:rFonts w:eastAsia="黑体"/>
         <w:b/>
         <w:bCs/>
       </w:rPr>
@@ -5397,6 +5766,7 @@
         <w:spacing w:after="0" w:before="0" w:line="240" w:lineRule="auto"/>
       </w:pPr>
       <w:rPr>
+        <w:rFonts w:eastAsia="黑体"/>
         <w:b/>
         <w:bCs/>
         <w:color w:themeColor="background1" w:val="FFFFFF"/>
@@ -5411,6 +5781,7 @@
         <w:spacing w:after="0" w:before="0" w:line="240" w:lineRule="auto"/>
       </w:pPr>
       <w:rPr>
+        <w:rFonts w:eastAsia="黑体"/>
         <w:b/>
         <w:bCs/>
       </w:rPr>
@@ -5426,12 +5797,14 @@
     </w:tblStylePr>
     <w:tblStylePr w:type="firstCol">
       <w:rPr>
+        <w:rFonts w:eastAsia="黑体"/>
         <w:b/>
         <w:bCs/>
       </w:rPr>
     </w:tblStylePr>
     <w:tblStylePr w:type="lastCol">
       <w:rPr>
+        <w:rFonts w:eastAsia="黑体"/>
         <w:b/>
         <w:bCs/>
       </w:rPr>
@@ -5489,6 +5862,7 @@
         <w:spacing w:after="0" w:before="0" w:line="240" w:lineRule="auto"/>
       </w:pPr>
       <w:rPr>
+        <w:rFonts w:eastAsia="黑体"/>
         <w:b/>
         <w:bCs/>
         <w:color w:themeColor="background1" w:val="FFFFFF"/>
@@ -5503,6 +5877,7 @@
         <w:spacing w:after="0" w:before="0" w:line="240" w:lineRule="auto"/>
       </w:pPr>
       <w:rPr>
+        <w:rFonts w:eastAsia="黑体"/>
         <w:b/>
         <w:bCs/>
       </w:rPr>
@@ -5518,12 +5893,14 @@
     </w:tblStylePr>
     <w:tblStylePr w:type="firstCol">
       <w:rPr>
+        <w:rFonts w:eastAsia="黑体"/>
         <w:b/>
         <w:bCs/>
       </w:rPr>
     </w:tblStylePr>
     <w:tblStylePr w:type="lastCol">
       <w:rPr>
+        <w:rFonts w:eastAsia="黑体"/>
         <w:b/>
         <w:bCs/>
       </w:rPr>
@@ -5581,6 +5958,7 @@
         <w:spacing w:after="0" w:before="0" w:line="240" w:lineRule="auto"/>
       </w:pPr>
       <w:rPr>
+        <w:rFonts w:eastAsia="黑体"/>
         <w:b/>
         <w:bCs/>
         <w:color w:themeColor="background1" w:val="FFFFFF"/>
@@ -5595,6 +5973,7 @@
         <w:spacing w:after="0" w:before="0" w:line="240" w:lineRule="auto"/>
       </w:pPr>
       <w:rPr>
+        <w:rFonts w:eastAsia="黑体"/>
         <w:b/>
         <w:bCs/>
       </w:rPr>
@@ -5610,12 +5989,14 @@
     </w:tblStylePr>
     <w:tblStylePr w:type="firstCol">
       <w:rPr>
+        <w:rFonts w:eastAsia="黑体"/>
         <w:b/>
         <w:bCs/>
       </w:rPr>
     </w:tblStylePr>
     <w:tblStylePr w:type="lastCol">
       <w:rPr>
+        <w:rFonts w:eastAsia="黑体"/>
         <w:b/>
         <w:bCs/>
       </w:rPr>
@@ -5673,6 +6054,7 @@
         <w:spacing w:after="0" w:before="0" w:line="240" w:lineRule="auto"/>
       </w:pPr>
       <w:rPr>
+        <w:rFonts w:eastAsia="黑体"/>
         <w:b/>
         <w:bCs/>
         <w:color w:themeColor="background1" w:val="FFFFFF"/>
@@ -5687,6 +6069,7 @@
         <w:spacing w:after="0" w:before="0" w:line="240" w:lineRule="auto"/>
       </w:pPr>
       <w:rPr>
+        <w:rFonts w:eastAsia="黑体"/>
         <w:b/>
         <w:bCs/>
       </w:rPr>
@@ -5702,12 +6085,14 @@
     </w:tblStylePr>
     <w:tblStylePr w:type="firstCol">
       <w:rPr>
+        <w:rFonts w:eastAsia="黑体"/>
         <w:b/>
         <w:bCs/>
       </w:rPr>
     </w:tblStylePr>
     <w:tblStylePr w:type="lastCol">
       <w:rPr>
+        <w:rFonts w:eastAsia="黑体"/>
         <w:b/>
         <w:bCs/>
       </w:rPr>
@@ -5765,6 +6150,7 @@
         <w:spacing w:after="0" w:before="0" w:line="240" w:lineRule="auto"/>
       </w:pPr>
       <w:rPr>
+        <w:rFonts w:eastAsia="黑体"/>
         <w:b/>
         <w:bCs/>
         <w:color w:themeColor="background1" w:val="FFFFFF"/>
@@ -5779,6 +6165,7 @@
         <w:spacing w:after="0" w:before="0" w:line="240" w:lineRule="auto"/>
       </w:pPr>
       <w:rPr>
+        <w:rFonts w:eastAsia="黑体"/>
         <w:b/>
         <w:bCs/>
       </w:rPr>
@@ -5794,12 +6181,14 @@
     </w:tblStylePr>
     <w:tblStylePr w:type="firstCol">
       <w:rPr>
+        <w:rFonts w:eastAsia="黑体"/>
         <w:b/>
         <w:bCs/>
       </w:rPr>
     </w:tblStylePr>
     <w:tblStylePr w:type="lastCol">
       <w:rPr>
+        <w:rFonts w:eastAsia="黑体"/>
         <w:b/>
         <w:bCs/>
       </w:rPr>
@@ -5857,6 +6246,7 @@
         <w:spacing w:after="0" w:before="0" w:line="240" w:lineRule="auto"/>
       </w:pPr>
       <w:rPr>
+        <w:rFonts w:eastAsia="黑体"/>
         <w:b/>
         <w:bCs/>
         <w:color w:themeColor="background1" w:val="FFFFFF"/>
@@ -5871,6 +6261,7 @@
         <w:spacing w:after="0" w:before="0" w:line="240" w:lineRule="auto"/>
       </w:pPr>
       <w:rPr>
+        <w:rFonts w:eastAsia="黑体"/>
         <w:b/>
         <w:bCs/>
       </w:rPr>
@@ -5886,12 +6277,14 @@
     </w:tblStylePr>
     <w:tblStylePr w:type="firstCol">
       <w:rPr>
+        <w:rFonts w:eastAsia="黑体"/>
         <w:b/>
         <w:bCs/>
       </w:rPr>
     </w:tblStylePr>
     <w:tblStylePr w:type="lastCol">
       <w:rPr>
+        <w:rFonts w:eastAsia="黑体"/>
         <w:b/>
         <w:bCs/>
       </w:rPr>
@@ -5951,7 +6344,7 @@
         <w:spacing w:after="0" w:before="0" w:line="240" w:lineRule="auto"/>
       </w:pPr>
       <w:rPr>
-        <w:rFonts w:asciiTheme="majorHAnsi" w:cstheme="majorBidi" w:eastAsiaTheme="majorEastAsia" w:hAnsiTheme="majorHAnsi"/>
+        <w:rFonts w:asciiTheme="majorHAnsi" w:cstheme="majorBidi" w:hAnsiTheme="majorHAnsi" w:eastAsia="黑体"/>
         <w:b/>
         <w:bCs/>
       </w:rPr>
@@ -5972,7 +6365,7 @@
         <w:spacing w:after="0" w:before="0" w:line="240" w:lineRule="auto"/>
       </w:pPr>
       <w:rPr>
-        <w:rFonts w:asciiTheme="majorHAnsi" w:cstheme="majorBidi" w:eastAsiaTheme="majorEastAsia" w:hAnsiTheme="majorHAnsi"/>
+        <w:rFonts w:asciiTheme="majorHAnsi" w:cstheme="majorBidi" w:hAnsiTheme="majorHAnsi" w:eastAsia="黑体"/>
         <w:b/>
         <w:bCs/>
       </w:rPr>
@@ -5990,14 +6383,14 @@
     </w:tblStylePr>
     <w:tblStylePr w:type="firstCol">
       <w:rPr>
-        <w:rFonts w:asciiTheme="majorHAnsi" w:cstheme="majorBidi" w:eastAsiaTheme="majorEastAsia" w:hAnsiTheme="majorHAnsi"/>
+        <w:rFonts w:asciiTheme="majorHAnsi" w:cstheme="majorBidi" w:hAnsiTheme="majorHAnsi" w:eastAsia="黑体"/>
         <w:b/>
         <w:bCs/>
       </w:rPr>
     </w:tblStylePr>
     <w:tblStylePr w:type="lastCol">
       <w:rPr>
-        <w:rFonts w:asciiTheme="majorHAnsi" w:cstheme="majorBidi" w:eastAsiaTheme="majorEastAsia" w:hAnsiTheme="majorHAnsi"/>
+        <w:rFonts w:asciiTheme="majorHAnsi" w:cstheme="majorBidi" w:hAnsiTheme="majorHAnsi" w:eastAsia="黑体"/>
         <w:b/>
         <w:bCs/>
       </w:rPr>
@@ -6081,7 +6474,7 @@
         <w:spacing w:after="0" w:before="0" w:line="240" w:lineRule="auto"/>
       </w:pPr>
       <w:rPr>
-        <w:rFonts w:asciiTheme="majorHAnsi" w:cstheme="majorBidi" w:eastAsiaTheme="majorEastAsia" w:hAnsiTheme="majorHAnsi"/>
+        <w:rFonts w:asciiTheme="majorHAnsi" w:cstheme="majorBidi" w:hAnsiTheme="majorHAnsi" w:eastAsia="黑体"/>
         <w:b/>
         <w:bCs/>
       </w:rPr>
@@ -6102,7 +6495,7 @@
         <w:spacing w:after="0" w:before="0" w:line="240" w:lineRule="auto"/>
       </w:pPr>
       <w:rPr>
-        <w:rFonts w:asciiTheme="majorHAnsi" w:cstheme="majorBidi" w:eastAsiaTheme="majorEastAsia" w:hAnsiTheme="majorHAnsi"/>
+        <w:rFonts w:asciiTheme="majorHAnsi" w:cstheme="majorBidi" w:hAnsiTheme="majorHAnsi" w:eastAsia="黑体"/>
         <w:b/>
         <w:bCs/>
       </w:rPr>
@@ -6120,14 +6513,14 @@
     </w:tblStylePr>
     <w:tblStylePr w:type="firstCol">
       <w:rPr>
-        <w:rFonts w:asciiTheme="majorHAnsi" w:cstheme="majorBidi" w:eastAsiaTheme="majorEastAsia" w:hAnsiTheme="majorHAnsi"/>
+        <w:rFonts w:asciiTheme="majorHAnsi" w:cstheme="majorBidi" w:hAnsiTheme="majorHAnsi" w:eastAsia="黑体"/>
         <w:b/>
         <w:bCs/>
       </w:rPr>
     </w:tblStylePr>
     <w:tblStylePr w:type="lastCol">
       <w:rPr>
-        <w:rFonts w:asciiTheme="majorHAnsi" w:cstheme="majorBidi" w:eastAsiaTheme="majorEastAsia" w:hAnsiTheme="majorHAnsi"/>
+        <w:rFonts w:asciiTheme="majorHAnsi" w:cstheme="majorBidi" w:hAnsiTheme="majorHAnsi" w:eastAsia="黑体"/>
         <w:b/>
         <w:bCs/>
       </w:rPr>
@@ -6211,7 +6604,7 @@
         <w:spacing w:after="0" w:before="0" w:line="240" w:lineRule="auto"/>
       </w:pPr>
       <w:rPr>
-        <w:rFonts w:asciiTheme="majorHAnsi" w:cstheme="majorBidi" w:eastAsiaTheme="majorEastAsia" w:hAnsiTheme="majorHAnsi"/>
+        <w:rFonts w:asciiTheme="majorHAnsi" w:cstheme="majorBidi" w:hAnsiTheme="majorHAnsi" w:eastAsia="黑体"/>
         <w:b/>
         <w:bCs/>
       </w:rPr>
@@ -6232,7 +6625,7 @@
         <w:spacing w:after="0" w:before="0" w:line="240" w:lineRule="auto"/>
       </w:pPr>
       <w:rPr>
-        <w:rFonts w:asciiTheme="majorHAnsi" w:cstheme="majorBidi" w:eastAsiaTheme="majorEastAsia" w:hAnsiTheme="majorHAnsi"/>
+        <w:rFonts w:asciiTheme="majorHAnsi" w:cstheme="majorBidi" w:hAnsiTheme="majorHAnsi" w:eastAsia="黑体"/>
         <w:b/>
         <w:bCs/>
       </w:rPr>
@@ -6250,14 +6643,14 @@
     </w:tblStylePr>
     <w:tblStylePr w:type="firstCol">
       <w:rPr>
-        <w:rFonts w:asciiTheme="majorHAnsi" w:cstheme="majorBidi" w:eastAsiaTheme="majorEastAsia" w:hAnsiTheme="majorHAnsi"/>
+        <w:rFonts w:asciiTheme="majorHAnsi" w:cstheme="majorBidi" w:hAnsiTheme="majorHAnsi" w:eastAsia="黑体"/>
         <w:b/>
         <w:bCs/>
       </w:rPr>
     </w:tblStylePr>
     <w:tblStylePr w:type="lastCol">
       <w:rPr>
-        <w:rFonts w:asciiTheme="majorHAnsi" w:cstheme="majorBidi" w:eastAsiaTheme="majorEastAsia" w:hAnsiTheme="majorHAnsi"/>
+        <w:rFonts w:asciiTheme="majorHAnsi" w:cstheme="majorBidi" w:hAnsiTheme="majorHAnsi" w:eastAsia="黑体"/>
         <w:b/>
         <w:bCs/>
       </w:rPr>
@@ -6341,7 +6734,7 @@
         <w:spacing w:after="0" w:before="0" w:line="240" w:lineRule="auto"/>
       </w:pPr>
       <w:rPr>
-        <w:rFonts w:asciiTheme="majorHAnsi" w:cstheme="majorBidi" w:eastAsiaTheme="majorEastAsia" w:hAnsiTheme="majorHAnsi"/>
+        <w:rFonts w:asciiTheme="majorHAnsi" w:cstheme="majorBidi" w:hAnsiTheme="majorHAnsi" w:eastAsia="黑体"/>
         <w:b/>
         <w:bCs/>
       </w:rPr>
@@ -6362,7 +6755,7 @@
         <w:spacing w:after="0" w:before="0" w:line="240" w:lineRule="auto"/>
       </w:pPr>
       <w:rPr>
-        <w:rFonts w:asciiTheme="majorHAnsi" w:cstheme="majorBidi" w:eastAsiaTheme="majorEastAsia" w:hAnsiTheme="majorHAnsi"/>
+        <w:rFonts w:asciiTheme="majorHAnsi" w:cstheme="majorBidi" w:hAnsiTheme="majorHAnsi" w:eastAsia="黑体"/>
         <w:b/>
         <w:bCs/>
       </w:rPr>
@@ -6380,14 +6773,14 @@
     </w:tblStylePr>
     <w:tblStylePr w:type="firstCol">
       <w:rPr>
-        <w:rFonts w:asciiTheme="majorHAnsi" w:cstheme="majorBidi" w:eastAsiaTheme="majorEastAsia" w:hAnsiTheme="majorHAnsi"/>
+        <w:rFonts w:asciiTheme="majorHAnsi" w:cstheme="majorBidi" w:hAnsiTheme="majorHAnsi" w:eastAsia="黑体"/>
         <w:b/>
         <w:bCs/>
       </w:rPr>
     </w:tblStylePr>
     <w:tblStylePr w:type="lastCol">
       <w:rPr>
-        <w:rFonts w:asciiTheme="majorHAnsi" w:cstheme="majorBidi" w:eastAsiaTheme="majorEastAsia" w:hAnsiTheme="majorHAnsi"/>
+        <w:rFonts w:asciiTheme="majorHAnsi" w:cstheme="majorBidi" w:hAnsiTheme="majorHAnsi" w:eastAsia="黑体"/>
         <w:b/>
         <w:bCs/>
       </w:rPr>
@@ -6471,7 +6864,7 @@
         <w:spacing w:after="0" w:before="0" w:line="240" w:lineRule="auto"/>
       </w:pPr>
       <w:rPr>
-        <w:rFonts w:asciiTheme="majorHAnsi" w:cstheme="majorBidi" w:eastAsiaTheme="majorEastAsia" w:hAnsiTheme="majorHAnsi"/>
+        <w:rFonts w:asciiTheme="majorHAnsi" w:cstheme="majorBidi" w:hAnsiTheme="majorHAnsi" w:eastAsia="黑体"/>
         <w:b/>
         <w:bCs/>
       </w:rPr>
@@ -6492,7 +6885,7 @@
         <w:spacing w:after="0" w:before="0" w:line="240" w:lineRule="auto"/>
       </w:pPr>
       <w:rPr>
-        <w:rFonts w:asciiTheme="majorHAnsi" w:cstheme="majorBidi" w:eastAsiaTheme="majorEastAsia" w:hAnsiTheme="majorHAnsi"/>
+        <w:rFonts w:asciiTheme="majorHAnsi" w:cstheme="majorBidi" w:hAnsiTheme="majorHAnsi" w:eastAsia="黑体"/>
         <w:b/>
         <w:bCs/>
       </w:rPr>
@@ -6510,14 +6903,14 @@
     </w:tblStylePr>
     <w:tblStylePr w:type="firstCol">
       <w:rPr>
-        <w:rFonts w:asciiTheme="majorHAnsi" w:cstheme="majorBidi" w:eastAsiaTheme="majorEastAsia" w:hAnsiTheme="majorHAnsi"/>
+        <w:rFonts w:asciiTheme="majorHAnsi" w:cstheme="majorBidi" w:hAnsiTheme="majorHAnsi" w:eastAsia="黑体"/>
         <w:b/>
         <w:bCs/>
       </w:rPr>
     </w:tblStylePr>
     <w:tblStylePr w:type="lastCol">
       <w:rPr>
-        <w:rFonts w:asciiTheme="majorHAnsi" w:cstheme="majorBidi" w:eastAsiaTheme="majorEastAsia" w:hAnsiTheme="majorHAnsi"/>
+        <w:rFonts w:asciiTheme="majorHAnsi" w:cstheme="majorBidi" w:hAnsiTheme="majorHAnsi" w:eastAsia="黑体"/>
         <w:b/>
         <w:bCs/>
       </w:rPr>
@@ -6601,7 +6994,7 @@
         <w:spacing w:after="0" w:before="0" w:line="240" w:lineRule="auto"/>
       </w:pPr>
       <w:rPr>
-        <w:rFonts w:asciiTheme="majorHAnsi" w:cstheme="majorBidi" w:eastAsiaTheme="majorEastAsia" w:hAnsiTheme="majorHAnsi"/>
+        <w:rFonts w:asciiTheme="majorHAnsi" w:cstheme="majorBidi" w:hAnsiTheme="majorHAnsi" w:eastAsia="黑体"/>
         <w:b/>
         <w:bCs/>
       </w:rPr>
@@ -6622,7 +7015,7 @@
         <w:spacing w:after="0" w:before="0" w:line="240" w:lineRule="auto"/>
       </w:pPr>
       <w:rPr>
-        <w:rFonts w:asciiTheme="majorHAnsi" w:cstheme="majorBidi" w:eastAsiaTheme="majorEastAsia" w:hAnsiTheme="majorHAnsi"/>
+        <w:rFonts w:asciiTheme="majorHAnsi" w:cstheme="majorBidi" w:hAnsiTheme="majorHAnsi" w:eastAsia="黑体"/>
         <w:b/>
         <w:bCs/>
       </w:rPr>
@@ -6640,14 +7033,14 @@
     </w:tblStylePr>
     <w:tblStylePr w:type="firstCol">
       <w:rPr>
-        <w:rFonts w:asciiTheme="majorHAnsi" w:cstheme="majorBidi" w:eastAsiaTheme="majorEastAsia" w:hAnsiTheme="majorHAnsi"/>
+        <w:rFonts w:asciiTheme="majorHAnsi" w:cstheme="majorBidi" w:hAnsiTheme="majorHAnsi" w:eastAsia="黑体"/>
         <w:b/>
         <w:bCs/>
       </w:rPr>
     </w:tblStylePr>
     <w:tblStylePr w:type="lastCol">
       <w:rPr>
-        <w:rFonts w:asciiTheme="majorHAnsi" w:cstheme="majorBidi" w:eastAsiaTheme="majorEastAsia" w:hAnsiTheme="majorHAnsi"/>
+        <w:rFonts w:asciiTheme="majorHAnsi" w:cstheme="majorBidi" w:hAnsiTheme="majorHAnsi" w:eastAsia="黑体"/>
         <w:b/>
         <w:bCs/>
       </w:rPr>
@@ -6731,7 +7124,7 @@
         <w:spacing w:after="0" w:before="0" w:line="240" w:lineRule="auto"/>
       </w:pPr>
       <w:rPr>
-        <w:rFonts w:asciiTheme="majorHAnsi" w:cstheme="majorBidi" w:eastAsiaTheme="majorEastAsia" w:hAnsiTheme="majorHAnsi"/>
+        <w:rFonts w:asciiTheme="majorHAnsi" w:cstheme="majorBidi" w:hAnsiTheme="majorHAnsi" w:eastAsia="黑体"/>
         <w:b/>
         <w:bCs/>
       </w:rPr>
@@ -6752,7 +7145,7 @@
         <w:spacing w:after="0" w:before="0" w:line="240" w:lineRule="auto"/>
       </w:pPr>
       <w:rPr>
-        <w:rFonts w:asciiTheme="majorHAnsi" w:cstheme="majorBidi" w:eastAsiaTheme="majorEastAsia" w:hAnsiTheme="majorHAnsi"/>
+        <w:rFonts w:asciiTheme="majorHAnsi" w:cstheme="majorBidi" w:hAnsiTheme="majorHAnsi" w:eastAsia="黑体"/>
         <w:b/>
         <w:bCs/>
       </w:rPr>
@@ -6770,14 +7163,14 @@
     </w:tblStylePr>
     <w:tblStylePr w:type="firstCol">
       <w:rPr>
-        <w:rFonts w:asciiTheme="majorHAnsi" w:cstheme="majorBidi" w:eastAsiaTheme="majorEastAsia" w:hAnsiTheme="majorHAnsi"/>
+        <w:rFonts w:asciiTheme="majorHAnsi" w:cstheme="majorBidi" w:hAnsiTheme="majorHAnsi" w:eastAsia="黑体"/>
         <w:b/>
         <w:bCs/>
       </w:rPr>
     </w:tblStylePr>
     <w:tblStylePr w:type="lastCol">
       <w:rPr>
-        <w:rFonts w:asciiTheme="majorHAnsi" w:cstheme="majorBidi" w:eastAsiaTheme="majorEastAsia" w:hAnsiTheme="majorHAnsi"/>
+        <w:rFonts w:asciiTheme="majorHAnsi" w:cstheme="majorBidi" w:hAnsiTheme="majorHAnsi" w:eastAsia="黑体"/>
         <w:b/>
         <w:bCs/>
       </w:rPr>
@@ -6860,6 +7253,7 @@
         <w:spacing w:after="0" w:before="0" w:line="240" w:lineRule="auto"/>
       </w:pPr>
       <w:rPr>
+        <w:rFonts w:eastAsia="黑体"/>
         <w:b/>
         <w:bCs/>
         <w:color w:themeColor="background1" w:val="FFFFFF"/>
@@ -6882,6 +7276,7 @@
         <w:spacing w:after="0" w:before="0" w:line="240" w:lineRule="auto"/>
       </w:pPr>
       <w:rPr>
+        <w:rFonts w:eastAsia="黑体"/>
         <w:b/>
         <w:bCs/>
       </w:rPr>
@@ -6899,12 +7294,14 @@
     </w:tblStylePr>
     <w:tblStylePr w:type="firstCol">
       <w:rPr>
+        <w:rFonts w:eastAsia="黑体"/>
         <w:b/>
         <w:bCs/>
       </w:rPr>
     </w:tblStylePr>
     <w:tblStylePr w:type="lastCol">
       <w:rPr>
+        <w:rFonts w:eastAsia="黑体"/>
         <w:b/>
         <w:bCs/>
       </w:rPr>
@@ -6966,6 +7363,7 @@
         <w:spacing w:after="0" w:before="0" w:line="240" w:lineRule="auto"/>
       </w:pPr>
       <w:rPr>
+        <w:rFonts w:eastAsia="黑体"/>
         <w:b/>
         <w:bCs/>
         <w:color w:themeColor="background1" w:val="FFFFFF"/>
@@ -6988,6 +7386,7 @@
         <w:spacing w:after="0" w:before="0" w:line="240" w:lineRule="auto"/>
       </w:pPr>
       <w:rPr>
+        <w:rFonts w:eastAsia="黑体"/>
         <w:b/>
         <w:bCs/>
       </w:rPr>
@@ -7005,12 +7404,14 @@
     </w:tblStylePr>
     <w:tblStylePr w:type="firstCol">
       <w:rPr>
+        <w:rFonts w:eastAsia="黑体"/>
         <w:b/>
         <w:bCs/>
       </w:rPr>
     </w:tblStylePr>
     <w:tblStylePr w:type="lastCol">
       <w:rPr>
+        <w:rFonts w:eastAsia="黑体"/>
         <w:b/>
         <w:bCs/>
       </w:rPr>
@@ -7072,6 +7473,7 @@
         <w:spacing w:after="0" w:before="0" w:line="240" w:lineRule="auto"/>
       </w:pPr>
       <w:rPr>
+        <w:rFonts w:eastAsia="黑体"/>
         <w:b/>
         <w:bCs/>
         <w:color w:themeColor="background1" w:val="FFFFFF"/>
@@ -7094,6 +7496,7 @@
         <w:spacing w:after="0" w:before="0" w:line="240" w:lineRule="auto"/>
       </w:pPr>
       <w:rPr>
+        <w:rFonts w:eastAsia="黑体"/>
         <w:b/>
         <w:bCs/>
       </w:rPr>
@@ -7111,12 +7514,14 @@
     </w:tblStylePr>
     <w:tblStylePr w:type="firstCol">
       <w:rPr>
+        <w:rFonts w:eastAsia="黑体"/>
         <w:b/>
         <w:bCs/>
       </w:rPr>
     </w:tblStylePr>
     <w:tblStylePr w:type="lastCol">
       <w:rPr>
+        <w:rFonts w:eastAsia="黑体"/>
         <w:b/>
         <w:bCs/>
       </w:rPr>
@@ -7178,6 +7583,7 @@
         <w:spacing w:after="0" w:before="0" w:line="240" w:lineRule="auto"/>
       </w:pPr>
       <w:rPr>
+        <w:rFonts w:eastAsia="黑体"/>
         <w:b/>
         <w:bCs/>
         <w:color w:themeColor="background1" w:val="FFFFFF"/>
@@ -7200,6 +7606,7 @@
         <w:spacing w:after="0" w:before="0" w:line="240" w:lineRule="auto"/>
       </w:pPr>
       <w:rPr>
+        <w:rFonts w:eastAsia="黑体"/>
         <w:b/>
         <w:bCs/>
       </w:rPr>
@@ -7217,12 +7624,14 @@
     </w:tblStylePr>
     <w:tblStylePr w:type="firstCol">
       <w:rPr>
+        <w:rFonts w:eastAsia="黑体"/>
         <w:b/>
         <w:bCs/>
       </w:rPr>
     </w:tblStylePr>
     <w:tblStylePr w:type="lastCol">
       <w:rPr>
+        <w:rFonts w:eastAsia="黑体"/>
         <w:b/>
         <w:bCs/>
       </w:rPr>
@@ -7284,6 +7693,7 @@
         <w:spacing w:after="0" w:before="0" w:line="240" w:lineRule="auto"/>
       </w:pPr>
       <w:rPr>
+        <w:rFonts w:eastAsia="黑体"/>
         <w:b/>
         <w:bCs/>
         <w:color w:themeColor="background1" w:val="FFFFFF"/>
@@ -7306,6 +7716,7 @@
         <w:spacing w:after="0" w:before="0" w:line="240" w:lineRule="auto"/>
       </w:pPr>
       <w:rPr>
+        <w:rFonts w:eastAsia="黑体"/>
         <w:b/>
         <w:bCs/>
       </w:rPr>
@@ -7323,12 +7734,14 @@
     </w:tblStylePr>
     <w:tblStylePr w:type="firstCol">
       <w:rPr>
+        <w:rFonts w:eastAsia="黑体"/>
         <w:b/>
         <w:bCs/>
       </w:rPr>
     </w:tblStylePr>
     <w:tblStylePr w:type="lastCol">
       <w:rPr>
+        <w:rFonts w:eastAsia="黑体"/>
         <w:b/>
         <w:bCs/>
       </w:rPr>
@@ -7390,6 +7803,7 @@
         <w:spacing w:after="0" w:before="0" w:line="240" w:lineRule="auto"/>
       </w:pPr>
       <w:rPr>
+        <w:rFonts w:eastAsia="黑体"/>
         <w:b/>
         <w:bCs/>
         <w:color w:themeColor="background1" w:val="FFFFFF"/>
@@ -7412,6 +7826,7 @@
         <w:spacing w:after="0" w:before="0" w:line="240" w:lineRule="auto"/>
       </w:pPr>
       <w:rPr>
+        <w:rFonts w:eastAsia="黑体"/>
         <w:b/>
         <w:bCs/>
       </w:rPr>
@@ -7429,12 +7844,14 @@
     </w:tblStylePr>
     <w:tblStylePr w:type="firstCol">
       <w:rPr>
+        <w:rFonts w:eastAsia="黑体"/>
         <w:b/>
         <w:bCs/>
       </w:rPr>
     </w:tblStylePr>
     <w:tblStylePr w:type="lastCol">
       <w:rPr>
+        <w:rFonts w:eastAsia="黑体"/>
         <w:b/>
         <w:bCs/>
       </w:rPr>
@@ -7496,6 +7913,7 @@
         <w:spacing w:after="0" w:before="0" w:line="240" w:lineRule="auto"/>
       </w:pPr>
       <w:rPr>
+        <w:rFonts w:eastAsia="黑体"/>
         <w:b/>
         <w:bCs/>
         <w:color w:themeColor="background1" w:val="FFFFFF"/>
@@ -7518,6 +7936,7 @@
         <w:spacing w:after="0" w:before="0" w:line="240" w:lineRule="auto"/>
       </w:pPr>
       <w:rPr>
+        <w:rFonts w:eastAsia="黑体"/>
         <w:b/>
         <w:bCs/>
       </w:rPr>
@@ -7535,12 +7954,14 @@
     </w:tblStylePr>
     <w:tblStylePr w:type="firstCol">
       <w:rPr>
+        <w:rFonts w:eastAsia="黑体"/>
         <w:b/>
         <w:bCs/>
       </w:rPr>
     </w:tblStylePr>
     <w:tblStylePr w:type="lastCol">
       <w:rPr>
+        <w:rFonts w:eastAsia="黑体"/>
         <w:b/>
         <w:bCs/>
       </w:rPr>
@@ -7599,6 +8020,7 @@
         <w:spacing w:after="0" w:before="0" w:line="240" w:lineRule="auto"/>
       </w:pPr>
       <w:rPr>
+        <w:rFonts w:eastAsia="黑体"/>
         <w:b/>
         <w:bCs/>
         <w:color w:themeColor="background1" w:val="FFFFFF"/>
@@ -7621,6 +8043,7 @@
         <w:spacing w:after="0" w:before="0" w:line="240" w:lineRule="auto"/>
       </w:pPr>
       <w:rPr>
+        <w:rFonts w:eastAsia="黑体"/>
         <w:color w:val="auto"/>
       </w:rPr>
       <w:tblPr/>
@@ -7638,6 +8061,7 @@
     </w:tblStylePr>
     <w:tblStylePr w:type="firstCol">
       <w:rPr>
+        <w:rFonts w:eastAsia="黑体"/>
         <w:b/>
         <w:bCs/>
         <w:color w:themeColor="background1" w:val="FFFFFF"/>
@@ -7657,6 +8081,7 @@
     </w:tblStylePr>
     <w:tblStylePr w:type="lastCol">
       <w:rPr>
+        <w:rFonts w:eastAsia="黑体"/>
         <w:b/>
         <w:bCs/>
         <w:color w:themeColor="background1" w:val="FFFFFF"/>
@@ -7705,6 +8130,7 @@
     </w:tblStylePr>
     <w:tblStylePr w:type="nwCell">
       <w:rPr>
+        <w:rFonts w:eastAsia="黑体"/>
         <w:color w:themeColor="background1" w:val="FFFFFF"/>
       </w:rPr>
       <w:tblPr/>
@@ -7748,6 +8174,7 @@
         <w:spacing w:after="0" w:before="0" w:line="240" w:lineRule="auto"/>
       </w:pPr>
       <w:rPr>
+        <w:rFonts w:eastAsia="黑体"/>
         <w:b/>
         <w:bCs/>
         <w:color w:themeColor="background1" w:val="FFFFFF"/>
@@ -7770,6 +8197,7 @@
         <w:spacing w:after="0" w:before="0" w:line="240" w:lineRule="auto"/>
       </w:pPr>
       <w:rPr>
+        <w:rFonts w:eastAsia="黑体"/>
         <w:color w:val="auto"/>
       </w:rPr>
       <w:tblPr/>
@@ -7787,6 +8215,7 @@
     </w:tblStylePr>
     <w:tblStylePr w:type="firstCol">
       <w:rPr>
+        <w:rFonts w:eastAsia="黑体"/>
         <w:b/>
         <w:bCs/>
         <w:color w:themeColor="background1" w:val="FFFFFF"/>
@@ -7806,6 +8235,7 @@
     </w:tblStylePr>
     <w:tblStylePr w:type="lastCol">
       <w:rPr>
+        <w:rFonts w:eastAsia="黑体"/>
         <w:b/>
         <w:bCs/>
         <w:color w:themeColor="background1" w:val="FFFFFF"/>
@@ -7854,6 +8284,7 @@
     </w:tblStylePr>
     <w:tblStylePr w:type="nwCell">
       <w:rPr>
+        <w:rFonts w:eastAsia="黑体"/>
         <w:color w:themeColor="background1" w:val="FFFFFF"/>
       </w:rPr>
       <w:tblPr/>
@@ -7897,6 +8328,7 @@
         <w:spacing w:after="0" w:before="0" w:line="240" w:lineRule="auto"/>
       </w:pPr>
       <w:rPr>
+        <w:rFonts w:eastAsia="黑体"/>
         <w:b/>
         <w:bCs/>
         <w:color w:themeColor="background1" w:val="FFFFFF"/>
@@ -7919,6 +8351,7 @@
         <w:spacing w:after="0" w:before="0" w:line="240" w:lineRule="auto"/>
       </w:pPr>
       <w:rPr>
+        <w:rFonts w:eastAsia="黑体"/>
         <w:color w:val="auto"/>
       </w:rPr>
       <w:tblPr/>
@@ -7936,6 +8369,7 @@
     </w:tblStylePr>
     <w:tblStylePr w:type="firstCol">
       <w:rPr>
+        <w:rFonts w:eastAsia="黑体"/>
         <w:b/>
         <w:bCs/>
         <w:color w:themeColor="background1" w:val="FFFFFF"/>
@@ -7955,6 +8389,7 @@
     </w:tblStylePr>
     <w:tblStylePr w:type="lastCol">
       <w:rPr>
+        <w:rFonts w:eastAsia="黑体"/>
         <w:b/>
         <w:bCs/>
         <w:color w:themeColor="background1" w:val="FFFFFF"/>
@@ -8003,6 +8438,7 @@
     </w:tblStylePr>
     <w:tblStylePr w:type="nwCell">
       <w:rPr>
+        <w:rFonts w:eastAsia="黑体"/>
         <w:color w:themeColor="background1" w:val="FFFFFF"/>
       </w:rPr>
       <w:tblPr/>
@@ -8046,6 +8482,7 @@
         <w:spacing w:after="0" w:before="0" w:line="240" w:lineRule="auto"/>
       </w:pPr>
       <w:rPr>
+        <w:rFonts w:eastAsia="黑体"/>
         <w:b/>
         <w:bCs/>
         <w:color w:themeColor="background1" w:val="FFFFFF"/>
@@ -8068,6 +8505,7 @@
         <w:spacing w:after="0" w:before="0" w:line="240" w:lineRule="auto"/>
       </w:pPr>
       <w:rPr>
+        <w:rFonts w:eastAsia="黑体"/>
         <w:color w:val="auto"/>
       </w:rPr>
       <w:tblPr/>
@@ -8085,6 +8523,7 @@
     </w:tblStylePr>
     <w:tblStylePr w:type="firstCol">
       <w:rPr>
+        <w:rFonts w:eastAsia="黑体"/>
         <w:b/>
         <w:bCs/>
         <w:color w:themeColor="background1" w:val="FFFFFF"/>
@@ -8104,6 +8543,7 @@
     </w:tblStylePr>
     <w:tblStylePr w:type="lastCol">
       <w:rPr>
+        <w:rFonts w:eastAsia="黑体"/>
         <w:b/>
         <w:bCs/>
         <w:color w:themeColor="background1" w:val="FFFFFF"/>
@@ -8152,6 +8592,7 @@
     </w:tblStylePr>
     <w:tblStylePr w:type="nwCell">
       <w:rPr>
+        <w:rFonts w:eastAsia="黑体"/>
         <w:color w:themeColor="background1" w:val="FFFFFF"/>
       </w:rPr>
       <w:tblPr/>
@@ -8195,6 +8636,7 @@
         <w:spacing w:after="0" w:before="0" w:line="240" w:lineRule="auto"/>
       </w:pPr>
       <w:rPr>
+        <w:rFonts w:eastAsia="黑体"/>
         <w:b/>
         <w:bCs/>
         <w:color w:themeColor="background1" w:val="FFFFFF"/>
@@ -8217,6 +8659,7 @@
         <w:spacing w:after="0" w:before="0" w:line="240" w:lineRule="auto"/>
       </w:pPr>
       <w:rPr>
+        <w:rFonts w:eastAsia="黑体"/>
         <w:color w:val="auto"/>
       </w:rPr>
       <w:tblPr/>
@@ -8234,6 +8677,7 @@
     </w:tblStylePr>
     <w:tblStylePr w:type="firstCol">
       <w:rPr>
+        <w:rFonts w:eastAsia="黑体"/>
         <w:b/>
         <w:bCs/>
         <w:color w:themeColor="background1" w:val="FFFFFF"/>
@@ -8253,6 +8697,7 @@
     </w:tblStylePr>
     <w:tblStylePr w:type="lastCol">
       <w:rPr>
+        <w:rFonts w:eastAsia="黑体"/>
         <w:b/>
         <w:bCs/>
         <w:color w:themeColor="background1" w:val="FFFFFF"/>
@@ -8301,6 +8746,7 @@
     </w:tblStylePr>
     <w:tblStylePr w:type="nwCell">
       <w:rPr>
+        <w:rFonts w:eastAsia="黑体"/>
         <w:color w:themeColor="background1" w:val="FFFFFF"/>
       </w:rPr>
       <w:tblPr/>
@@ -8344,6 +8790,7 @@
         <w:spacing w:after="0" w:before="0" w:line="240" w:lineRule="auto"/>
       </w:pPr>
       <w:rPr>
+        <w:rFonts w:eastAsia="黑体"/>
         <w:b/>
         <w:bCs/>
         <w:color w:themeColor="background1" w:val="FFFFFF"/>
@@ -8366,6 +8813,7 @@
         <w:spacing w:after="0" w:before="0" w:line="240" w:lineRule="auto"/>
       </w:pPr>
       <w:rPr>
+        <w:rFonts w:eastAsia="黑体"/>
         <w:color w:val="auto"/>
       </w:rPr>
       <w:tblPr/>
@@ -8383,6 +8831,7 @@
     </w:tblStylePr>
     <w:tblStylePr w:type="firstCol">
       <w:rPr>
+        <w:rFonts w:eastAsia="黑体"/>
         <w:b/>
         <w:bCs/>
         <w:color w:themeColor="background1" w:val="FFFFFF"/>
@@ -8402,6 +8851,7 @@
     </w:tblStylePr>
     <w:tblStylePr w:type="lastCol">
       <w:rPr>
+        <w:rFonts w:eastAsia="黑体"/>
         <w:b/>
         <w:bCs/>
         <w:color w:themeColor="background1" w:val="FFFFFF"/>
@@ -8450,6 +8900,7 @@
     </w:tblStylePr>
     <w:tblStylePr w:type="nwCell">
       <w:rPr>
+        <w:rFonts w:eastAsia="黑体"/>
         <w:color w:themeColor="background1" w:val="FFFFFF"/>
       </w:rPr>
       <w:tblPr/>
@@ -8493,6 +8944,7 @@
         <w:spacing w:after="0" w:before="0" w:line="240" w:lineRule="auto"/>
       </w:pPr>
       <w:rPr>
+        <w:rFonts w:eastAsia="黑体"/>
         <w:b/>
         <w:bCs/>
         <w:color w:themeColor="background1" w:val="FFFFFF"/>
@@ -8515,6 +8967,7 @@
         <w:spacing w:after="0" w:before="0" w:line="240" w:lineRule="auto"/>
       </w:pPr>
       <w:rPr>
+        <w:rFonts w:eastAsia="黑体"/>
         <w:color w:val="auto"/>
       </w:rPr>
       <w:tblPr/>
@@ -8532,6 +8985,7 @@
     </w:tblStylePr>
     <w:tblStylePr w:type="firstCol">
       <w:rPr>
+        <w:rFonts w:eastAsia="黑体"/>
         <w:b/>
         <w:bCs/>
         <w:color w:themeColor="background1" w:val="FFFFFF"/>
@@ -8551,6 +9005,7 @@
     </w:tblStylePr>
     <w:tblStylePr w:type="lastCol">
       <w:rPr>
+        <w:rFonts w:eastAsia="黑体"/>
         <w:b/>
         <w:bCs/>
         <w:color w:themeColor="background1" w:val="FFFFFF"/>
@@ -8599,6 +9054,7 @@
     </w:tblStylePr>
     <w:tblStylePr w:type="nwCell">
       <w:rPr>
+        <w:rFonts w:eastAsia="黑体"/>
         <w:color w:themeColor="background1" w:val="FFFFFF"/>
       </w:rPr>
       <w:tblPr/>
@@ -8623,6 +9079,7 @@
       <w:spacing w:after="0" w:line="240" w:lineRule="auto"/>
     </w:pPr>
     <w:rPr>
+      <w:rFonts w:eastAsia="黑体"/>
       <w:color w:themeColor="text1" w:val="000000"/>
     </w:rPr>
     <w:tblPr>
@@ -8642,7 +9099,7 @@
     </w:tblPr>
     <w:tblStylePr w:type="firstRow">
       <w:rPr>
-        <w:rFonts w:asciiTheme="majorHAnsi" w:cstheme="majorBidi" w:eastAsiaTheme="majorEastAsia" w:hAnsiTheme="majorHAnsi"/>
+        <w:rFonts w:asciiTheme="majorHAnsi" w:cstheme="majorBidi" w:hAnsiTheme="majorHAnsi" w:eastAsia="黑体"/>
       </w:rPr>
       <w:tblPr/>
       <w:tcPr>
@@ -8654,6 +9111,7 @@
     </w:tblStylePr>
     <w:tblStylePr w:type="lastRow">
       <w:rPr>
+        <w:rFonts w:eastAsia="黑体"/>
         <w:b/>
         <w:bCs/>
         <w:color w:themeColor="text2" w:val="1F497D"/>
@@ -8668,12 +9126,14 @@
     </w:tblStylePr>
     <w:tblStylePr w:type="firstCol">
       <w:rPr>
+        <w:rFonts w:eastAsia="黑体"/>
         <w:b/>
         <w:bCs/>
       </w:rPr>
     </w:tblStylePr>
     <w:tblStylePr w:type="lastCol">
       <w:rPr>
+        <w:rFonts w:eastAsia="黑体"/>
         <w:b/>
         <w:bCs/>
       </w:rPr>
@@ -8707,6 +9167,7 @@
       <w:spacing w:after="0" w:line="240" w:lineRule="auto"/>
     </w:pPr>
     <w:rPr>
+      <w:rFonts w:eastAsia="黑体"/>
       <w:color w:themeColor="text1" w:val="000000"/>
     </w:rPr>
     <w:tblPr>
@@ -8726,7 +9187,7 @@
     </w:tblPr>
     <w:tblStylePr w:type="firstRow">
       <w:rPr>
-        <w:rFonts w:asciiTheme="majorHAnsi" w:cstheme="majorBidi" w:eastAsiaTheme="majorEastAsia" w:hAnsiTheme="majorHAnsi"/>
+        <w:rFonts w:asciiTheme="majorHAnsi" w:cstheme="majorBidi" w:hAnsiTheme="majorHAnsi" w:eastAsia="黑体"/>
       </w:rPr>
       <w:tblPr/>
       <w:tcPr>
@@ -8738,6 +9199,7 @@
     </w:tblStylePr>
     <w:tblStylePr w:type="lastRow">
       <w:rPr>
+        <w:rFonts w:eastAsia="黑体"/>
         <w:b/>
         <w:bCs/>
         <w:color w:themeColor="text2" w:val="1F497D"/>
@@ -8752,12 +9214,14 @@
     </w:tblStylePr>
     <w:tblStylePr w:type="firstCol">
       <w:rPr>
+        <w:rFonts w:eastAsia="黑体"/>
         <w:b/>
         <w:bCs/>
       </w:rPr>
     </w:tblStylePr>
     <w:tblStylePr w:type="lastCol">
       <w:rPr>
+        <w:rFonts w:eastAsia="黑体"/>
         <w:b/>
         <w:bCs/>
       </w:rPr>
@@ -8791,6 +9255,7 @@
       <w:spacing w:after="0" w:line="240" w:lineRule="auto"/>
     </w:pPr>
     <w:rPr>
+      <w:rFonts w:eastAsia="黑体"/>
       <w:color w:themeColor="text1" w:val="000000"/>
     </w:rPr>
     <w:tblPr>
@@ -8810,7 +9275,7 @@
     </w:tblPr>
     <w:tblStylePr w:type="firstRow">
       <w:rPr>
-        <w:rFonts w:asciiTheme="majorHAnsi" w:cstheme="majorBidi" w:eastAsiaTheme="majorEastAsia" w:hAnsiTheme="majorHAnsi"/>
+        <w:rFonts w:asciiTheme="majorHAnsi" w:cstheme="majorBidi" w:hAnsiTheme="majorHAnsi" w:eastAsia="黑体"/>
       </w:rPr>
       <w:tblPr/>
       <w:tcPr>
@@ -8822,6 +9287,7 @@
     </w:tblStylePr>
     <w:tblStylePr w:type="lastRow">
       <w:rPr>
+        <w:rFonts w:eastAsia="黑体"/>
         <w:b/>
         <w:bCs/>
         <w:color w:themeColor="text2" w:val="1F497D"/>
@@ -8836,12 +9302,14 @@
     </w:tblStylePr>
     <w:tblStylePr w:type="firstCol">
       <w:rPr>
+        <w:rFonts w:eastAsia="黑体"/>
         <w:b/>
         <w:bCs/>
       </w:rPr>
     </w:tblStylePr>
     <w:tblStylePr w:type="lastCol">
       <w:rPr>
+        <w:rFonts w:eastAsia="黑体"/>
         <w:b/>
         <w:bCs/>
       </w:rPr>
@@ -8875,6 +9343,7 @@
       <w:spacing w:after="0" w:line="240" w:lineRule="auto"/>
     </w:pPr>
     <w:rPr>
+      <w:rFonts w:eastAsia="黑体"/>
       <w:color w:themeColor="text1" w:val="000000"/>
     </w:rPr>
     <w:tblPr>
@@ -8894,7 +9363,7 @@
     </w:tblPr>
     <w:tblStylePr w:type="firstRow">
       <w:rPr>
-        <w:rFonts w:asciiTheme="majorHAnsi" w:cstheme="majorBidi" w:eastAsiaTheme="majorEastAsia" w:hAnsiTheme="majorHAnsi"/>
+        <w:rFonts w:asciiTheme="majorHAnsi" w:cstheme="majorBidi" w:hAnsiTheme="majorHAnsi" w:eastAsia="黑体"/>
       </w:rPr>
       <w:tblPr/>
       <w:tcPr>
@@ -8906,6 +9375,7 @@
     </w:tblStylePr>
     <w:tblStylePr w:type="lastRow">
       <w:rPr>
+        <w:rFonts w:eastAsia="黑体"/>
         <w:b/>
         <w:bCs/>
         <w:color w:themeColor="text2" w:val="1F497D"/>
@@ -8920,12 +9390,14 @@
     </w:tblStylePr>
     <w:tblStylePr w:type="firstCol">
       <w:rPr>
+        <w:rFonts w:eastAsia="黑体"/>
         <w:b/>
         <w:bCs/>
       </w:rPr>
     </w:tblStylePr>
     <w:tblStylePr w:type="lastCol">
       <w:rPr>
+        <w:rFonts w:eastAsia="黑体"/>
         <w:b/>
         <w:bCs/>
       </w:rPr>
@@ -8959,6 +9431,7 @@
       <w:spacing w:after="0" w:line="240" w:lineRule="auto"/>
     </w:pPr>
     <w:rPr>
+      <w:rFonts w:eastAsia="黑体"/>
       <w:color w:themeColor="text1" w:val="000000"/>
     </w:rPr>
     <w:tblPr>
@@ -8978,7 +9451,7 @@
     </w:tblPr>
     <w:tblStylePr w:type="firstRow">
       <w:rPr>
-        <w:rFonts w:asciiTheme="majorHAnsi" w:cstheme="majorBidi" w:eastAsiaTheme="majorEastAsia" w:hAnsiTheme="majorHAnsi"/>
+        <w:rFonts w:asciiTheme="majorHAnsi" w:cstheme="majorBidi" w:hAnsiTheme="majorHAnsi" w:eastAsia="黑体"/>
       </w:rPr>
       <w:tblPr/>
       <w:tcPr>
@@ -8990,6 +9463,7 @@
     </w:tblStylePr>
     <w:tblStylePr w:type="lastRow">
       <w:rPr>
+        <w:rFonts w:eastAsia="黑体"/>
         <w:b/>
         <w:bCs/>
         <w:color w:themeColor="text2" w:val="1F497D"/>
@@ -9004,12 +9478,14 @@
     </w:tblStylePr>
     <w:tblStylePr w:type="firstCol">
       <w:rPr>
+        <w:rFonts w:eastAsia="黑体"/>
         <w:b/>
         <w:bCs/>
       </w:rPr>
     </w:tblStylePr>
     <w:tblStylePr w:type="lastCol">
       <w:rPr>
+        <w:rFonts w:eastAsia="黑体"/>
         <w:b/>
         <w:bCs/>
       </w:rPr>
@@ -9043,6 +9519,7 @@
       <w:spacing w:after="0" w:line="240" w:lineRule="auto"/>
     </w:pPr>
     <w:rPr>
+      <w:rFonts w:eastAsia="黑体"/>
       <w:color w:themeColor="text1" w:val="000000"/>
     </w:rPr>
     <w:tblPr>
@@ -9062,7 +9539,7 @@
     </w:tblPr>
     <w:tblStylePr w:type="firstRow">
       <w:rPr>
-        <w:rFonts w:asciiTheme="majorHAnsi" w:cstheme="majorBidi" w:eastAsiaTheme="majorEastAsia" w:hAnsiTheme="majorHAnsi"/>
+        <w:rFonts w:asciiTheme="majorHAnsi" w:cstheme="majorBidi" w:hAnsiTheme="majorHAnsi" w:eastAsia="黑体"/>
       </w:rPr>
       <w:tblPr/>
       <w:tcPr>
@@ -9074,6 +9551,7 @@
     </w:tblStylePr>
     <w:tblStylePr w:type="lastRow">
       <w:rPr>
+        <w:rFonts w:eastAsia="黑体"/>
         <w:b/>
         <w:bCs/>
         <w:color w:themeColor="text2" w:val="1F497D"/>
@@ -9088,12 +9566,14 @@
     </w:tblStylePr>
     <w:tblStylePr w:type="firstCol">
       <w:rPr>
+        <w:rFonts w:eastAsia="黑体"/>
         <w:b/>
         <w:bCs/>
       </w:rPr>
     </w:tblStylePr>
     <w:tblStylePr w:type="lastCol">
       <w:rPr>
+        <w:rFonts w:eastAsia="黑体"/>
         <w:b/>
         <w:bCs/>
       </w:rPr>
@@ -9127,6 +9607,7 @@
       <w:spacing w:after="0" w:line="240" w:lineRule="auto"/>
     </w:pPr>
     <w:rPr>
+      <w:rFonts w:eastAsia="黑体"/>
       <w:color w:themeColor="text1" w:val="000000"/>
     </w:rPr>
     <w:tblPr>
@@ -9146,7 +9627,7 @@
     </w:tblPr>
     <w:tblStylePr w:type="firstRow">
       <w:rPr>
-        <w:rFonts w:asciiTheme="majorHAnsi" w:cstheme="majorBidi" w:eastAsiaTheme="majorEastAsia" w:hAnsiTheme="majorHAnsi"/>
+        <w:rFonts w:asciiTheme="majorHAnsi" w:cstheme="majorBidi" w:hAnsiTheme="majorHAnsi" w:eastAsia="黑体"/>
       </w:rPr>
       <w:tblPr/>
       <w:tcPr>
@@ -9158,6 +9639,7 @@
     </w:tblStylePr>
     <w:tblStylePr w:type="lastRow">
       <w:rPr>
+        <w:rFonts w:eastAsia="黑体"/>
         <w:b/>
         <w:bCs/>
         <w:color w:themeColor="text2" w:val="1F497D"/>
@@ -9172,12 +9654,14 @@
     </w:tblStylePr>
     <w:tblStylePr w:type="firstCol">
       <w:rPr>
+        <w:rFonts w:eastAsia="黑体"/>
         <w:b/>
         <w:bCs/>
       </w:rPr>
     </w:tblStylePr>
     <w:tblStylePr w:type="lastCol">
       <w:rPr>
+        <w:rFonts w:eastAsia="黑体"/>
         <w:b/>
         <w:bCs/>
       </w:rPr>
@@ -9211,7 +9695,7 @@
       <w:spacing w:after="0" w:line="240" w:lineRule="auto"/>
     </w:pPr>
     <w:rPr>
-      <w:rFonts w:asciiTheme="majorHAnsi" w:cstheme="majorBidi" w:eastAsiaTheme="majorEastAsia" w:hAnsiTheme="majorHAnsi"/>
+      <w:rFonts w:asciiTheme="majorHAnsi" w:cstheme="majorBidi" w:hAnsiTheme="majorHAnsi" w:eastAsia="黑体"/>
       <w:color w:themeColor="text1" w:val="000000"/>
     </w:rPr>
     <w:tblPr>
@@ -9233,6 +9717,7 @@
     </w:tblPr>
     <w:tblStylePr w:type="firstRow">
       <w:rPr>
+        <w:rFonts w:eastAsia="黑体"/>
         <w:sz w:val="24"/>
         <w:szCs w:val="24"/>
       </w:rPr>
@@ -9339,7 +9824,7 @@
       <w:spacing w:after="0" w:line="240" w:lineRule="auto"/>
     </w:pPr>
     <w:rPr>
-      <w:rFonts w:asciiTheme="majorHAnsi" w:cstheme="majorBidi" w:eastAsiaTheme="majorEastAsia" w:hAnsiTheme="majorHAnsi"/>
+      <w:rFonts w:asciiTheme="majorHAnsi" w:cstheme="majorBidi" w:hAnsiTheme="majorHAnsi" w:eastAsia="黑体"/>
       <w:color w:themeColor="text1" w:val="000000"/>
     </w:rPr>
     <w:tblPr>
@@ -9361,6 +9846,7 @@
     </w:tblPr>
     <w:tblStylePr w:type="firstRow">
       <w:rPr>
+        <w:rFonts w:eastAsia="黑体"/>
         <w:sz w:val="24"/>
         <w:szCs w:val="24"/>
       </w:rPr>
@@ -9467,7 +9953,7 @@
       <w:spacing w:after="0" w:line="240" w:lineRule="auto"/>
     </w:pPr>
     <w:rPr>
-      <w:rFonts w:asciiTheme="majorHAnsi" w:cstheme="majorBidi" w:eastAsiaTheme="majorEastAsia" w:hAnsiTheme="majorHAnsi"/>
+      <w:rFonts w:asciiTheme="majorHAnsi" w:cstheme="majorBidi" w:hAnsiTheme="majorHAnsi" w:eastAsia="黑体"/>
       <w:color w:themeColor="text1" w:val="000000"/>
     </w:rPr>
     <w:tblPr>
@@ -9489,6 +9975,7 @@
     </w:tblPr>
     <w:tblStylePr w:type="firstRow">
       <w:rPr>
+        <w:rFonts w:eastAsia="黑体"/>
         <w:sz w:val="24"/>
         <w:szCs w:val="24"/>
       </w:rPr>
@@ -9595,7 +10082,7 @@
       <w:spacing w:after="0" w:line="240" w:lineRule="auto"/>
     </w:pPr>
     <w:rPr>
-      <w:rFonts w:asciiTheme="majorHAnsi" w:cstheme="majorBidi" w:eastAsiaTheme="majorEastAsia" w:hAnsiTheme="majorHAnsi"/>
+      <w:rFonts w:asciiTheme="majorHAnsi" w:cstheme="majorBidi" w:hAnsiTheme="majorHAnsi" w:eastAsia="黑体"/>
       <w:color w:themeColor="text1" w:val="000000"/>
     </w:rPr>
     <w:tblPr>
@@ -9617,6 +10104,7 @@
     </w:tblPr>
     <w:tblStylePr w:type="firstRow">
       <w:rPr>
+        <w:rFonts w:eastAsia="黑体"/>
         <w:sz w:val="24"/>
         <w:szCs w:val="24"/>
       </w:rPr>
@@ -9723,7 +10211,7 @@
       <w:spacing w:after="0" w:line="240" w:lineRule="auto"/>
     </w:pPr>
     <w:rPr>
-      <w:rFonts w:asciiTheme="majorHAnsi" w:cstheme="majorBidi" w:eastAsiaTheme="majorEastAsia" w:hAnsiTheme="majorHAnsi"/>
+      <w:rFonts w:asciiTheme="majorHAnsi" w:cstheme="majorBidi" w:hAnsiTheme="majorHAnsi" w:eastAsia="黑体"/>
       <w:color w:themeColor="text1" w:val="000000"/>
     </w:rPr>
     <w:tblPr>
@@ -9745,6 +10233,7 @@
     </w:tblPr>
     <w:tblStylePr w:type="firstRow">
       <w:rPr>
+        <w:rFonts w:eastAsia="黑体"/>
         <w:sz w:val="24"/>
         <w:szCs w:val="24"/>
       </w:rPr>
@@ -9851,7 +10340,7 @@
       <w:spacing w:after="0" w:line="240" w:lineRule="auto"/>
     </w:pPr>
     <w:rPr>
-      <w:rFonts w:asciiTheme="majorHAnsi" w:cstheme="majorBidi" w:eastAsiaTheme="majorEastAsia" w:hAnsiTheme="majorHAnsi"/>
+      <w:rFonts w:asciiTheme="majorHAnsi" w:cstheme="majorBidi" w:hAnsiTheme="majorHAnsi" w:eastAsia="黑体"/>
       <w:color w:themeColor="text1" w:val="000000"/>
     </w:rPr>
     <w:tblPr>
@@ -9873,6 +10362,7 @@
     </w:tblPr>
     <w:tblStylePr w:type="firstRow">
       <w:rPr>
+        <w:rFonts w:eastAsia="黑体"/>
         <w:sz w:val="24"/>
         <w:szCs w:val="24"/>
       </w:rPr>
@@ -9979,7 +10469,7 @@
       <w:spacing w:after="0" w:line="240" w:lineRule="auto"/>
     </w:pPr>
     <w:rPr>
-      <w:rFonts w:asciiTheme="majorHAnsi" w:cstheme="majorBidi" w:eastAsiaTheme="majorEastAsia" w:hAnsiTheme="majorHAnsi"/>
+      <w:rFonts w:asciiTheme="majorHAnsi" w:cstheme="majorBidi" w:hAnsiTheme="majorHAnsi" w:eastAsia="黑体"/>
       <w:color w:themeColor="text1" w:val="000000"/>
     </w:rPr>
     <w:tblPr>
@@ -10001,6 +10491,7 @@
     </w:tblPr>
     <w:tblStylePr w:type="firstRow">
       <w:rPr>
+        <w:rFonts w:eastAsia="黑体"/>
         <w:sz w:val="24"/>
         <w:szCs w:val="24"/>
       </w:rPr>
@@ -10130,12 +10621,14 @@
     </w:tcPr>
     <w:tblStylePr w:type="firstRow">
       <w:rPr>
+        <w:rFonts w:eastAsia="黑体"/>
         <w:b/>
         <w:bCs/>
       </w:rPr>
     </w:tblStylePr>
     <w:tblStylePr w:type="lastRow">
       <w:rPr>
+        <w:rFonts w:eastAsia="黑体"/>
         <w:b/>
         <w:bCs/>
       </w:rPr>
@@ -10148,12 +10641,14 @@
     </w:tblStylePr>
     <w:tblStylePr w:type="firstCol">
       <w:rPr>
+        <w:rFonts w:eastAsia="黑体"/>
         <w:b/>
         <w:bCs/>
       </w:rPr>
     </w:tblStylePr>
     <w:tblStylePr w:type="lastCol">
       <w:rPr>
+        <w:rFonts w:eastAsia="黑体"/>
         <w:b/>
         <w:bCs/>
       </w:rPr>
@@ -10203,12 +10698,14 @@
     </w:tcPr>
     <w:tblStylePr w:type="firstRow">
       <w:rPr>
+        <w:rFonts w:eastAsia="黑体"/>
         <w:b/>
         <w:bCs/>
       </w:rPr>
     </w:tblStylePr>
     <w:tblStylePr w:type="lastRow">
       <w:rPr>
+        <w:rFonts w:eastAsia="黑体"/>
         <w:b/>
         <w:bCs/>
       </w:rPr>
@@ -10221,12 +10718,14 @@
     </w:tblStylePr>
     <w:tblStylePr w:type="firstCol">
       <w:rPr>
+        <w:rFonts w:eastAsia="黑体"/>
         <w:b/>
         <w:bCs/>
       </w:rPr>
     </w:tblStylePr>
     <w:tblStylePr w:type="lastCol">
       <w:rPr>
+        <w:rFonts w:eastAsia="黑体"/>
         <w:b/>
         <w:bCs/>
       </w:rPr>
@@ -10276,12 +10775,14 @@
     </w:tcPr>
     <w:tblStylePr w:type="firstRow">
       <w:rPr>
+        <w:rFonts w:eastAsia="黑体"/>
         <w:b/>
         <w:bCs/>
       </w:rPr>
     </w:tblStylePr>
     <w:tblStylePr w:type="lastRow">
       <w:rPr>
+        <w:rFonts w:eastAsia="黑体"/>
         <w:b/>
         <w:bCs/>
       </w:rPr>
@@ -10294,12 +10795,14 @@
     </w:tblStylePr>
     <w:tblStylePr w:type="firstCol">
       <w:rPr>
+        <w:rFonts w:eastAsia="黑体"/>
         <w:b/>
         <w:bCs/>
       </w:rPr>
     </w:tblStylePr>
     <w:tblStylePr w:type="lastCol">
       <w:rPr>
+        <w:rFonts w:eastAsia="黑体"/>
         <w:b/>
         <w:bCs/>
       </w:rPr>
@@ -10349,12 +10852,14 @@
     </w:tcPr>
     <w:tblStylePr w:type="firstRow">
       <w:rPr>
+        <w:rFonts w:eastAsia="黑体"/>
         <w:b/>
         <w:bCs/>
       </w:rPr>
     </w:tblStylePr>
     <w:tblStylePr w:type="lastRow">
       <w:rPr>
+        <w:rFonts w:eastAsia="黑体"/>
         <w:b/>
         <w:bCs/>
       </w:rPr>
@@ -10367,12 +10872,14 @@
     </w:tblStylePr>
     <w:tblStylePr w:type="firstCol">
       <w:rPr>
+        <w:rFonts w:eastAsia="黑体"/>
         <w:b/>
         <w:bCs/>
       </w:rPr>
     </w:tblStylePr>
     <w:tblStylePr w:type="lastCol">
       <w:rPr>
+        <w:rFonts w:eastAsia="黑体"/>
         <w:b/>
         <w:bCs/>
       </w:rPr>
@@ -10422,12 +10929,14 @@
     </w:tcPr>
     <w:tblStylePr w:type="firstRow">
       <w:rPr>
+        <w:rFonts w:eastAsia="黑体"/>
         <w:b/>
         <w:bCs/>
       </w:rPr>
     </w:tblStylePr>
     <w:tblStylePr w:type="lastRow">
       <w:rPr>
+        <w:rFonts w:eastAsia="黑体"/>
         <w:b/>
         <w:bCs/>
       </w:rPr>
@@ -10440,12 +10949,14 @@
     </w:tblStylePr>
     <w:tblStylePr w:type="firstCol">
       <w:rPr>
+        <w:rFonts w:eastAsia="黑体"/>
         <w:b/>
         <w:bCs/>
       </w:rPr>
     </w:tblStylePr>
     <w:tblStylePr w:type="lastCol">
       <w:rPr>
+        <w:rFonts w:eastAsia="黑体"/>
         <w:b/>
         <w:bCs/>
       </w:rPr>
@@ -10495,12 +11006,14 @@
     </w:tcPr>
     <w:tblStylePr w:type="firstRow">
       <w:rPr>
+        <w:rFonts w:eastAsia="黑体"/>
         <w:b/>
         <w:bCs/>
       </w:rPr>
     </w:tblStylePr>
     <w:tblStylePr w:type="lastRow">
       <w:rPr>
+        <w:rFonts w:eastAsia="黑体"/>
         <w:b/>
         <w:bCs/>
       </w:rPr>
@@ -10513,12 +11026,14 @@
     </w:tblStylePr>
     <w:tblStylePr w:type="firstCol">
       <w:rPr>
+        <w:rFonts w:eastAsia="黑体"/>
         <w:b/>
         <w:bCs/>
       </w:rPr>
     </w:tblStylePr>
     <w:tblStylePr w:type="lastCol">
       <w:rPr>
+        <w:rFonts w:eastAsia="黑体"/>
         <w:b/>
         <w:bCs/>
       </w:rPr>
@@ -10568,12 +11083,14 @@
     </w:tcPr>
     <w:tblStylePr w:type="firstRow">
       <w:rPr>
+        <w:rFonts w:eastAsia="黑体"/>
         <w:b/>
         <w:bCs/>
       </w:rPr>
     </w:tblStylePr>
     <w:tblStylePr w:type="lastRow">
       <w:rPr>
+        <w:rFonts w:eastAsia="黑体"/>
         <w:b/>
         <w:bCs/>
       </w:rPr>
@@ -10586,12 +11103,14 @@
     </w:tblStylePr>
     <w:tblStylePr w:type="firstCol">
       <w:rPr>
+        <w:rFonts w:eastAsia="黑体"/>
         <w:b/>
         <w:bCs/>
       </w:rPr>
     </w:tblStylePr>
     <w:tblStylePr w:type="lastCol">
       <w:rPr>
+        <w:rFonts w:eastAsia="黑体"/>
         <w:b/>
         <w:bCs/>
       </w:rPr>
@@ -10618,7 +11137,7 @@
       <w:spacing w:after="0" w:line="240" w:lineRule="auto"/>
     </w:pPr>
     <w:rPr>
-      <w:rFonts w:asciiTheme="majorHAnsi" w:cstheme="majorBidi" w:eastAsiaTheme="majorEastAsia" w:hAnsiTheme="majorHAnsi"/>
+      <w:rFonts w:asciiTheme="majorHAnsi" w:cstheme="majorBidi" w:hAnsiTheme="majorHAnsi" w:eastAsia="黑体"/>
       <w:color w:themeColor="text1" w:val="000000"/>
     </w:rPr>
     <w:tblPr>
@@ -10645,6 +11164,7 @@
     </w:tcPr>
     <w:tblStylePr w:type="firstRow">
       <w:rPr>
+        <w:rFonts w:eastAsia="黑体"/>
         <w:b/>
         <w:bCs/>
         <w:color w:themeColor="text1" w:val="000000"/>
@@ -10656,6 +11176,7 @@
     </w:tblStylePr>
     <w:tblStylePr w:type="lastRow">
       <w:rPr>
+        <w:rFonts w:eastAsia="黑体"/>
         <w:b/>
         <w:bCs/>
         <w:color w:themeColor="text1" w:val="000000"/>
@@ -10675,6 +11196,7 @@
     </w:tblStylePr>
     <w:tblStylePr w:type="firstCol">
       <w:rPr>
+        <w:rFonts w:eastAsia="黑体"/>
         <w:b/>
         <w:bCs/>
         <w:color w:themeColor="text1" w:val="000000"/>
@@ -10694,6 +11216,7 @@
     </w:tblStylePr>
     <w:tblStylePr w:type="lastCol">
       <w:rPr>
+        <w:rFonts w:eastAsia="黑体"/>
         <w:b w:val="0"/>
         <w:bCs w:val="0"/>
         <w:color w:themeColor="text1" w:val="000000"/>
@@ -10743,7 +11266,7 @@
       <w:spacing w:after="0" w:line="240" w:lineRule="auto"/>
     </w:pPr>
     <w:rPr>
-      <w:rFonts w:asciiTheme="majorHAnsi" w:cstheme="majorBidi" w:eastAsiaTheme="majorEastAsia" w:hAnsiTheme="majorHAnsi"/>
+      <w:rFonts w:asciiTheme="majorHAnsi" w:cstheme="majorBidi" w:hAnsiTheme="majorHAnsi" w:eastAsia="黑体"/>
       <w:color w:themeColor="text1" w:val="000000"/>
     </w:rPr>
     <w:tblPr>
@@ -10770,6 +11293,7 @@
     </w:tcPr>
     <w:tblStylePr w:type="firstRow">
       <w:rPr>
+        <w:rFonts w:eastAsia="黑体"/>
         <w:b/>
         <w:bCs/>
         <w:color w:themeColor="text1" w:val="000000"/>
@@ -10781,6 +11305,7 @@
     </w:tblStylePr>
     <w:tblStylePr w:type="lastRow">
       <w:rPr>
+        <w:rFonts w:eastAsia="黑体"/>
         <w:b/>
         <w:bCs/>
         <w:color w:themeColor="text1" w:val="000000"/>
@@ -10800,6 +11325,7 @@
     </w:tblStylePr>
     <w:tblStylePr w:type="firstCol">
       <w:rPr>
+        <w:rFonts w:eastAsia="黑体"/>
         <w:b/>
         <w:bCs/>
         <w:color w:themeColor="text1" w:val="000000"/>
@@ -10819,6 +11345,7 @@
     </w:tblStylePr>
     <w:tblStylePr w:type="lastCol">
       <w:rPr>
+        <w:rFonts w:eastAsia="黑体"/>
         <w:b w:val="0"/>
         <w:bCs w:val="0"/>
         <w:color w:themeColor="text1" w:val="000000"/>
@@ -10868,7 +11395,7 @@
       <w:spacing w:after="0" w:line="240" w:lineRule="auto"/>
     </w:pPr>
     <w:rPr>
-      <w:rFonts w:asciiTheme="majorHAnsi" w:cstheme="majorBidi" w:eastAsiaTheme="majorEastAsia" w:hAnsiTheme="majorHAnsi"/>
+      <w:rFonts w:asciiTheme="majorHAnsi" w:cstheme="majorBidi" w:hAnsiTheme="majorHAnsi" w:eastAsia="黑体"/>
       <w:color w:themeColor="text1" w:val="000000"/>
     </w:rPr>
     <w:tblPr>
@@ -10895,6 +11422,7 @@
     </w:tcPr>
     <w:tblStylePr w:type="firstRow">
       <w:rPr>
+        <w:rFonts w:eastAsia="黑体"/>
         <w:b/>
         <w:bCs/>
         <w:color w:themeColor="text1" w:val="000000"/>
@@ -10906,6 +11434,7 @@
     </w:tblStylePr>
     <w:tblStylePr w:type="lastRow">
       <w:rPr>
+        <w:rFonts w:eastAsia="黑体"/>
         <w:b/>
         <w:bCs/>
         <w:color w:themeColor="text1" w:val="000000"/>
@@ -10925,6 +11454,7 @@
     </w:tblStylePr>
     <w:tblStylePr w:type="firstCol">
       <w:rPr>
+        <w:rFonts w:eastAsia="黑体"/>
         <w:b/>
         <w:bCs/>
         <w:color w:themeColor="text1" w:val="000000"/>
@@ -10944,6 +11474,7 @@
     </w:tblStylePr>
     <w:tblStylePr w:type="lastCol">
       <w:rPr>
+        <w:rFonts w:eastAsia="黑体"/>
         <w:b w:val="0"/>
         <w:bCs w:val="0"/>
         <w:color w:themeColor="text1" w:val="000000"/>
@@ -10993,7 +11524,7 @@
       <w:spacing w:after="0" w:line="240" w:lineRule="auto"/>
     </w:pPr>
     <w:rPr>
-      <w:rFonts w:asciiTheme="majorHAnsi" w:cstheme="majorBidi" w:eastAsiaTheme="majorEastAsia" w:hAnsiTheme="majorHAnsi"/>
+      <w:rFonts w:asciiTheme="majorHAnsi" w:cstheme="majorBidi" w:hAnsiTheme="majorHAnsi" w:eastAsia="黑体"/>
       <w:color w:themeColor="text1" w:val="000000"/>
     </w:rPr>
     <w:tblPr>
@@ -11020,6 +11551,7 @@
     </w:tcPr>
     <w:tblStylePr w:type="firstRow">
       <w:rPr>
+        <w:rFonts w:eastAsia="黑体"/>
         <w:b/>
         <w:bCs/>
         <w:color w:themeColor="text1" w:val="000000"/>
@@ -11031,6 +11563,7 @@
     </w:tblStylePr>
     <w:tblStylePr w:type="lastRow">
       <w:rPr>
+        <w:rFonts w:eastAsia="黑体"/>
         <w:b/>
         <w:bCs/>
         <w:color w:themeColor="text1" w:val="000000"/>
@@ -11050,6 +11583,7 @@
     </w:tblStylePr>
     <w:tblStylePr w:type="firstCol">
       <w:rPr>
+        <w:rFonts w:eastAsia="黑体"/>
         <w:b/>
         <w:bCs/>
         <w:color w:themeColor="text1" w:val="000000"/>
@@ -11069,6 +11603,7 @@
     </w:tblStylePr>
     <w:tblStylePr w:type="lastCol">
       <w:rPr>
+        <w:rFonts w:eastAsia="黑体"/>
         <w:b w:val="0"/>
         <w:bCs w:val="0"/>
         <w:color w:themeColor="text1" w:val="000000"/>
@@ -11118,7 +11653,7 @@
       <w:spacing w:after="0" w:line="240" w:lineRule="auto"/>
     </w:pPr>
     <w:rPr>
-      <w:rFonts w:asciiTheme="majorHAnsi" w:cstheme="majorBidi" w:eastAsiaTheme="majorEastAsia" w:hAnsiTheme="majorHAnsi"/>
+      <w:rFonts w:asciiTheme="majorHAnsi" w:cstheme="majorBidi" w:hAnsiTheme="majorHAnsi" w:eastAsia="黑体"/>
       <w:color w:themeColor="text1" w:val="000000"/>
     </w:rPr>
     <w:tblPr>
@@ -11145,6 +11680,7 @@
     </w:tcPr>
     <w:tblStylePr w:type="firstRow">
       <w:rPr>
+        <w:rFonts w:eastAsia="黑体"/>
         <w:b/>
         <w:bCs/>
         <w:color w:themeColor="text1" w:val="000000"/>
@@ -11156,6 +11692,7 @@
     </w:tblStylePr>
     <w:tblStylePr w:type="lastRow">
       <w:rPr>
+        <w:rFonts w:eastAsia="黑体"/>
         <w:b/>
         <w:bCs/>
         <w:color w:themeColor="text1" w:val="000000"/>
@@ -11175,6 +11712,7 @@
     </w:tblStylePr>
     <w:tblStylePr w:type="firstCol">
       <w:rPr>
+        <w:rFonts w:eastAsia="黑体"/>
         <w:b/>
         <w:bCs/>
         <w:color w:themeColor="text1" w:val="000000"/>
@@ -11194,6 +11732,7 @@
     </w:tblStylePr>
     <w:tblStylePr w:type="lastCol">
       <w:rPr>
+        <w:rFonts w:eastAsia="黑体"/>
         <w:b w:val="0"/>
         <w:bCs w:val="0"/>
         <w:color w:themeColor="text1" w:val="000000"/>
@@ -11243,7 +11782,7 @@
       <w:spacing w:after="0" w:line="240" w:lineRule="auto"/>
     </w:pPr>
     <w:rPr>
-      <w:rFonts w:asciiTheme="majorHAnsi" w:cstheme="majorBidi" w:eastAsiaTheme="majorEastAsia" w:hAnsiTheme="majorHAnsi"/>
+      <w:rFonts w:asciiTheme="majorHAnsi" w:cstheme="majorBidi" w:hAnsiTheme="majorHAnsi" w:eastAsia="黑体"/>
       <w:color w:themeColor="text1" w:val="000000"/>
     </w:rPr>
     <w:tblPr>
@@ -11270,6 +11809,7 @@
     </w:tcPr>
     <w:tblStylePr w:type="firstRow">
       <w:rPr>
+        <w:rFonts w:eastAsia="黑体"/>
         <w:b/>
         <w:bCs/>
         <w:color w:themeColor="text1" w:val="000000"/>
@@ -11281,6 +11821,7 @@
     </w:tblStylePr>
     <w:tblStylePr w:type="lastRow">
       <w:rPr>
+        <w:rFonts w:eastAsia="黑体"/>
         <w:b/>
         <w:bCs/>
         <w:color w:themeColor="text1" w:val="000000"/>
@@ -11300,6 +11841,7 @@
     </w:tblStylePr>
     <w:tblStylePr w:type="firstCol">
       <w:rPr>
+        <w:rFonts w:eastAsia="黑体"/>
         <w:b/>
         <w:bCs/>
         <w:color w:themeColor="text1" w:val="000000"/>
@@ -11319,6 +11861,7 @@
     </w:tblStylePr>
     <w:tblStylePr w:type="lastCol">
       <w:rPr>
+        <w:rFonts w:eastAsia="黑体"/>
         <w:b w:val="0"/>
         <w:bCs w:val="0"/>
         <w:color w:themeColor="text1" w:val="000000"/>
@@ -11368,7 +11911,7 @@
       <w:spacing w:after="0" w:line="240" w:lineRule="auto"/>
     </w:pPr>
     <w:rPr>
-      <w:rFonts w:asciiTheme="majorHAnsi" w:cstheme="majorBidi" w:eastAsiaTheme="majorEastAsia" w:hAnsiTheme="majorHAnsi"/>
+      <w:rFonts w:asciiTheme="majorHAnsi" w:cstheme="majorBidi" w:hAnsiTheme="majorHAnsi" w:eastAsia="黑体"/>
       <w:color w:themeColor="text1" w:val="000000"/>
     </w:rPr>
     <w:tblPr>
@@ -11395,6 +11938,7 @@
     </w:tcPr>
     <w:tblStylePr w:type="firstRow">
       <w:rPr>
+        <w:rFonts w:eastAsia="黑体"/>
         <w:b/>
         <w:bCs/>
         <w:color w:themeColor="text1" w:val="000000"/>
@@ -11406,6 +11950,7 @@
     </w:tblStylePr>
     <w:tblStylePr w:type="lastRow">
       <w:rPr>
+        <w:rFonts w:eastAsia="黑体"/>
         <w:b/>
         <w:bCs/>
         <w:color w:themeColor="text1" w:val="000000"/>
@@ -11425,6 +11970,7 @@
     </w:tblStylePr>
     <w:tblStylePr w:type="firstCol">
       <w:rPr>
+        <w:rFonts w:eastAsia="黑体"/>
         <w:b/>
         <w:bCs/>
         <w:color w:themeColor="text1" w:val="000000"/>
@@ -11444,6 +11990,7 @@
     </w:tblStylePr>
     <w:tblStylePr w:type="lastCol">
       <w:rPr>
+        <w:rFonts w:eastAsia="黑体"/>
         <w:b w:val="0"/>
         <w:bCs w:val="0"/>
         <w:color w:themeColor="text1" w:val="000000"/>
@@ -11516,6 +12063,7 @@
     </w:tcPr>
     <w:tblStylePr w:type="firstRow">
       <w:rPr>
+        <w:rFonts w:eastAsia="黑体"/>
         <w:b/>
         <w:bCs/>
         <w:i w:val="0"/>
@@ -11537,6 +12085,7 @@
     </w:tblStylePr>
     <w:tblStylePr w:type="lastRow">
       <w:rPr>
+        <w:rFonts w:eastAsia="黑体"/>
         <w:b/>
         <w:bCs/>
         <w:i w:val="0"/>
@@ -11558,6 +12107,7 @@
     </w:tblStylePr>
     <w:tblStylePr w:type="firstCol">
       <w:rPr>
+        <w:rFonts w:eastAsia="黑体"/>
         <w:b/>
         <w:bCs/>
         <w:i w:val="0"/>
@@ -11577,6 +12127,7 @@
     </w:tblStylePr>
     <w:tblStylePr w:type="lastCol">
       <w:rPr>
+        <w:rFonts w:eastAsia="黑体"/>
         <w:b/>
         <w:bCs/>
         <w:i w:val="0"/>
@@ -11657,6 +12208,7 @@
     </w:tcPr>
     <w:tblStylePr w:type="firstRow">
       <w:rPr>
+        <w:rFonts w:eastAsia="黑体"/>
         <w:b/>
         <w:bCs/>
         <w:i w:val="0"/>
@@ -11678,6 +12230,7 @@
     </w:tblStylePr>
     <w:tblStylePr w:type="lastRow">
       <w:rPr>
+        <w:rFonts w:eastAsia="黑体"/>
         <w:b/>
         <w:bCs/>
         <w:i w:val="0"/>
@@ -11699,6 +12252,7 @@
     </w:tblStylePr>
     <w:tblStylePr w:type="firstCol">
       <w:rPr>
+        <w:rFonts w:eastAsia="黑体"/>
         <w:b/>
         <w:bCs/>
         <w:i w:val="0"/>
@@ -11718,6 +12272,7 @@
     </w:tblStylePr>
     <w:tblStylePr w:type="lastCol">
       <w:rPr>
+        <w:rFonts w:eastAsia="黑体"/>
         <w:b/>
         <w:bCs/>
         <w:i w:val="0"/>
@@ -11798,6 +12353,7 @@
     </w:tcPr>
     <w:tblStylePr w:type="firstRow">
       <w:rPr>
+        <w:rFonts w:eastAsia="黑体"/>
         <w:b/>
         <w:bCs/>
         <w:i w:val="0"/>
@@ -11819,6 +12375,7 @@
     </w:tblStylePr>
     <w:tblStylePr w:type="lastRow">
       <w:rPr>
+        <w:rFonts w:eastAsia="黑体"/>
         <w:b/>
         <w:bCs/>
         <w:i w:val="0"/>
@@ -11840,6 +12397,7 @@
     </w:tblStylePr>
     <w:tblStylePr w:type="firstCol">
       <w:rPr>
+        <w:rFonts w:eastAsia="黑体"/>
         <w:b/>
         <w:bCs/>
         <w:i w:val="0"/>
@@ -11859,6 +12417,7 @@
     </w:tblStylePr>
     <w:tblStylePr w:type="lastCol">
       <w:rPr>
+        <w:rFonts w:eastAsia="黑体"/>
         <w:b/>
         <w:bCs/>
         <w:i w:val="0"/>
@@ -11939,6 +12498,7 @@
     </w:tcPr>
     <w:tblStylePr w:type="firstRow">
       <w:rPr>
+        <w:rFonts w:eastAsia="黑体"/>
         <w:b/>
         <w:bCs/>
         <w:i w:val="0"/>
@@ -11960,6 +12520,7 @@
     </w:tblStylePr>
     <w:tblStylePr w:type="lastRow">
       <w:rPr>
+        <w:rFonts w:eastAsia="黑体"/>
         <w:b/>
         <w:bCs/>
         <w:i w:val="0"/>
@@ -11981,6 +12542,7 @@
     </w:tblStylePr>
     <w:tblStylePr w:type="firstCol">
       <w:rPr>
+        <w:rFonts w:eastAsia="黑体"/>
         <w:b/>
         <w:bCs/>
         <w:i w:val="0"/>
@@ -12000,6 +12562,7 @@
     </w:tblStylePr>
     <w:tblStylePr w:type="lastCol">
       <w:rPr>
+        <w:rFonts w:eastAsia="黑体"/>
         <w:b/>
         <w:bCs/>
         <w:i w:val="0"/>
@@ -12080,6 +12643,7 @@
     </w:tcPr>
     <w:tblStylePr w:type="firstRow">
       <w:rPr>
+        <w:rFonts w:eastAsia="黑体"/>
         <w:b/>
         <w:bCs/>
         <w:i w:val="0"/>
@@ -12101,6 +12665,7 @@
     </w:tblStylePr>
     <w:tblStylePr w:type="lastRow">
       <w:rPr>
+        <w:rFonts w:eastAsia="黑体"/>
         <w:b/>
         <w:bCs/>
         <w:i w:val="0"/>
@@ -12122,6 +12687,7 @@
     </w:tblStylePr>
     <w:tblStylePr w:type="firstCol">
       <w:rPr>
+        <w:rFonts w:eastAsia="黑体"/>
         <w:b/>
         <w:bCs/>
         <w:i w:val="0"/>
@@ -12141,6 +12707,7 @@
     </w:tblStylePr>
     <w:tblStylePr w:type="lastCol">
       <w:rPr>
+        <w:rFonts w:eastAsia="黑体"/>
         <w:b/>
         <w:bCs/>
         <w:i w:val="0"/>
@@ -12221,6 +12788,7 @@
     </w:tcPr>
     <w:tblStylePr w:type="firstRow">
       <w:rPr>
+        <w:rFonts w:eastAsia="黑体"/>
         <w:b/>
         <w:bCs/>
         <w:i w:val="0"/>
@@ -12242,6 +12810,7 @@
     </w:tblStylePr>
     <w:tblStylePr w:type="lastRow">
       <w:rPr>
+        <w:rFonts w:eastAsia="黑体"/>
         <w:b/>
         <w:bCs/>
         <w:i w:val="0"/>
@@ -12263,6 +12832,7 @@
     </w:tblStylePr>
     <w:tblStylePr w:type="firstCol">
       <w:rPr>
+        <w:rFonts w:eastAsia="黑体"/>
         <w:b/>
         <w:bCs/>
         <w:i w:val="0"/>
@@ -12282,6 +12852,7 @@
     </w:tblStylePr>
     <w:tblStylePr w:type="lastCol">
       <w:rPr>
+        <w:rFonts w:eastAsia="黑体"/>
         <w:b/>
         <w:bCs/>
         <w:i w:val="0"/>
@@ -12362,6 +12933,7 @@
     </w:tcPr>
     <w:tblStylePr w:type="firstRow">
       <w:rPr>
+        <w:rFonts w:eastAsia="黑体"/>
         <w:b/>
         <w:bCs/>
         <w:i w:val="0"/>
@@ -12383,6 +12955,7 @@
     </w:tblStylePr>
     <w:tblStylePr w:type="lastRow">
       <w:rPr>
+        <w:rFonts w:eastAsia="黑体"/>
         <w:b/>
         <w:bCs/>
         <w:i w:val="0"/>
@@ -12404,6 +12977,7 @@
     </w:tblStylePr>
     <w:tblStylePr w:type="firstCol">
       <w:rPr>
+        <w:rFonts w:eastAsia="黑体"/>
         <w:b/>
         <w:bCs/>
         <w:i w:val="0"/>
@@ -12423,6 +12997,7 @@
     </w:tblStylePr>
     <w:tblStylePr w:type="lastCol">
       <w:rPr>
+        <w:rFonts w:eastAsia="黑体"/>
         <w:b/>
         <w:bCs/>
         <w:i w:val="0"/>
@@ -12480,6 +13055,7 @@
       <w:spacing w:after="0" w:line="240" w:lineRule="auto"/>
     </w:pPr>
     <w:rPr>
+      <w:rFonts w:eastAsia="黑体"/>
       <w:color w:themeColor="background1" w:val="FFFFFF"/>
     </w:rPr>
     <w:tblPr>
@@ -12498,6 +13074,7 @@
     </w:tcPr>
     <w:tblStylePr w:type="firstRow">
       <w:rPr>
+        <w:rFonts w:eastAsia="黑体"/>
         <w:b/>
         <w:bCs/>
       </w:rPr>
@@ -12594,6 +13171,7 @@
       <w:spacing w:after="0" w:line="240" w:lineRule="auto"/>
     </w:pPr>
     <w:rPr>
+      <w:rFonts w:eastAsia="黑体"/>
       <w:color w:themeColor="background1" w:val="FFFFFF"/>
     </w:rPr>
     <w:tblPr>
@@ -12612,6 +13190,7 @@
     </w:tcPr>
     <w:tblStylePr w:type="firstRow">
       <w:rPr>
+        <w:rFonts w:eastAsia="黑体"/>
         <w:b/>
         <w:bCs/>
       </w:rPr>
@@ -12708,6 +13287,7 @@
       <w:spacing w:after="0" w:line="240" w:lineRule="auto"/>
     </w:pPr>
     <w:rPr>
+      <w:rFonts w:eastAsia="黑体"/>
       <w:color w:themeColor="background1" w:val="FFFFFF"/>
     </w:rPr>
     <w:tblPr>
@@ -12726,6 +13306,7 @@
     </w:tcPr>
     <w:tblStylePr w:type="firstRow">
       <w:rPr>
+        <w:rFonts w:eastAsia="黑体"/>
         <w:b/>
         <w:bCs/>
       </w:rPr>
@@ -12822,6 +13403,7 @@
       <w:spacing w:after="0" w:line="240" w:lineRule="auto"/>
     </w:pPr>
     <w:rPr>
+      <w:rFonts w:eastAsia="黑体"/>
       <w:color w:themeColor="background1" w:val="FFFFFF"/>
     </w:rPr>
     <w:tblPr>
@@ -12840,6 +13422,7 @@
     </w:tcPr>
     <w:tblStylePr w:type="firstRow">
       <w:rPr>
+        <w:rFonts w:eastAsia="黑体"/>
         <w:b/>
         <w:bCs/>
       </w:rPr>
@@ -12936,6 +13519,7 @@
       <w:spacing w:after="0" w:line="240" w:lineRule="auto"/>
     </w:pPr>
     <w:rPr>
+      <w:rFonts w:eastAsia="黑体"/>
       <w:color w:themeColor="background1" w:val="FFFFFF"/>
     </w:rPr>
     <w:tblPr>
@@ -12954,6 +13538,7 @@
     </w:tcPr>
     <w:tblStylePr w:type="firstRow">
       <w:rPr>
+        <w:rFonts w:eastAsia="黑体"/>
         <w:b/>
         <w:bCs/>
       </w:rPr>
@@ -13050,6 +13635,7 @@
       <w:spacing w:after="0" w:line="240" w:lineRule="auto"/>
     </w:pPr>
     <w:rPr>
+      <w:rFonts w:eastAsia="黑体"/>
       <w:color w:themeColor="background1" w:val="FFFFFF"/>
     </w:rPr>
     <w:tblPr>
@@ -13068,6 +13654,7 @@
     </w:tcPr>
     <w:tblStylePr w:type="firstRow">
       <w:rPr>
+        <w:rFonts w:eastAsia="黑体"/>
         <w:b/>
         <w:bCs/>
       </w:rPr>
@@ -13164,6 +13751,7 @@
       <w:spacing w:after="0" w:line="240" w:lineRule="auto"/>
     </w:pPr>
     <w:rPr>
+      <w:rFonts w:eastAsia="黑体"/>
       <w:color w:themeColor="background1" w:val="FFFFFF"/>
     </w:rPr>
     <w:tblPr>
@@ -13182,6 +13770,7 @@
     </w:tcPr>
     <w:tblStylePr w:type="firstRow">
       <w:rPr>
+        <w:rFonts w:eastAsia="黑体"/>
         <w:b/>
         <w:bCs/>
       </w:rPr>
@@ -13278,6 +13867,7 @@
       <w:spacing w:after="0" w:line="240" w:lineRule="auto"/>
     </w:pPr>
     <w:rPr>
+      <w:rFonts w:eastAsia="黑体"/>
       <w:color w:themeColor="text1" w:val="000000"/>
     </w:rPr>
     <w:tblPr>
@@ -13304,6 +13894,7 @@
     </w:tcPr>
     <w:tblStylePr w:type="firstRow">
       <w:rPr>
+        <w:rFonts w:eastAsia="黑体"/>
         <w:b/>
         <w:bCs/>
       </w:rPr>
@@ -13322,6 +13913,7 @@
     </w:tblStylePr>
     <w:tblStylePr w:type="lastRow">
       <w:rPr>
+        <w:rFonts w:eastAsia="黑体"/>
         <w:b/>
         <w:bCs/>
         <w:color w:themeColor="background1" w:val="FFFFFF"/>
@@ -13336,6 +13928,7 @@
     </w:tblStylePr>
     <w:tblStylePr w:type="firstCol">
       <w:rPr>
+        <w:rFonts w:eastAsia="黑体"/>
         <w:color w:themeColor="background1" w:val="FFFFFF"/>
       </w:rPr>
       <w:tblPr/>
@@ -13353,6 +13946,7 @@
     </w:tblStylePr>
     <w:tblStylePr w:type="lastCol">
       <w:rPr>
+        <w:rFonts w:eastAsia="黑体"/>
         <w:color w:themeColor="background1" w:val="FFFFFF"/>
       </w:rPr>
       <w:tblPr/>
@@ -13382,11 +13976,13 @@
     </w:tblStylePr>
     <w:tblStylePr w:type="neCell">
       <w:rPr>
+        <w:rFonts w:eastAsia="黑体"/>
         <w:color w:themeColor="text1" w:val="000000"/>
       </w:rPr>
     </w:tblStylePr>
     <w:tblStylePr w:type="nwCell">
       <w:rPr>
+        <w:rFonts w:eastAsia="黑体"/>
         <w:color w:themeColor="text1" w:val="000000"/>
       </w:rPr>
     </w:tblStylePr>
@@ -13400,6 +13996,7 @@
       <w:spacing w:after="0" w:line="240" w:lineRule="auto"/>
     </w:pPr>
     <w:rPr>
+      <w:rFonts w:eastAsia="黑体"/>
       <w:color w:themeColor="text1" w:val="000000"/>
     </w:rPr>
     <w:tblPr>
@@ -13426,6 +14023,7 @@
     </w:tcPr>
     <w:tblStylePr w:type="firstRow">
       <w:rPr>
+        <w:rFonts w:eastAsia="黑体"/>
         <w:b/>
         <w:bCs/>
       </w:rPr>
@@ -13444,6 +14042,7 @@
     </w:tblStylePr>
     <w:tblStylePr w:type="lastRow">
       <w:rPr>
+        <w:rFonts w:eastAsia="黑体"/>
         <w:b/>
         <w:bCs/>
         <w:color w:themeColor="background1" w:val="FFFFFF"/>
@@ -13458,6 +14057,7 @@
     </w:tblStylePr>
     <w:tblStylePr w:type="firstCol">
       <w:rPr>
+        <w:rFonts w:eastAsia="黑体"/>
         <w:color w:themeColor="background1" w:val="FFFFFF"/>
       </w:rPr>
       <w:tblPr/>
@@ -13475,6 +14075,7 @@
     </w:tblStylePr>
     <w:tblStylePr w:type="lastCol">
       <w:rPr>
+        <w:rFonts w:eastAsia="黑体"/>
         <w:color w:themeColor="background1" w:val="FFFFFF"/>
       </w:rPr>
       <w:tblPr/>
@@ -13504,11 +14105,13 @@
     </w:tblStylePr>
     <w:tblStylePr w:type="neCell">
       <w:rPr>
+        <w:rFonts w:eastAsia="黑体"/>
         <w:color w:themeColor="text1" w:val="000000"/>
       </w:rPr>
     </w:tblStylePr>
     <w:tblStylePr w:type="nwCell">
       <w:rPr>
+        <w:rFonts w:eastAsia="黑体"/>
         <w:color w:themeColor="text1" w:val="000000"/>
       </w:rPr>
     </w:tblStylePr>
@@ -13522,6 +14125,7 @@
       <w:spacing w:after="0" w:line="240" w:lineRule="auto"/>
     </w:pPr>
     <w:rPr>
+      <w:rFonts w:eastAsia="黑体"/>
       <w:color w:themeColor="text1" w:val="000000"/>
     </w:rPr>
     <w:tblPr>
@@ -13548,6 +14152,7 @@
     </w:tcPr>
     <w:tblStylePr w:type="firstRow">
       <w:rPr>
+        <w:rFonts w:eastAsia="黑体"/>
         <w:b/>
         <w:bCs/>
       </w:rPr>
@@ -13566,6 +14171,7 @@
     </w:tblStylePr>
     <w:tblStylePr w:type="lastRow">
       <w:rPr>
+        <w:rFonts w:eastAsia="黑体"/>
         <w:b/>
         <w:bCs/>
         <w:color w:themeColor="background1" w:val="FFFFFF"/>
@@ -13580,6 +14186,7 @@
     </w:tblStylePr>
     <w:tblStylePr w:type="firstCol">
       <w:rPr>
+        <w:rFonts w:eastAsia="黑体"/>
         <w:color w:themeColor="background1" w:val="FFFFFF"/>
       </w:rPr>
       <w:tblPr/>
@@ -13597,6 +14204,7 @@
     </w:tblStylePr>
     <w:tblStylePr w:type="lastCol">
       <w:rPr>
+        <w:rFonts w:eastAsia="黑体"/>
         <w:color w:themeColor="background1" w:val="FFFFFF"/>
       </w:rPr>
       <w:tblPr/>
@@ -13626,11 +14234,13 @@
     </w:tblStylePr>
     <w:tblStylePr w:type="neCell">
       <w:rPr>
+        <w:rFonts w:eastAsia="黑体"/>
         <w:color w:themeColor="text1" w:val="000000"/>
       </w:rPr>
     </w:tblStylePr>
     <w:tblStylePr w:type="nwCell">
       <w:rPr>
+        <w:rFonts w:eastAsia="黑体"/>
         <w:color w:themeColor="text1" w:val="000000"/>
       </w:rPr>
     </w:tblStylePr>
@@ -13644,6 +14254,7 @@
       <w:spacing w:after="0" w:line="240" w:lineRule="auto"/>
     </w:pPr>
     <w:rPr>
+      <w:rFonts w:eastAsia="黑体"/>
       <w:color w:themeColor="text1" w:val="000000"/>
     </w:rPr>
     <w:tblPr>
@@ -13670,6 +14281,7 @@
     </w:tcPr>
     <w:tblStylePr w:type="firstRow">
       <w:rPr>
+        <w:rFonts w:eastAsia="黑体"/>
         <w:b/>
         <w:bCs/>
       </w:rPr>
@@ -13688,6 +14300,7 @@
     </w:tblStylePr>
     <w:tblStylePr w:type="lastRow">
       <w:rPr>
+        <w:rFonts w:eastAsia="黑体"/>
         <w:b/>
         <w:bCs/>
         <w:color w:themeColor="background1" w:val="FFFFFF"/>
@@ -13702,6 +14315,7 @@
     </w:tblStylePr>
     <w:tblStylePr w:type="firstCol">
       <w:rPr>
+        <w:rFonts w:eastAsia="黑体"/>
         <w:color w:themeColor="background1" w:val="FFFFFF"/>
       </w:rPr>
       <w:tblPr/>
@@ -13719,6 +14333,7 @@
     </w:tblStylePr>
     <w:tblStylePr w:type="lastCol">
       <w:rPr>
+        <w:rFonts w:eastAsia="黑体"/>
         <w:color w:themeColor="background1" w:val="FFFFFF"/>
       </w:rPr>
       <w:tblPr/>
@@ -13756,6 +14371,7 @@
       <w:spacing w:after="0" w:line="240" w:lineRule="auto"/>
     </w:pPr>
     <w:rPr>
+      <w:rFonts w:eastAsia="黑体"/>
       <w:color w:themeColor="text1" w:val="000000"/>
     </w:rPr>
     <w:tblPr>
@@ -13782,6 +14398,7 @@
     </w:tcPr>
     <w:tblStylePr w:type="firstRow">
       <w:rPr>
+        <w:rFonts w:eastAsia="黑体"/>
         <w:b/>
         <w:bCs/>
       </w:rPr>
@@ -13800,6 +14417,7 @@
     </w:tblStylePr>
     <w:tblStylePr w:type="lastRow">
       <w:rPr>
+        <w:rFonts w:eastAsia="黑体"/>
         <w:b/>
         <w:bCs/>
         <w:color w:themeColor="background1" w:val="FFFFFF"/>
@@ -13814,6 +14432,7 @@
     </w:tblStylePr>
     <w:tblStylePr w:type="firstCol">
       <w:rPr>
+        <w:rFonts w:eastAsia="黑体"/>
         <w:color w:themeColor="background1" w:val="FFFFFF"/>
       </w:rPr>
       <w:tblPr/>
@@ -13831,6 +14450,7 @@
     </w:tblStylePr>
     <w:tblStylePr w:type="lastCol">
       <w:rPr>
+        <w:rFonts w:eastAsia="黑体"/>
         <w:color w:themeColor="background1" w:val="FFFFFF"/>
       </w:rPr>
       <w:tblPr/>
@@ -13860,11 +14480,13 @@
     </w:tblStylePr>
     <w:tblStylePr w:type="neCell">
       <w:rPr>
+        <w:rFonts w:eastAsia="黑体"/>
         <w:color w:themeColor="text1" w:val="000000"/>
       </w:rPr>
     </w:tblStylePr>
     <w:tblStylePr w:type="nwCell">
       <w:rPr>
+        <w:rFonts w:eastAsia="黑体"/>
         <w:color w:themeColor="text1" w:val="000000"/>
       </w:rPr>
     </w:tblStylePr>
@@ -13878,6 +14500,7 @@
       <w:spacing w:after="0" w:line="240" w:lineRule="auto"/>
     </w:pPr>
     <w:rPr>
+      <w:rFonts w:eastAsia="黑体"/>
       <w:color w:themeColor="text1" w:val="000000"/>
     </w:rPr>
     <w:tblPr>
@@ -13904,6 +14527,7 @@
     </w:tcPr>
     <w:tblStylePr w:type="firstRow">
       <w:rPr>
+        <w:rFonts w:eastAsia="黑体"/>
         <w:b/>
         <w:bCs/>
       </w:rPr>
@@ -13922,6 +14546,7 @@
     </w:tblStylePr>
     <w:tblStylePr w:type="lastRow">
       <w:rPr>
+        <w:rFonts w:eastAsia="黑体"/>
         <w:b/>
         <w:bCs/>
         <w:color w:themeColor="background1" w:val="FFFFFF"/>
@@ -13936,6 +14561,7 @@
     </w:tblStylePr>
     <w:tblStylePr w:type="firstCol">
       <w:rPr>
+        <w:rFonts w:eastAsia="黑体"/>
         <w:color w:themeColor="background1" w:val="FFFFFF"/>
       </w:rPr>
       <w:tblPr/>
@@ -13953,6 +14579,7 @@
     </w:tblStylePr>
     <w:tblStylePr w:type="lastCol">
       <w:rPr>
+        <w:rFonts w:eastAsia="黑体"/>
         <w:color w:themeColor="background1" w:val="FFFFFF"/>
       </w:rPr>
       <w:tblPr/>
@@ -13982,11 +14609,13 @@
     </w:tblStylePr>
     <w:tblStylePr w:type="neCell">
       <w:rPr>
+        <w:rFonts w:eastAsia="黑体"/>
         <w:color w:themeColor="text1" w:val="000000"/>
       </w:rPr>
     </w:tblStylePr>
     <w:tblStylePr w:type="nwCell">
       <w:rPr>
+        <w:rFonts w:eastAsia="黑体"/>
         <w:color w:themeColor="text1" w:val="000000"/>
       </w:rPr>
     </w:tblStylePr>
@@ -14000,6 +14629,7 @@
       <w:spacing w:after="0" w:line="240" w:lineRule="auto"/>
     </w:pPr>
     <w:rPr>
+      <w:rFonts w:eastAsia="黑体"/>
       <w:color w:themeColor="text1" w:val="000000"/>
     </w:rPr>
     <w:tblPr>
@@ -14026,6 +14656,7 @@
     </w:tcPr>
     <w:tblStylePr w:type="firstRow">
       <w:rPr>
+        <w:rFonts w:eastAsia="黑体"/>
         <w:b/>
         <w:bCs/>
       </w:rPr>
@@ -14044,6 +14675,7 @@
     </w:tblStylePr>
     <w:tblStylePr w:type="lastRow">
       <w:rPr>
+        <w:rFonts w:eastAsia="黑体"/>
         <w:b/>
         <w:bCs/>
         <w:color w:themeColor="background1" w:val="FFFFFF"/>
@@ -14058,6 +14690,7 @@
     </w:tblStylePr>
     <w:tblStylePr w:type="firstCol">
       <w:rPr>
+        <w:rFonts w:eastAsia="黑体"/>
         <w:color w:themeColor="background1" w:val="FFFFFF"/>
       </w:rPr>
       <w:tblPr/>
@@ -14075,6 +14708,7 @@
     </w:tblStylePr>
     <w:tblStylePr w:type="lastCol">
       <w:rPr>
+        <w:rFonts w:eastAsia="黑体"/>
         <w:color w:themeColor="background1" w:val="FFFFFF"/>
       </w:rPr>
       <w:tblPr/>
@@ -14104,11 +14738,13 @@
     </w:tblStylePr>
     <w:tblStylePr w:type="neCell">
       <w:rPr>
+        <w:rFonts w:eastAsia="黑体"/>
         <w:color w:themeColor="text1" w:val="000000"/>
       </w:rPr>
     </w:tblStylePr>
     <w:tblStylePr w:type="nwCell">
       <w:rPr>
+        <w:rFonts w:eastAsia="黑体"/>
         <w:color w:themeColor="text1" w:val="000000"/>
       </w:rPr>
     </w:tblStylePr>
@@ -14122,6 +14758,7 @@
       <w:spacing w:after="0" w:line="240" w:lineRule="auto"/>
     </w:pPr>
     <w:rPr>
+      <w:rFonts w:eastAsia="黑体"/>
       <w:color w:themeColor="text1" w:val="000000"/>
     </w:rPr>
     <w:tblPr>
@@ -14140,6 +14777,7 @@
     </w:tcPr>
     <w:tblStylePr w:type="firstRow">
       <w:rPr>
+        <w:rFonts w:eastAsia="黑体"/>
         <w:b/>
         <w:bCs/>
         <w:color w:themeColor="background1" w:val="FFFFFF"/>
@@ -14154,6 +14792,7 @@
     </w:tblStylePr>
     <w:tblStylePr w:type="lastRow">
       <w:rPr>
+        <w:rFonts w:eastAsia="黑体"/>
         <w:b/>
         <w:bCs/>
         <w:color w:themeColor="accent2" w:themeShade="CC" w:val="9E3A38"/>
@@ -14168,12 +14807,14 @@
     </w:tblStylePr>
     <w:tblStylePr w:type="firstCol">
       <w:rPr>
+        <w:rFonts w:eastAsia="黑体"/>
         <w:b/>
         <w:bCs/>
       </w:rPr>
     </w:tblStylePr>
     <w:tblStylePr w:type="lastCol">
       <w:rPr>
+        <w:rFonts w:eastAsia="黑体"/>
         <w:b/>
         <w:bCs/>
       </w:rPr>
@@ -14208,6 +14849,7 @@
       <w:spacing w:after="0" w:line="240" w:lineRule="auto"/>
     </w:pPr>
     <w:rPr>
+      <w:rFonts w:eastAsia="黑体"/>
       <w:color w:themeColor="text1" w:val="000000"/>
     </w:rPr>
     <w:tblPr>
@@ -14226,6 +14868,7 @@
     </w:tcPr>
     <w:tblStylePr w:type="firstRow">
       <w:rPr>
+        <w:rFonts w:eastAsia="黑体"/>
         <w:b/>
         <w:bCs/>
         <w:color w:themeColor="background1" w:val="FFFFFF"/>
@@ -14240,6 +14883,7 @@
     </w:tblStylePr>
     <w:tblStylePr w:type="lastRow">
       <w:rPr>
+        <w:rFonts w:eastAsia="黑体"/>
         <w:b/>
         <w:bCs/>
         <w:color w:themeColor="accent2" w:themeShade="CC" w:val="9E3A38"/>
@@ -14254,12 +14898,14 @@
     </w:tblStylePr>
     <w:tblStylePr w:type="firstCol">
       <w:rPr>
+        <w:rFonts w:eastAsia="黑体"/>
         <w:b/>
         <w:bCs/>
       </w:rPr>
     </w:tblStylePr>
     <w:tblStylePr w:type="lastCol">
       <w:rPr>
+        <w:rFonts w:eastAsia="黑体"/>
         <w:b/>
         <w:bCs/>
       </w:rPr>
@@ -14294,6 +14940,7 @@
       <w:spacing w:after="0" w:line="240" w:lineRule="auto"/>
     </w:pPr>
     <w:rPr>
+      <w:rFonts w:eastAsia="黑体"/>
       <w:color w:themeColor="text1" w:val="000000"/>
     </w:rPr>
     <w:tblPr>
@@ -14312,6 +14959,7 @@
     </w:tcPr>
     <w:tblStylePr w:type="firstRow">
       <w:rPr>
+        <w:rFonts w:eastAsia="黑体"/>
         <w:b/>
         <w:bCs/>
         <w:color w:themeColor="background1" w:val="FFFFFF"/>
@@ -14326,6 +14974,7 @@
     </w:tblStylePr>
     <w:tblStylePr w:type="lastRow">
       <w:rPr>
+        <w:rFonts w:eastAsia="黑体"/>
         <w:b/>
         <w:bCs/>
         <w:color w:themeColor="accent2" w:themeShade="CC" w:val="9E3A38"/>
@@ -14340,12 +14989,14 @@
     </w:tblStylePr>
     <w:tblStylePr w:type="firstCol">
       <w:rPr>
+        <w:rFonts w:eastAsia="黑体"/>
         <w:b/>
         <w:bCs/>
       </w:rPr>
     </w:tblStylePr>
     <w:tblStylePr w:type="lastCol">
       <w:rPr>
+        <w:rFonts w:eastAsia="黑体"/>
         <w:b/>
         <w:bCs/>
       </w:rPr>
@@ -14380,6 +15031,7 @@
       <w:spacing w:after="0" w:line="240" w:lineRule="auto"/>
     </w:pPr>
     <w:rPr>
+      <w:rFonts w:eastAsia="黑体"/>
       <w:color w:themeColor="text1" w:val="000000"/>
     </w:rPr>
     <w:tblPr>
@@ -14398,6 +15050,7 @@
     </w:tcPr>
     <w:tblStylePr w:type="firstRow">
       <w:rPr>
+        <w:rFonts w:eastAsia="黑体"/>
         <w:b/>
         <w:bCs/>
         <w:color w:themeColor="background1" w:val="FFFFFF"/>
@@ -14412,6 +15065,7 @@
     </w:tblStylePr>
     <w:tblStylePr w:type="lastRow">
       <w:rPr>
+        <w:rFonts w:eastAsia="黑体"/>
         <w:b/>
         <w:bCs/>
         <w:color w:themeColor="accent4" w:themeShade="CC" w:val="664E82"/>
@@ -14426,12 +15080,14 @@
     </w:tblStylePr>
     <w:tblStylePr w:type="firstCol">
       <w:rPr>
+        <w:rFonts w:eastAsia="黑体"/>
         <w:b/>
         <w:bCs/>
       </w:rPr>
     </w:tblStylePr>
     <w:tblStylePr w:type="lastCol">
       <w:rPr>
+        <w:rFonts w:eastAsia="黑体"/>
         <w:b/>
         <w:bCs/>
       </w:rPr>
@@ -14466,6 +15122,7 @@
       <w:spacing w:after="0" w:line="240" w:lineRule="auto"/>
     </w:pPr>
     <w:rPr>
+      <w:rFonts w:eastAsia="黑体"/>
       <w:color w:themeColor="text1" w:val="000000"/>
     </w:rPr>
     <w:tblPr>
@@ -14484,6 +15141,7 @@
     </w:tcPr>
     <w:tblStylePr w:type="firstRow">
       <w:rPr>
+        <w:rFonts w:eastAsia="黑体"/>
         <w:b/>
         <w:bCs/>
         <w:color w:themeColor="background1" w:val="FFFFFF"/>
@@ -14498,6 +15156,7 @@
     </w:tblStylePr>
     <w:tblStylePr w:type="lastRow">
       <w:rPr>
+        <w:rFonts w:eastAsia="黑体"/>
         <w:b/>
         <w:bCs/>
         <w:color w:themeColor="accent3" w:themeShade="CC" w:val="7E9C40"/>
@@ -14512,12 +15171,14 @@
     </w:tblStylePr>
     <w:tblStylePr w:type="firstCol">
       <w:rPr>
+        <w:rFonts w:eastAsia="黑体"/>
         <w:b/>
         <w:bCs/>
       </w:rPr>
     </w:tblStylePr>
     <w:tblStylePr w:type="lastCol">
       <w:rPr>
+        <w:rFonts w:eastAsia="黑体"/>
         <w:b/>
         <w:bCs/>
       </w:rPr>
@@ -14552,6 +15213,7 @@
       <w:spacing w:after="0" w:line="240" w:lineRule="auto"/>
     </w:pPr>
     <w:rPr>
+      <w:rFonts w:eastAsia="黑体"/>
       <w:color w:themeColor="text1" w:val="000000"/>
     </w:rPr>
     <w:tblPr>
@@ -14570,6 +15232,7 @@
     </w:tcPr>
     <w:tblStylePr w:type="firstRow">
       <w:rPr>
+        <w:rFonts w:eastAsia="黑体"/>
         <w:b/>
         <w:bCs/>
         <w:color w:themeColor="background1" w:val="FFFFFF"/>
@@ -14584,6 +15247,7 @@
     </w:tblStylePr>
     <w:tblStylePr w:type="lastRow">
       <w:rPr>
+        <w:rFonts w:eastAsia="黑体"/>
         <w:b/>
         <w:bCs/>
         <w:color w:themeColor="accent6" w:themeShade="CC" w:val="F2730A"/>
@@ -14598,12 +15262,14 @@
     </w:tblStylePr>
     <w:tblStylePr w:type="firstCol">
       <w:rPr>
+        <w:rFonts w:eastAsia="黑体"/>
         <w:b/>
         <w:bCs/>
       </w:rPr>
     </w:tblStylePr>
     <w:tblStylePr w:type="lastCol">
       <w:rPr>
+        <w:rFonts w:eastAsia="黑体"/>
         <w:b/>
         <w:bCs/>
       </w:rPr>
@@ -14638,6 +15304,7 @@
       <w:spacing w:after="0" w:line="240" w:lineRule="auto"/>
     </w:pPr>
     <w:rPr>
+      <w:rFonts w:eastAsia="黑体"/>
       <w:color w:themeColor="text1" w:val="000000"/>
     </w:rPr>
     <w:tblPr>
@@ -14656,6 +15323,7 @@
     </w:tcPr>
     <w:tblStylePr w:type="firstRow">
       <w:rPr>
+        <w:rFonts w:eastAsia="黑体"/>
         <w:b/>
         <w:bCs/>
         <w:color w:themeColor="background1" w:val="FFFFFF"/>
@@ -14670,6 +15338,7 @@
     </w:tblStylePr>
     <w:tblStylePr w:type="lastRow">
       <w:rPr>
+        <w:rFonts w:eastAsia="黑体"/>
         <w:b/>
         <w:bCs/>
         <w:color w:themeColor="accent5" w:themeShade="CC" w:val="348DA5"/>
@@ -14684,12 +15353,14 @@
     </w:tblStylePr>
     <w:tblStylePr w:type="firstCol">
       <w:rPr>
+        <w:rFonts w:eastAsia="黑体"/>
         <w:b/>
         <w:bCs/>
       </w:rPr>
     </w:tblStylePr>
     <w:tblStylePr w:type="lastCol">
       <w:rPr>
+        <w:rFonts w:eastAsia="黑体"/>
         <w:b/>
         <w:bCs/>
       </w:rPr>
@@ -14724,6 +15395,7 @@
       <w:spacing w:after="0" w:line="240" w:lineRule="auto"/>
     </w:pPr>
     <w:rPr>
+      <w:rFonts w:eastAsia="黑体"/>
       <w:color w:themeColor="text1" w:val="000000"/>
     </w:rPr>
     <w:tblPr>
@@ -14745,6 +15417,7 @@
     </w:tcPr>
     <w:tblStylePr w:type="firstRow">
       <w:rPr>
+        <w:rFonts w:eastAsia="黑体"/>
         <w:b/>
         <w:bCs/>
       </w:rPr>
@@ -14755,6 +15428,7 @@
     </w:tblStylePr>
     <w:tblStylePr w:type="lastRow">
       <w:rPr>
+        <w:rFonts w:eastAsia="黑体"/>
         <w:b/>
         <w:bCs/>
         <w:color w:themeColor="text1" w:val="000000"/>
@@ -14766,6 +15440,7 @@
     </w:tblStylePr>
     <w:tblStylePr w:type="firstCol">
       <w:rPr>
+        <w:rFonts w:eastAsia="黑体"/>
         <w:color w:themeColor="background1" w:val="FFFFFF"/>
       </w:rPr>
       <w:tblPr/>
@@ -14775,6 +15450,7 @@
     </w:tblStylePr>
     <w:tblStylePr w:type="lastCol">
       <w:rPr>
+        <w:rFonts w:eastAsia="黑体"/>
         <w:color w:themeColor="background1" w:val="FFFFFF"/>
       </w:rPr>
       <w:tblPr/>
@@ -14804,6 +15480,7 @@
       <w:spacing w:after="0" w:line="240" w:lineRule="auto"/>
     </w:pPr>
     <w:rPr>
+      <w:rFonts w:eastAsia="黑体"/>
       <w:color w:themeColor="text1" w:val="000000"/>
     </w:rPr>
     <w:tblPr>
@@ -14825,6 +15502,7 @@
     </w:tcPr>
     <w:tblStylePr w:type="firstRow">
       <w:rPr>
+        <w:rFonts w:eastAsia="黑体"/>
         <w:b/>
         <w:bCs/>
       </w:rPr>
@@ -14835,6 +15513,7 @@
     </w:tblStylePr>
     <w:tblStylePr w:type="lastRow">
       <w:rPr>
+        <w:rFonts w:eastAsia="黑体"/>
         <w:b/>
         <w:bCs/>
         <w:color w:themeColor="text1" w:val="000000"/>
@@ -14846,6 +15525,7 @@
     </w:tblStylePr>
     <w:tblStylePr w:type="firstCol">
       <w:rPr>
+        <w:rFonts w:eastAsia="黑体"/>
         <w:color w:themeColor="background1" w:val="FFFFFF"/>
       </w:rPr>
       <w:tblPr/>
@@ -14855,6 +15535,7 @@
     </w:tblStylePr>
     <w:tblStylePr w:type="lastCol">
       <w:rPr>
+        <w:rFonts w:eastAsia="黑体"/>
         <w:color w:themeColor="background1" w:val="FFFFFF"/>
       </w:rPr>
       <w:tblPr/>
@@ -14884,6 +15565,7 @@
       <w:spacing w:after="0" w:line="240" w:lineRule="auto"/>
     </w:pPr>
     <w:rPr>
+      <w:rFonts w:eastAsia="黑体"/>
       <w:color w:themeColor="text1" w:val="000000"/>
     </w:rPr>
     <w:tblPr>
@@ -14905,6 +15587,7 @@
     </w:tcPr>
     <w:tblStylePr w:type="firstRow">
       <w:rPr>
+        <w:rFonts w:eastAsia="黑体"/>
         <w:b/>
         <w:bCs/>
       </w:rPr>
@@ -14915,6 +15598,7 @@
     </w:tblStylePr>
     <w:tblStylePr w:type="lastRow">
       <w:rPr>
+        <w:rFonts w:eastAsia="黑体"/>
         <w:b/>
         <w:bCs/>
         <w:color w:themeColor="text1" w:val="000000"/>
@@ -14926,6 +15610,7 @@
     </w:tblStylePr>
     <w:tblStylePr w:type="firstCol">
       <w:rPr>
+        <w:rFonts w:eastAsia="黑体"/>
         <w:color w:themeColor="background1" w:val="FFFFFF"/>
       </w:rPr>
       <w:tblPr/>
@@ -14935,6 +15620,7 @@
     </w:tblStylePr>
     <w:tblStylePr w:type="lastCol">
       <w:rPr>
+        <w:rFonts w:eastAsia="黑体"/>
         <w:color w:themeColor="background1" w:val="FFFFFF"/>
       </w:rPr>
       <w:tblPr/>
@@ -14964,6 +15650,7 @@
       <w:spacing w:after="0" w:line="240" w:lineRule="auto"/>
     </w:pPr>
     <w:rPr>
+      <w:rFonts w:eastAsia="黑体"/>
       <w:color w:themeColor="text1" w:val="000000"/>
     </w:rPr>
     <w:tblPr>
@@ -14985,6 +15672,7 @@
     </w:tcPr>
     <w:tblStylePr w:type="firstRow">
       <w:rPr>
+        <w:rFonts w:eastAsia="黑体"/>
         <w:b/>
         <w:bCs/>
       </w:rPr>
@@ -14995,6 +15683,7 @@
     </w:tblStylePr>
     <w:tblStylePr w:type="lastRow">
       <w:rPr>
+        <w:rFonts w:eastAsia="黑体"/>
         <w:b/>
         <w:bCs/>
         <w:color w:themeColor="text1" w:val="000000"/>
@@ -15006,6 +15695,7 @@
     </w:tblStylePr>
     <w:tblStylePr w:type="firstCol">
       <w:rPr>
+        <w:rFonts w:eastAsia="黑体"/>
         <w:color w:themeColor="background1" w:val="FFFFFF"/>
       </w:rPr>
       <w:tblPr/>
@@ -15015,6 +15705,7 @@
     </w:tblStylePr>
     <w:tblStylePr w:type="lastCol">
       <w:rPr>
+        <w:rFonts w:eastAsia="黑体"/>
         <w:color w:themeColor="background1" w:val="FFFFFF"/>
       </w:rPr>
       <w:tblPr/>
@@ -15044,6 +15735,7 @@
       <w:spacing w:after="0" w:line="240" w:lineRule="auto"/>
     </w:pPr>
     <w:rPr>
+      <w:rFonts w:eastAsia="黑体"/>
       <w:color w:themeColor="text1" w:val="000000"/>
     </w:rPr>
     <w:tblPr>
@@ -15065,6 +15757,7 @@
     </w:tcPr>
     <w:tblStylePr w:type="firstRow">
       <w:rPr>
+        <w:rFonts w:eastAsia="黑体"/>
         <w:b/>
         <w:bCs/>
       </w:rPr>
@@ -15075,6 +15768,7 @@
     </w:tblStylePr>
     <w:tblStylePr w:type="lastRow">
       <w:rPr>
+        <w:rFonts w:eastAsia="黑体"/>
         <w:b/>
         <w:bCs/>
         <w:color w:themeColor="text1" w:val="000000"/>
@@ -15086,6 +15780,7 @@
     </w:tblStylePr>
     <w:tblStylePr w:type="firstCol">
       <w:rPr>
+        <w:rFonts w:eastAsia="黑体"/>
         <w:color w:themeColor="background1" w:val="FFFFFF"/>
       </w:rPr>
       <w:tblPr/>
@@ -15095,6 +15790,7 @@
     </w:tblStylePr>
     <w:tblStylePr w:type="lastCol">
       <w:rPr>
+        <w:rFonts w:eastAsia="黑体"/>
         <w:color w:themeColor="background1" w:val="FFFFFF"/>
       </w:rPr>
       <w:tblPr/>
@@ -15124,6 +15820,7 @@
       <w:spacing w:after="0" w:line="240" w:lineRule="auto"/>
     </w:pPr>
     <w:rPr>
+      <w:rFonts w:eastAsia="黑体"/>
       <w:color w:themeColor="text1" w:val="000000"/>
     </w:rPr>
     <w:tblPr>
@@ -15145,6 +15842,7 @@
     </w:tcPr>
     <w:tblStylePr w:type="firstRow">
       <w:rPr>
+        <w:rFonts w:eastAsia="黑体"/>
         <w:b/>
         <w:bCs/>
       </w:rPr>
@@ -15155,6 +15853,7 @@
     </w:tblStylePr>
     <w:tblStylePr w:type="lastRow">
       <w:rPr>
+        <w:rFonts w:eastAsia="黑体"/>
         <w:b/>
         <w:bCs/>
         <w:color w:themeColor="text1" w:val="000000"/>
@@ -15166,6 +15865,7 @@
     </w:tblStylePr>
     <w:tblStylePr w:type="firstCol">
       <w:rPr>
+        <w:rFonts w:eastAsia="黑体"/>
         <w:color w:themeColor="background1" w:val="FFFFFF"/>
       </w:rPr>
       <w:tblPr/>
@@ -15175,6 +15875,7 @@
     </w:tblStylePr>
     <w:tblStylePr w:type="lastCol">
       <w:rPr>
+        <w:rFonts w:eastAsia="黑体"/>
         <w:color w:themeColor="background1" w:val="FFFFFF"/>
       </w:rPr>
       <w:tblPr/>
@@ -15204,6 +15905,7 @@
       <w:spacing w:after="0" w:line="240" w:lineRule="auto"/>
     </w:pPr>
     <w:rPr>
+      <w:rFonts w:eastAsia="黑体"/>
       <w:color w:themeColor="text1" w:val="000000"/>
     </w:rPr>
     <w:tblPr>
@@ -15225,6 +15927,7 @@
     </w:tcPr>
     <w:tblStylePr w:type="firstRow">
       <w:rPr>
+        <w:rFonts w:eastAsia="黑体"/>
         <w:b/>
         <w:bCs/>
       </w:rPr>
@@ -15235,6 +15938,7 @@
     </w:tblStylePr>
     <w:tblStylePr w:type="lastRow">
       <w:rPr>
+        <w:rFonts w:eastAsia="黑体"/>
         <w:b/>
         <w:bCs/>
         <w:color w:themeColor="text1" w:val="000000"/>
@@ -15246,6 +15950,7 @@
     </w:tblStylePr>
     <w:tblStylePr w:type="firstCol">
       <w:rPr>
+        <w:rFonts w:eastAsia="黑体"/>
         <w:color w:themeColor="background1" w:val="FFFFFF"/>
       </w:rPr>
       <w:tblPr/>
@@ -15255,6 +15960,7 @@
     </w:tblStylePr>
     <w:tblStylePr w:type="lastCol">
       <w:rPr>
+        <w:rFonts w:eastAsia="黑体"/>
         <w:color w:themeColor="background1" w:val="FFFFFF"/>
       </w:rPr>
       <w:tblPr/>
@@ -15287,6 +15993,7 @@
     <w:name w:val="KeywordTok"/>
     <w:basedOn w:val="VerbatimChar"/>
     <w:rPr>
+      <w:rFonts w:eastAsia="黑体"/>
       <w:b/>
       <w:color w:val="007020"/>
     </w:rPr>
@@ -15295,6 +16002,7 @@
     <w:name w:val="DataTypeTok"/>
     <w:basedOn w:val="VerbatimChar"/>
     <w:rPr>
+      <w:rFonts w:eastAsia="黑体"/>
       <w:color w:val="902000"/>
     </w:rPr>
   </w:style>
@@ -15302,6 +16010,7 @@
     <w:name w:val="DecValTok"/>
     <w:basedOn w:val="VerbatimChar"/>
     <w:rPr>
+      <w:rFonts w:eastAsia="黑体"/>
       <w:color w:val="40a070"/>
     </w:rPr>
   </w:style>
@@ -15309,6 +16018,7 @@
     <w:name w:val="BaseNTok"/>
     <w:basedOn w:val="VerbatimChar"/>
     <w:rPr>
+      <w:rFonts w:eastAsia="黑体"/>
       <w:color w:val="40a070"/>
     </w:rPr>
   </w:style>
@@ -15316,6 +16026,7 @@
     <w:name w:val="FloatTok"/>
     <w:basedOn w:val="VerbatimChar"/>
     <w:rPr>
+      <w:rFonts w:eastAsia="黑体"/>
       <w:color w:val="40a070"/>
     </w:rPr>
   </w:style>
@@ -15323,6 +16034,7 @@
     <w:name w:val="ConstantTok"/>
     <w:basedOn w:val="VerbatimChar"/>
     <w:rPr>
+      <w:rFonts w:eastAsia="黑体"/>
       <w:color w:val="880000"/>
     </w:rPr>
   </w:style>
@@ -15330,6 +16042,7 @@
     <w:name w:val="CharTok"/>
     <w:basedOn w:val="VerbatimChar"/>
     <w:rPr>
+      <w:rFonts w:eastAsia="黑体"/>
       <w:color w:val="4070a0"/>
     </w:rPr>
   </w:style>
@@ -15337,6 +16050,7 @@
     <w:name w:val="SpecialCharTok"/>
     <w:basedOn w:val="VerbatimChar"/>
     <w:rPr>
+      <w:rFonts w:eastAsia="黑体"/>
       <w:color w:val="4070a0"/>
     </w:rPr>
   </w:style>
@@ -15344,6 +16058,7 @@
     <w:name w:val="StringTok"/>
     <w:basedOn w:val="VerbatimChar"/>
     <w:rPr>
+      <w:rFonts w:eastAsia="黑体"/>
       <w:color w:val="4070a0"/>
     </w:rPr>
   </w:style>
@@ -15351,6 +16066,7 @@
     <w:name w:val="VerbatimStringTok"/>
     <w:basedOn w:val="VerbatimChar"/>
     <w:rPr>
+      <w:rFonts w:eastAsia="黑体"/>
       <w:color w:val="4070a0"/>
     </w:rPr>
   </w:style>
@@ -15358,6 +16074,7 @@
     <w:name w:val="SpecialStringTok"/>
     <w:basedOn w:val="VerbatimChar"/>
     <w:rPr>
+      <w:rFonts w:eastAsia="黑体"/>
       <w:color w:val="bb6688"/>
     </w:rPr>
   </w:style>
@@ -15365,6 +16082,7 @@
     <w:name w:val="ImportTok"/>
     <w:basedOn w:val="VerbatimChar"/>
     <w:rPr>
+      <w:rFonts w:eastAsia="黑体"/>
       <w:b/>
       <w:color w:val="008000"/>
     </w:rPr>
@@ -15373,6 +16091,7 @@
     <w:name w:val="CommentTok"/>
     <w:basedOn w:val="VerbatimChar"/>
     <w:rPr>
+      <w:rFonts w:eastAsia="黑体"/>
       <w:i/>
       <w:color w:val="60a0b0"/>
     </w:rPr>
@@ -15381,6 +16100,7 @@
     <w:name w:val="DocumentationTok"/>
     <w:basedOn w:val="VerbatimChar"/>
     <w:rPr>
+      <w:rFonts w:eastAsia="黑体"/>
       <w:i/>
       <w:color w:val="ba2121"/>
     </w:rPr>
@@ -15389,6 +16109,7 @@
     <w:name w:val="AnnotationTok"/>
     <w:basedOn w:val="VerbatimChar"/>
     <w:rPr>
+      <w:rFonts w:eastAsia="黑体"/>
       <w:b/>
       <w:i/>
       <w:color w:val="60a0b0"/>
@@ -15398,6 +16119,7 @@
     <w:name w:val="CommentVarTok"/>
     <w:basedOn w:val="VerbatimChar"/>
     <w:rPr>
+      <w:rFonts w:eastAsia="黑体"/>
       <w:b/>
       <w:i/>
       <w:color w:val="60a0b0"/>
@@ -15407,6 +16129,7 @@
     <w:name w:val="OtherTok"/>
     <w:basedOn w:val="VerbatimChar"/>
     <w:rPr>
+      <w:rFonts w:eastAsia="黑体"/>
       <w:color w:val="007020"/>
     </w:rPr>
   </w:style>
@@ -15414,6 +16137,7 @@
     <w:name w:val="FunctionTok"/>
     <w:basedOn w:val="VerbatimChar"/>
     <w:rPr>
+      <w:rFonts w:eastAsia="黑体"/>
       <w:color w:val="06287e"/>
     </w:rPr>
   </w:style>
@@ -15421,6 +16145,7 @@
     <w:name w:val="VariableTok"/>
     <w:basedOn w:val="VerbatimChar"/>
     <w:rPr>
+      <w:rFonts w:eastAsia="黑体"/>
       <w:color w:val="19177c"/>
     </w:rPr>
   </w:style>
@@ -15428,6 +16153,7 @@
     <w:name w:val="ControlFlowTok"/>
     <w:basedOn w:val="VerbatimChar"/>
     <w:rPr>
+      <w:rFonts w:eastAsia="黑体"/>
       <w:b/>
       <w:color w:val="007020"/>
     </w:rPr>
@@ -15436,6 +16162,7 @@
     <w:name w:val="OperatorTok"/>
     <w:basedOn w:val="VerbatimChar"/>
     <w:rPr>
+      <w:rFonts w:eastAsia="黑体"/>
       <w:color w:val="666666"/>
     </w:rPr>
   </w:style>
@@ -15443,18 +16170,22 @@
     <w:name w:val="BuiltInTok"/>
     <w:basedOn w:val="VerbatimChar"/>
     <w:rPr>
+      <w:rFonts w:eastAsia="黑体"/>
       <w:color w:val="008000"/>
     </w:rPr>
   </w:style>
   <w:style w:type="character" w:customStyle="1" w:styleId="ExtensionTok">
     <w:name w:val="ExtensionTok"/>
     <w:basedOn w:val="VerbatimChar"/>
-    <w:rPr/>
+    <w:rPr>
+      <w:rFonts w:eastAsia="黑体"/>
+    </w:rPr>
   </w:style>
   <w:style w:type="character" w:customStyle="1" w:styleId="PreprocessorTok">
     <w:name w:val="PreprocessorTok"/>
     <w:basedOn w:val="VerbatimChar"/>
     <w:rPr>
+      <w:rFonts w:eastAsia="黑体"/>
       <w:color w:val="bc7a00"/>
     </w:rPr>
   </w:style>
@@ -15462,18 +16193,22 @@
     <w:name w:val="AttributeTok"/>
     <w:basedOn w:val="VerbatimChar"/>
     <w:rPr>
+      <w:rFonts w:eastAsia="黑体"/>
       <w:color w:val="7d9029"/>
     </w:rPr>
   </w:style>
   <w:style w:type="character" w:customStyle="1" w:styleId="RegionMarkerTok">
     <w:name w:val="RegionMarkerTok"/>
     <w:basedOn w:val="VerbatimChar"/>
-    <w:rPr/>
+    <w:rPr>
+      <w:rFonts w:eastAsia="黑体"/>
+    </w:rPr>
   </w:style>
   <w:style w:type="character" w:customStyle="1" w:styleId="InformationTok">
     <w:name w:val="InformationTok"/>
     <w:basedOn w:val="VerbatimChar"/>
     <w:rPr>
+      <w:rFonts w:eastAsia="黑体"/>
       <w:b/>
       <w:i/>
       <w:color w:val="60a0b0"/>
@@ -15483,6 +16218,7 @@
     <w:name w:val="WarningTok"/>
     <w:basedOn w:val="VerbatimChar"/>
     <w:rPr>
+      <w:rFonts w:eastAsia="黑体"/>
       <w:b/>
       <w:i/>
       <w:color w:val="60a0b0"/>
@@ -15492,6 +16228,7 @@
     <w:name w:val="AlertTok"/>
     <w:basedOn w:val="VerbatimChar"/>
     <w:rPr>
+      <w:rFonts w:eastAsia="黑体"/>
       <w:b/>
       <w:color w:val="ff0000"/>
     </w:rPr>
@@ -15500,6 +16237,7 @@
     <w:name w:val="ErrorTok"/>
     <w:basedOn w:val="VerbatimChar"/>
     <w:rPr>
+      <w:rFonts w:eastAsia="黑体"/>
       <w:b/>
       <w:color w:val="ff0000"/>
     </w:rPr>
@@ -15507,7 +16245,9 @@
   <w:style w:type="character" w:customStyle="1" w:styleId="NormalTok">
     <w:name w:val="NormalTok"/>
     <w:basedOn w:val="VerbatimChar"/>
-    <w:rPr/>
+    <w:rPr>
+      <w:rFonts w:eastAsia="黑体"/>
+    </w:rPr>
   </w:style>
 </w:styles>
 </file>
@@ -15556,12 +16296,12 @@
     <a:fontScheme name="Office">
       <a:majorFont>
         <a:latin typeface="Calibri"/>
-        <a:ea typeface=""/>
+        <a:ea typeface="黑体"/>
         <a:cs typeface=""/>
         <a:font script="Jpan" typeface="ＭＳ ゴシック"/>
         <a:font script="Hang" typeface="맑은 고딕"/>
-        <a:font script="Hans" typeface="宋体"/>
-        <a:font script="Hant" typeface="新細明體"/>
+        <a:font script="Hans" typeface="黑体"/>
+        <a:font script="Hant" typeface="黑体"/>
         <a:font script="Arab" typeface="Times New Roman"/>
         <a:font script="Hebr" typeface="Times New Roman"/>
         <a:font script="Thai" typeface="Angsana New"/>
@@ -15591,12 +16331,12 @@
       </a:majorFont>
       <a:minorFont>
         <a:latin typeface="Cambria"/>
-        <a:ea typeface=""/>
+        <a:ea typeface="黑体"/>
         <a:cs typeface=""/>
         <a:font script="Jpan" typeface="ＭＳ 明朝"/>
         <a:font script="Hang" typeface="맑은 고딕"/>
-        <a:font script="Hans" typeface="宋体"/>
-        <a:font script="Hant" typeface="新細明體"/>
+        <a:font script="Hans" typeface="黑体"/>
+        <a:font script="Hant" typeface="黑体"/>
         <a:font script="Arab" typeface="Arial"/>
         <a:font script="Hebr" typeface="Arial"/>
         <a:font script="Thai" typeface="Cordia New"/>

--- a/11-变流电路/02-逆变电路/正弦波逆变电路/正弦波逆变电路.docx
+++ b/11-变流电路/02-逆变电路/正弦波逆变电路/正弦波逆变电路.docx
@@ -3225,7 +3225,7 @@
           <w:color w:val="555555"/>
           <w:sz w:val="21"/>
         </w:rPr>
-        <w:t>材料收集者：杜文杰，WX手机：19519196569，QQ:3478827729</w:t>
+        <w:t>材料收集者：杜文杰，微信/手机：19519196569，QQ:3478827729</w:t>
       </w:r>
     </w:p>
     <w:sectPr>
